--- a/โมเดลที่จะเอาไปใช้ต่อ/คู่มือผู้ใช้งาน/LightGBM_V5_User_Manual_TH.docx
+++ b/โมเดลที่จะเอาไปใช้ต่อ/คู่มือผู้ใช้งาน/LightGBM_V5_User_Manual_TH.docx
@@ -6,7 +6,7 @@
       <w:pPr>
         <w:jc w:val="center"/>
         <w:rPr>
-          <w:rFonts w:ascii="TH SarabunPSK" w:hAnsi="TH SarabunPSK" w:cs="TH SarabunPSK" w:hint="cs"/>
+          <w:rFonts w:ascii="TH SarabunPSK" w:hAnsi="TH SarabunPSK" w:cs="TH SarabunPSK"/>
           <w:color w:val="auto"/>
           <w:sz w:val="36"/>
           <w:szCs w:val="36"/>
@@ -27,7 +27,7 @@
       <w:pPr>
         <w:jc w:val="center"/>
         <w:rPr>
-          <w:rFonts w:ascii="TH SarabunPSK" w:hAnsi="TH SarabunPSK" w:cs="TH SarabunPSK" w:hint="cs"/>
+          <w:rFonts w:ascii="TH SarabunPSK" w:hAnsi="TH SarabunPSK" w:cs="TH SarabunPSK"/>
           <w:color w:val="auto"/>
           <w:sz w:val="36"/>
           <w:szCs w:val="36"/>
@@ -68,7 +68,7 @@
           <w:p>
             <w:pPr>
               <w:rPr>
-                <w:rFonts w:ascii="TH SarabunPSK" w:hAnsi="TH SarabunPSK" w:cs="TH SarabunPSK" w:hint="cs"/>
+                <w:rFonts w:ascii="TH SarabunPSK" w:hAnsi="TH SarabunPSK" w:cs="TH SarabunPSK"/>
                 <w:color w:val="auto"/>
                 <w:sz w:val="36"/>
                 <w:szCs w:val="36"/>
@@ -88,7 +88,7 @@
           <w:p>
             <w:pPr>
               <w:rPr>
-                <w:rFonts w:ascii="TH SarabunPSK" w:hAnsi="TH SarabunPSK" w:cs="TH SarabunPSK" w:hint="cs"/>
+                <w:rFonts w:ascii="TH SarabunPSK" w:hAnsi="TH SarabunPSK" w:cs="TH SarabunPSK"/>
                 <w:color w:val="auto"/>
                 <w:sz w:val="36"/>
                 <w:szCs w:val="36"/>
@@ -110,7 +110,7 @@
     <w:p>
       <w:pPr>
         <w:rPr>
-          <w:rFonts w:ascii="TH SarabunPSK" w:hAnsi="TH SarabunPSK" w:cs="TH SarabunPSK" w:hint="cs"/>
+          <w:rFonts w:ascii="TH SarabunPSK" w:hAnsi="TH SarabunPSK" w:cs="TH SarabunPSK"/>
           <w:color w:val="auto"/>
           <w:sz w:val="36"/>
           <w:szCs w:val="36"/>
@@ -121,7 +121,7 @@
       <w:pPr>
         <w:pStyle w:val="Heading1"/>
         <w:rPr>
-          <w:rFonts w:ascii="TH SarabunPSK" w:hAnsi="TH SarabunPSK" w:cs="TH SarabunPSK" w:hint="cs"/>
+          <w:rFonts w:ascii="TH SarabunPSK" w:hAnsi="TH SarabunPSK" w:cs="TH SarabunPSK"/>
           <w:color w:val="auto"/>
           <w:sz w:val="36"/>
           <w:szCs w:val="36"/>
@@ -140,7 +140,7 @@
     <w:p>
       <w:pPr>
         <w:rPr>
-          <w:rFonts w:ascii="TH SarabunPSK" w:hAnsi="TH SarabunPSK" w:cs="TH SarabunPSK" w:hint="cs"/>
+          <w:rFonts w:ascii="TH SarabunPSK" w:hAnsi="TH SarabunPSK" w:cs="TH SarabunPSK"/>
           <w:color w:val="auto"/>
           <w:sz w:val="36"/>
           <w:szCs w:val="36"/>
@@ -160,7 +160,7 @@
       <w:pPr>
         <w:pStyle w:val="ListBullet"/>
         <w:rPr>
-          <w:rFonts w:ascii="TH SarabunPSK" w:hAnsi="TH SarabunPSK" w:cs="TH SarabunPSK" w:hint="cs"/>
+          <w:rFonts w:ascii="TH SarabunPSK" w:hAnsi="TH SarabunPSK" w:cs="TH SarabunPSK"/>
           <w:color w:val="auto"/>
           <w:sz w:val="36"/>
           <w:szCs w:val="36"/>
@@ -180,7 +180,7 @@
       <w:pPr>
         <w:pStyle w:val="ListBullet"/>
         <w:rPr>
-          <w:rFonts w:ascii="TH SarabunPSK" w:hAnsi="TH SarabunPSK" w:cs="TH SarabunPSK" w:hint="cs"/>
+          <w:rFonts w:ascii="TH SarabunPSK" w:hAnsi="TH SarabunPSK" w:cs="TH SarabunPSK"/>
           <w:color w:val="auto"/>
           <w:sz w:val="36"/>
           <w:szCs w:val="36"/>
@@ -200,7 +200,7 @@
       <w:pPr>
         <w:pStyle w:val="ListBullet"/>
         <w:rPr>
-          <w:rFonts w:ascii="TH SarabunPSK" w:hAnsi="TH SarabunPSK" w:cs="TH SarabunPSK" w:hint="cs"/>
+          <w:rFonts w:ascii="TH SarabunPSK" w:hAnsi="TH SarabunPSK" w:cs="TH SarabunPSK"/>
           <w:color w:val="auto"/>
           <w:sz w:val="36"/>
           <w:szCs w:val="36"/>
@@ -220,7 +220,7 @@
       <w:pPr>
         <w:pStyle w:val="ListBullet"/>
         <w:rPr>
-          <w:rFonts w:ascii="TH SarabunPSK" w:hAnsi="TH SarabunPSK" w:cs="TH SarabunPSK" w:hint="cs"/>
+          <w:rFonts w:ascii="TH SarabunPSK" w:hAnsi="TH SarabunPSK" w:cs="TH SarabunPSK"/>
           <w:color w:val="auto"/>
           <w:sz w:val="36"/>
           <w:szCs w:val="36"/>
@@ -240,7 +240,7 @@
       <w:pPr>
         <w:pStyle w:val="Heading1"/>
         <w:rPr>
-          <w:rFonts w:ascii="TH SarabunPSK" w:hAnsi="TH SarabunPSK" w:cs="TH SarabunPSK" w:hint="cs"/>
+          <w:rFonts w:ascii="TH SarabunPSK" w:hAnsi="TH SarabunPSK" w:cs="TH SarabunPSK"/>
           <w:color w:val="auto"/>
           <w:sz w:val="36"/>
           <w:szCs w:val="36"/>
@@ -259,7 +259,7 @@
     <w:p>
       <w:pPr>
         <w:rPr>
-          <w:rFonts w:ascii="TH SarabunPSK" w:hAnsi="TH SarabunPSK" w:cs="TH SarabunPSK" w:hint="cs"/>
+          <w:rFonts w:ascii="TH SarabunPSK" w:hAnsi="TH SarabunPSK" w:cs="TH SarabunPSK"/>
           <w:color w:val="auto"/>
           <w:sz w:val="36"/>
           <w:szCs w:val="36"/>
@@ -304,7 +304,7 @@
           <w:p>
             <w:pPr>
               <w:rPr>
-                <w:rFonts w:ascii="TH SarabunPSK" w:hAnsi="TH SarabunPSK" w:cs="TH SarabunPSK" w:hint="cs"/>
+                <w:rFonts w:ascii="TH SarabunPSK" w:hAnsi="TH SarabunPSK" w:cs="TH SarabunPSK"/>
                 <w:color w:val="auto"/>
                 <w:sz w:val="36"/>
                 <w:szCs w:val="36"/>
@@ -331,7 +331,7 @@
           <w:p>
             <w:pPr>
               <w:rPr>
-                <w:rFonts w:ascii="TH SarabunPSK" w:hAnsi="TH SarabunPSK" w:cs="TH SarabunPSK" w:hint="cs"/>
+                <w:rFonts w:ascii="TH SarabunPSK" w:hAnsi="TH SarabunPSK" w:cs="TH SarabunPSK"/>
                 <w:color w:val="auto"/>
                 <w:sz w:val="36"/>
                 <w:szCs w:val="36"/>
@@ -358,7 +358,7 @@
           <w:p>
             <w:pPr>
               <w:rPr>
-                <w:rFonts w:ascii="TH SarabunPSK" w:hAnsi="TH SarabunPSK" w:cs="TH SarabunPSK" w:hint="cs"/>
+                <w:rFonts w:ascii="TH SarabunPSK" w:hAnsi="TH SarabunPSK" w:cs="TH SarabunPSK"/>
                 <w:color w:val="auto"/>
                 <w:sz w:val="36"/>
                 <w:szCs w:val="36"/>
@@ -386,7 +386,7 @@
           <w:p>
             <w:pPr>
               <w:rPr>
-                <w:rFonts w:ascii="TH SarabunPSK" w:hAnsi="TH SarabunPSK" w:cs="TH SarabunPSK" w:hint="cs"/>
+                <w:rFonts w:ascii="TH SarabunPSK" w:hAnsi="TH SarabunPSK" w:cs="TH SarabunPSK"/>
                 <w:color w:val="auto"/>
                 <w:sz w:val="36"/>
                 <w:szCs w:val="36"/>
@@ -411,7 +411,7 @@
           <w:p>
             <w:pPr>
               <w:rPr>
-                <w:rFonts w:ascii="TH SarabunPSK" w:hAnsi="TH SarabunPSK" w:cs="TH SarabunPSK" w:hint="cs"/>
+                <w:rFonts w:ascii="TH SarabunPSK" w:hAnsi="TH SarabunPSK" w:cs="TH SarabunPSK"/>
                 <w:color w:val="auto"/>
                 <w:sz w:val="36"/>
                 <w:szCs w:val="36"/>
@@ -436,7 +436,7 @@
           <w:p>
             <w:pPr>
               <w:rPr>
-                <w:rFonts w:ascii="TH SarabunPSK" w:hAnsi="TH SarabunPSK" w:cs="TH SarabunPSK" w:hint="cs"/>
+                <w:rFonts w:ascii="TH SarabunPSK" w:hAnsi="TH SarabunPSK" w:cs="TH SarabunPSK"/>
                 <w:color w:val="auto"/>
                 <w:sz w:val="36"/>
                 <w:szCs w:val="36"/>
@@ -463,7 +463,7 @@
           <w:p>
             <w:pPr>
               <w:rPr>
-                <w:rFonts w:ascii="TH SarabunPSK" w:hAnsi="TH SarabunPSK" w:cs="TH SarabunPSK" w:hint="cs"/>
+                <w:rFonts w:ascii="TH SarabunPSK" w:hAnsi="TH SarabunPSK" w:cs="TH SarabunPSK"/>
                 <w:color w:val="auto"/>
                 <w:sz w:val="36"/>
                 <w:szCs w:val="36"/>
@@ -489,7 +489,7 @@
           <w:p>
             <w:pPr>
               <w:rPr>
-                <w:rFonts w:ascii="TH SarabunPSK" w:hAnsi="TH SarabunPSK" w:cs="TH SarabunPSK" w:hint="cs"/>
+                <w:rFonts w:ascii="TH SarabunPSK" w:hAnsi="TH SarabunPSK" w:cs="TH SarabunPSK"/>
                 <w:color w:val="auto"/>
                 <w:sz w:val="36"/>
                 <w:szCs w:val="36"/>
@@ -514,7 +514,7 @@
           <w:p>
             <w:pPr>
               <w:rPr>
-                <w:rFonts w:ascii="TH SarabunPSK" w:hAnsi="TH SarabunPSK" w:cs="TH SarabunPSK" w:hint="cs"/>
+                <w:rFonts w:ascii="TH SarabunPSK" w:hAnsi="TH SarabunPSK" w:cs="TH SarabunPSK"/>
                 <w:color w:val="auto"/>
                 <w:sz w:val="36"/>
                 <w:szCs w:val="36"/>
@@ -541,7 +541,7 @@
           <w:p>
             <w:pPr>
               <w:rPr>
-                <w:rFonts w:ascii="TH SarabunPSK" w:hAnsi="TH SarabunPSK" w:cs="TH SarabunPSK" w:hint="cs"/>
+                <w:rFonts w:ascii="TH SarabunPSK" w:hAnsi="TH SarabunPSK" w:cs="TH SarabunPSK"/>
                 <w:color w:val="auto"/>
                 <w:sz w:val="36"/>
                 <w:szCs w:val="36"/>
@@ -566,7 +566,7 @@
           <w:p>
             <w:pPr>
               <w:rPr>
-                <w:rFonts w:ascii="TH SarabunPSK" w:hAnsi="TH SarabunPSK" w:cs="TH SarabunPSK" w:hint="cs"/>
+                <w:rFonts w:ascii="TH SarabunPSK" w:hAnsi="TH SarabunPSK" w:cs="TH SarabunPSK"/>
                 <w:color w:val="auto"/>
                 <w:sz w:val="36"/>
                 <w:szCs w:val="36"/>
@@ -591,7 +591,7 @@
           <w:p>
             <w:pPr>
               <w:rPr>
-                <w:rFonts w:ascii="TH SarabunPSK" w:hAnsi="TH SarabunPSK" w:cs="TH SarabunPSK" w:hint="cs"/>
+                <w:rFonts w:ascii="TH SarabunPSK" w:hAnsi="TH SarabunPSK" w:cs="TH SarabunPSK"/>
                 <w:color w:val="auto"/>
                 <w:sz w:val="36"/>
                 <w:szCs w:val="36"/>
@@ -613,7 +613,7 @@
     <w:p>
       <w:pPr>
         <w:rPr>
-          <w:rFonts w:ascii="TH SarabunPSK" w:hAnsi="TH SarabunPSK" w:cs="TH SarabunPSK" w:hint="cs"/>
+          <w:rFonts w:ascii="TH SarabunPSK" w:hAnsi="TH SarabunPSK" w:cs="TH SarabunPSK"/>
           <w:color w:val="auto"/>
           <w:sz w:val="36"/>
           <w:szCs w:val="36"/>
@@ -624,7 +624,7 @@
       <w:pPr>
         <w:pStyle w:val="Heading1"/>
         <w:rPr>
-          <w:rFonts w:ascii="TH SarabunPSK" w:hAnsi="TH SarabunPSK" w:cs="TH SarabunPSK" w:hint="cs"/>
+          <w:rFonts w:ascii="TH SarabunPSK" w:hAnsi="TH SarabunPSK" w:cs="TH SarabunPSK"/>
           <w:color w:val="auto"/>
           <w:sz w:val="36"/>
           <w:szCs w:val="36"/>
@@ -643,7 +643,7 @@
     <w:p>
       <w:pPr>
         <w:rPr>
-          <w:rFonts w:ascii="TH SarabunPSK" w:hAnsi="TH SarabunPSK" w:cs="TH SarabunPSK" w:hint="cs"/>
+          <w:rFonts w:ascii="TH SarabunPSK" w:hAnsi="TH SarabunPSK" w:cs="TH SarabunPSK"/>
           <w:color w:val="auto"/>
           <w:sz w:val="36"/>
           <w:szCs w:val="36"/>
@@ -692,7 +692,7 @@
           <w:p>
             <w:pPr>
               <w:rPr>
-                <w:rFonts w:ascii="TH SarabunPSK" w:hAnsi="TH SarabunPSK" w:cs="TH SarabunPSK" w:hint="cs"/>
+                <w:rFonts w:ascii="TH SarabunPSK" w:hAnsi="TH SarabunPSK" w:cs="TH SarabunPSK"/>
                 <w:color w:val="auto"/>
                 <w:sz w:val="36"/>
                 <w:szCs w:val="36"/>
@@ -719,7 +719,7 @@
           <w:p>
             <w:pPr>
               <w:rPr>
-                <w:rFonts w:ascii="TH SarabunPSK" w:hAnsi="TH SarabunPSK" w:cs="TH SarabunPSK" w:hint="cs"/>
+                <w:rFonts w:ascii="TH SarabunPSK" w:hAnsi="TH SarabunPSK" w:cs="TH SarabunPSK"/>
                 <w:color w:val="auto"/>
                 <w:sz w:val="36"/>
                 <w:szCs w:val="36"/>
@@ -746,7 +746,7 @@
           <w:p>
             <w:pPr>
               <w:rPr>
-                <w:rFonts w:ascii="TH SarabunPSK" w:hAnsi="TH SarabunPSK" w:cs="TH SarabunPSK" w:hint="cs"/>
+                <w:rFonts w:ascii="TH SarabunPSK" w:hAnsi="TH SarabunPSK" w:cs="TH SarabunPSK"/>
                 <w:color w:val="auto"/>
                 <w:sz w:val="36"/>
                 <w:szCs w:val="36"/>
@@ -773,7 +773,7 @@
           <w:p>
             <w:pPr>
               <w:rPr>
-                <w:rFonts w:ascii="TH SarabunPSK" w:hAnsi="TH SarabunPSK" w:cs="TH SarabunPSK" w:hint="cs"/>
+                <w:rFonts w:ascii="TH SarabunPSK" w:hAnsi="TH SarabunPSK" w:cs="TH SarabunPSK"/>
                 <w:color w:val="auto"/>
                 <w:sz w:val="36"/>
                 <w:szCs w:val="36"/>
@@ -800,7 +800,7 @@
           <w:p>
             <w:pPr>
               <w:rPr>
-                <w:rFonts w:ascii="TH SarabunPSK" w:hAnsi="TH SarabunPSK" w:cs="TH SarabunPSK" w:hint="cs"/>
+                <w:rFonts w:ascii="TH SarabunPSK" w:hAnsi="TH SarabunPSK" w:cs="TH SarabunPSK"/>
                 <w:color w:val="auto"/>
                 <w:sz w:val="36"/>
                 <w:szCs w:val="36"/>
@@ -827,7 +827,7 @@
           <w:p>
             <w:pPr>
               <w:rPr>
-                <w:rFonts w:ascii="TH SarabunPSK" w:hAnsi="TH SarabunPSK" w:cs="TH SarabunPSK" w:hint="cs"/>
+                <w:rFonts w:ascii="TH SarabunPSK" w:hAnsi="TH SarabunPSK" w:cs="TH SarabunPSK"/>
                 <w:color w:val="auto"/>
                 <w:sz w:val="36"/>
                 <w:szCs w:val="36"/>
@@ -854,7 +854,7 @@
           <w:p>
             <w:pPr>
               <w:rPr>
-                <w:rFonts w:ascii="TH SarabunPSK" w:hAnsi="TH SarabunPSK" w:cs="TH SarabunPSK" w:hint="cs"/>
+                <w:rFonts w:ascii="TH SarabunPSK" w:hAnsi="TH SarabunPSK" w:cs="TH SarabunPSK"/>
                 <w:color w:val="auto"/>
                 <w:sz w:val="36"/>
                 <w:szCs w:val="36"/>
@@ -882,7 +882,7 @@
           <w:p>
             <w:pPr>
               <w:rPr>
-                <w:rFonts w:ascii="TH SarabunPSK" w:hAnsi="TH SarabunPSK" w:cs="TH SarabunPSK" w:hint="cs"/>
+                <w:rFonts w:ascii="TH SarabunPSK" w:hAnsi="TH SarabunPSK" w:cs="TH SarabunPSK"/>
                 <w:color w:val="auto"/>
                 <w:sz w:val="36"/>
                 <w:szCs w:val="36"/>
@@ -907,7 +907,7 @@
           <w:p>
             <w:pPr>
               <w:rPr>
-                <w:rFonts w:ascii="TH SarabunPSK" w:hAnsi="TH SarabunPSK" w:cs="TH SarabunPSK" w:hint="cs"/>
+                <w:rFonts w:ascii="TH SarabunPSK" w:hAnsi="TH SarabunPSK" w:cs="TH SarabunPSK"/>
                 <w:color w:val="auto"/>
                 <w:sz w:val="36"/>
                 <w:szCs w:val="36"/>
@@ -932,7 +932,7 @@
           <w:p>
             <w:pPr>
               <w:rPr>
-                <w:rFonts w:ascii="TH SarabunPSK" w:hAnsi="TH SarabunPSK" w:cs="TH SarabunPSK" w:hint="cs"/>
+                <w:rFonts w:ascii="TH SarabunPSK" w:hAnsi="TH SarabunPSK" w:cs="TH SarabunPSK"/>
                 <w:color w:val="auto"/>
                 <w:sz w:val="36"/>
                 <w:szCs w:val="36"/>
@@ -957,7 +957,7 @@
           <w:p>
             <w:pPr>
               <w:rPr>
-                <w:rFonts w:ascii="TH SarabunPSK" w:hAnsi="TH SarabunPSK" w:cs="TH SarabunPSK" w:hint="cs"/>
+                <w:rFonts w:ascii="TH SarabunPSK" w:hAnsi="TH SarabunPSK" w:cs="TH SarabunPSK"/>
                 <w:color w:val="auto"/>
                 <w:sz w:val="36"/>
                 <w:szCs w:val="36"/>
@@ -982,7 +982,7 @@
           <w:p>
             <w:pPr>
               <w:rPr>
-                <w:rFonts w:ascii="TH SarabunPSK" w:hAnsi="TH SarabunPSK" w:cs="TH SarabunPSK" w:hint="cs"/>
+                <w:rFonts w:ascii="TH SarabunPSK" w:hAnsi="TH SarabunPSK" w:cs="TH SarabunPSK"/>
                 <w:color w:val="auto"/>
                 <w:sz w:val="36"/>
                 <w:szCs w:val="36"/>
@@ -1007,7 +1007,7 @@
           <w:p>
             <w:pPr>
               <w:rPr>
-                <w:rFonts w:ascii="TH SarabunPSK" w:hAnsi="TH SarabunPSK" w:cs="TH SarabunPSK" w:hint="cs"/>
+                <w:rFonts w:ascii="TH SarabunPSK" w:hAnsi="TH SarabunPSK" w:cs="TH SarabunPSK"/>
                 <w:color w:val="auto"/>
                 <w:sz w:val="36"/>
                 <w:szCs w:val="36"/>
@@ -1032,7 +1032,7 @@
           <w:p>
             <w:pPr>
               <w:rPr>
-                <w:rFonts w:ascii="TH SarabunPSK" w:hAnsi="TH SarabunPSK" w:cs="TH SarabunPSK" w:hint="cs"/>
+                <w:rFonts w:ascii="TH SarabunPSK" w:hAnsi="TH SarabunPSK" w:cs="TH SarabunPSK"/>
                 <w:color w:val="auto"/>
                 <w:sz w:val="36"/>
                 <w:szCs w:val="36"/>
@@ -1059,7 +1059,7 @@
           <w:p>
             <w:pPr>
               <w:rPr>
-                <w:rFonts w:ascii="TH SarabunPSK" w:hAnsi="TH SarabunPSK" w:cs="TH SarabunPSK" w:hint="cs"/>
+                <w:rFonts w:ascii="TH SarabunPSK" w:hAnsi="TH SarabunPSK" w:cs="TH SarabunPSK"/>
                 <w:color w:val="auto"/>
                 <w:sz w:val="36"/>
                 <w:szCs w:val="36"/>
@@ -1084,7 +1084,7 @@
           <w:p>
             <w:pPr>
               <w:rPr>
-                <w:rFonts w:ascii="TH SarabunPSK" w:hAnsi="TH SarabunPSK" w:cs="TH SarabunPSK" w:hint="cs"/>
+                <w:rFonts w:ascii="TH SarabunPSK" w:hAnsi="TH SarabunPSK" w:cs="TH SarabunPSK"/>
                 <w:color w:val="auto"/>
                 <w:sz w:val="36"/>
                 <w:szCs w:val="36"/>
@@ -1109,7 +1109,7 @@
           <w:p>
             <w:pPr>
               <w:rPr>
-                <w:rFonts w:ascii="TH SarabunPSK" w:hAnsi="TH SarabunPSK" w:cs="TH SarabunPSK" w:hint="cs"/>
+                <w:rFonts w:ascii="TH SarabunPSK" w:hAnsi="TH SarabunPSK" w:cs="TH SarabunPSK"/>
                 <w:color w:val="auto"/>
                 <w:sz w:val="36"/>
                 <w:szCs w:val="36"/>
@@ -1134,7 +1134,7 @@
           <w:p>
             <w:pPr>
               <w:rPr>
-                <w:rFonts w:ascii="TH SarabunPSK" w:hAnsi="TH SarabunPSK" w:cs="TH SarabunPSK" w:hint="cs"/>
+                <w:rFonts w:ascii="TH SarabunPSK" w:hAnsi="TH SarabunPSK" w:cs="TH SarabunPSK"/>
                 <w:color w:val="auto"/>
                 <w:sz w:val="36"/>
                 <w:szCs w:val="36"/>
@@ -1159,7 +1159,7 @@
           <w:p>
             <w:pPr>
               <w:rPr>
-                <w:rFonts w:ascii="TH SarabunPSK" w:hAnsi="TH SarabunPSK" w:cs="TH SarabunPSK" w:hint="cs"/>
+                <w:rFonts w:ascii="TH SarabunPSK" w:hAnsi="TH SarabunPSK" w:cs="TH SarabunPSK"/>
                 <w:color w:val="auto"/>
                 <w:sz w:val="36"/>
                 <w:szCs w:val="36"/>
@@ -1184,7 +1184,7 @@
           <w:p>
             <w:pPr>
               <w:rPr>
-                <w:rFonts w:ascii="TH SarabunPSK" w:hAnsi="TH SarabunPSK" w:cs="TH SarabunPSK" w:hint="cs"/>
+                <w:rFonts w:ascii="TH SarabunPSK" w:hAnsi="TH SarabunPSK" w:cs="TH SarabunPSK"/>
                 <w:color w:val="auto"/>
                 <w:sz w:val="36"/>
                 <w:szCs w:val="36"/>
@@ -1209,7 +1209,7 @@
           <w:p>
             <w:pPr>
               <w:rPr>
-                <w:rFonts w:ascii="TH SarabunPSK" w:hAnsi="TH SarabunPSK" w:cs="TH SarabunPSK" w:hint="cs"/>
+                <w:rFonts w:ascii="TH SarabunPSK" w:hAnsi="TH SarabunPSK" w:cs="TH SarabunPSK"/>
                 <w:color w:val="auto"/>
                 <w:sz w:val="36"/>
                 <w:szCs w:val="36"/>
@@ -1231,7 +1231,7 @@
     <w:p>
       <w:pPr>
         <w:rPr>
-          <w:rFonts w:ascii="TH SarabunPSK" w:hAnsi="TH SarabunPSK" w:cs="TH SarabunPSK" w:hint="cs"/>
+          <w:rFonts w:ascii="TH SarabunPSK" w:hAnsi="TH SarabunPSK" w:cs="TH SarabunPSK"/>
           <w:color w:val="auto"/>
           <w:sz w:val="36"/>
           <w:szCs w:val="36"/>
@@ -1263,7 +1263,7 @@
           <w:p>
             <w:pPr>
               <w:rPr>
-                <w:rFonts w:ascii="TH SarabunPSK" w:hAnsi="TH SarabunPSK" w:cs="TH SarabunPSK" w:hint="cs"/>
+                <w:rFonts w:ascii="TH SarabunPSK" w:hAnsi="TH SarabunPSK" w:cs="TH SarabunPSK"/>
                 <w:color w:val="auto"/>
                 <w:sz w:val="36"/>
                 <w:szCs w:val="36"/>
@@ -1283,7 +1283,7 @@
           <w:p>
             <w:pPr>
               <w:rPr>
-                <w:rFonts w:ascii="TH SarabunPSK" w:hAnsi="TH SarabunPSK" w:cs="TH SarabunPSK" w:hint="cs"/>
+                <w:rFonts w:ascii="TH SarabunPSK" w:hAnsi="TH SarabunPSK" w:cs="TH SarabunPSK"/>
                 <w:color w:val="auto"/>
                 <w:sz w:val="36"/>
                 <w:szCs w:val="36"/>
@@ -1305,7 +1305,7 @@
     <w:p>
       <w:pPr>
         <w:rPr>
-          <w:rFonts w:ascii="TH SarabunPSK" w:hAnsi="TH SarabunPSK" w:cs="TH SarabunPSK" w:hint="cs"/>
+          <w:rFonts w:ascii="TH SarabunPSK" w:hAnsi="TH SarabunPSK" w:cs="TH SarabunPSK"/>
           <w:color w:val="auto"/>
           <w:sz w:val="36"/>
           <w:szCs w:val="36"/>
@@ -1316,7 +1316,7 @@
       <w:pPr>
         <w:pStyle w:val="Heading1"/>
         <w:rPr>
-          <w:rFonts w:ascii="TH SarabunPSK" w:hAnsi="TH SarabunPSK" w:cs="TH SarabunPSK" w:hint="cs"/>
+          <w:rFonts w:ascii="TH SarabunPSK" w:hAnsi="TH SarabunPSK" w:cs="TH SarabunPSK"/>
           <w:color w:val="auto"/>
           <w:sz w:val="36"/>
           <w:szCs w:val="36"/>
@@ -1335,7 +1335,7 @@
     <w:p>
       <w:pPr>
         <w:rPr>
-          <w:rFonts w:ascii="TH SarabunPSK" w:hAnsi="TH SarabunPSK" w:cs="TH SarabunPSK" w:hint="cs"/>
+          <w:rFonts w:ascii="TH SarabunPSK" w:hAnsi="TH SarabunPSK" w:cs="TH SarabunPSK"/>
           <w:color w:val="auto"/>
           <w:sz w:val="36"/>
           <w:szCs w:val="36"/>
@@ -1379,7 +1379,7 @@
           <w:p>
             <w:pPr>
               <w:rPr>
-                <w:rFonts w:ascii="TH SarabunPSK" w:hAnsi="TH SarabunPSK" w:cs="TH SarabunPSK" w:hint="cs"/>
+                <w:rFonts w:ascii="TH SarabunPSK" w:hAnsi="TH SarabunPSK" w:cs="TH SarabunPSK"/>
                 <w:color w:val="auto"/>
                 <w:sz w:val="36"/>
                 <w:szCs w:val="36"/>
@@ -1407,7 +1407,7 @@
           <w:p>
             <w:pPr>
               <w:rPr>
-                <w:rFonts w:ascii="TH SarabunPSK" w:hAnsi="TH SarabunPSK" w:cs="TH SarabunPSK" w:hint="cs"/>
+                <w:rFonts w:ascii="TH SarabunPSK" w:hAnsi="TH SarabunPSK" w:cs="TH SarabunPSK"/>
                 <w:color w:val="auto"/>
                 <w:sz w:val="36"/>
                 <w:szCs w:val="36"/>
@@ -1435,7 +1435,7 @@
           <w:p>
             <w:pPr>
               <w:rPr>
-                <w:rFonts w:ascii="TH SarabunPSK" w:hAnsi="TH SarabunPSK" w:cs="TH SarabunPSK" w:hint="cs"/>
+                <w:rFonts w:ascii="TH SarabunPSK" w:hAnsi="TH SarabunPSK" w:cs="TH SarabunPSK"/>
                 <w:color w:val="auto"/>
                 <w:sz w:val="36"/>
                 <w:szCs w:val="36"/>
@@ -1460,7 +1460,7 @@
           <w:p>
             <w:pPr>
               <w:rPr>
-                <w:rFonts w:ascii="TH SarabunPSK" w:hAnsi="TH SarabunPSK" w:cs="TH SarabunPSK" w:hint="cs"/>
+                <w:rFonts w:ascii="TH SarabunPSK" w:hAnsi="TH SarabunPSK" w:cs="TH SarabunPSK"/>
                 <w:color w:val="auto"/>
                 <w:sz w:val="36"/>
                 <w:szCs w:val="36"/>
@@ -1487,7 +1487,7 @@
           <w:p>
             <w:pPr>
               <w:rPr>
-                <w:rFonts w:ascii="TH SarabunPSK" w:hAnsi="TH SarabunPSK" w:cs="TH SarabunPSK" w:hint="cs"/>
+                <w:rFonts w:ascii="TH SarabunPSK" w:hAnsi="TH SarabunPSK" w:cs="TH SarabunPSK"/>
                 <w:color w:val="auto"/>
                 <w:sz w:val="36"/>
                 <w:szCs w:val="36"/>
@@ -1512,7 +1512,7 @@
           <w:p>
             <w:pPr>
               <w:rPr>
-                <w:rFonts w:ascii="TH SarabunPSK" w:hAnsi="TH SarabunPSK" w:cs="TH SarabunPSK" w:hint="cs"/>
+                <w:rFonts w:ascii="TH SarabunPSK" w:hAnsi="TH SarabunPSK" w:cs="TH SarabunPSK"/>
                 <w:color w:val="auto"/>
                 <w:sz w:val="36"/>
                 <w:szCs w:val="36"/>
@@ -1539,7 +1539,7 @@
           <w:p>
             <w:pPr>
               <w:rPr>
-                <w:rFonts w:ascii="TH SarabunPSK" w:hAnsi="TH SarabunPSK" w:cs="TH SarabunPSK" w:hint="cs"/>
+                <w:rFonts w:ascii="TH SarabunPSK" w:hAnsi="TH SarabunPSK" w:cs="TH SarabunPSK"/>
                 <w:color w:val="auto"/>
                 <w:sz w:val="36"/>
                 <w:szCs w:val="36"/>
@@ -1564,7 +1564,7 @@
           <w:p>
             <w:pPr>
               <w:rPr>
-                <w:rFonts w:ascii="TH SarabunPSK" w:hAnsi="TH SarabunPSK" w:cs="TH SarabunPSK" w:hint="cs"/>
+                <w:rFonts w:ascii="TH SarabunPSK" w:hAnsi="TH SarabunPSK" w:cs="TH SarabunPSK"/>
                 <w:color w:val="auto"/>
                 <w:sz w:val="36"/>
                 <w:szCs w:val="36"/>
@@ -1591,7 +1591,7 @@
           <w:p>
             <w:pPr>
               <w:rPr>
-                <w:rFonts w:ascii="TH SarabunPSK" w:hAnsi="TH SarabunPSK" w:cs="TH SarabunPSK" w:hint="cs"/>
+                <w:rFonts w:ascii="TH SarabunPSK" w:hAnsi="TH SarabunPSK" w:cs="TH SarabunPSK"/>
                 <w:color w:val="auto"/>
                 <w:sz w:val="36"/>
                 <w:szCs w:val="36"/>
@@ -1616,7 +1616,7 @@
           <w:p>
             <w:pPr>
               <w:rPr>
-                <w:rFonts w:ascii="TH SarabunPSK" w:hAnsi="TH SarabunPSK" w:cs="TH SarabunPSK" w:hint="cs"/>
+                <w:rFonts w:ascii="TH SarabunPSK" w:hAnsi="TH SarabunPSK" w:cs="TH SarabunPSK"/>
                 <w:color w:val="auto"/>
                 <w:sz w:val="36"/>
                 <w:szCs w:val="36"/>
@@ -1643,7 +1643,7 @@
           <w:p>
             <w:pPr>
               <w:rPr>
-                <w:rFonts w:ascii="TH SarabunPSK" w:hAnsi="TH SarabunPSK" w:cs="TH SarabunPSK" w:hint="cs"/>
+                <w:rFonts w:ascii="TH SarabunPSK" w:hAnsi="TH SarabunPSK" w:cs="TH SarabunPSK"/>
                 <w:color w:val="auto"/>
                 <w:sz w:val="36"/>
                 <w:szCs w:val="36"/>
@@ -1668,7 +1668,7 @@
           <w:p>
             <w:pPr>
               <w:rPr>
-                <w:rFonts w:ascii="TH SarabunPSK" w:hAnsi="TH SarabunPSK" w:cs="TH SarabunPSK" w:hint="cs"/>
+                <w:rFonts w:ascii="TH SarabunPSK" w:hAnsi="TH SarabunPSK" w:cs="TH SarabunPSK"/>
                 <w:color w:val="auto"/>
                 <w:sz w:val="36"/>
                 <w:szCs w:val="36"/>
@@ -1695,7 +1695,7 @@
           <w:p>
             <w:pPr>
               <w:rPr>
-                <w:rFonts w:ascii="TH SarabunPSK" w:hAnsi="TH SarabunPSK" w:cs="TH SarabunPSK" w:hint="cs"/>
+                <w:rFonts w:ascii="TH SarabunPSK" w:hAnsi="TH SarabunPSK" w:cs="TH SarabunPSK"/>
                 <w:color w:val="auto"/>
                 <w:sz w:val="36"/>
                 <w:szCs w:val="36"/>
@@ -1720,7 +1720,7 @@
           <w:p>
             <w:pPr>
               <w:rPr>
-                <w:rFonts w:ascii="TH SarabunPSK" w:hAnsi="TH SarabunPSK" w:cs="TH SarabunPSK" w:hint="cs"/>
+                <w:rFonts w:ascii="TH SarabunPSK" w:hAnsi="TH SarabunPSK" w:cs="TH SarabunPSK"/>
                 <w:color w:val="auto"/>
                 <w:sz w:val="36"/>
                 <w:szCs w:val="36"/>
@@ -1747,7 +1747,7 @@
           <w:p>
             <w:pPr>
               <w:rPr>
-                <w:rFonts w:ascii="TH SarabunPSK" w:hAnsi="TH SarabunPSK" w:cs="TH SarabunPSK" w:hint="cs"/>
+                <w:rFonts w:ascii="TH SarabunPSK" w:hAnsi="TH SarabunPSK" w:cs="TH SarabunPSK"/>
                 <w:color w:val="auto"/>
                 <w:sz w:val="36"/>
                 <w:szCs w:val="36"/>
@@ -1772,7 +1772,7 @@
           <w:p>
             <w:pPr>
               <w:rPr>
-                <w:rFonts w:ascii="TH SarabunPSK" w:hAnsi="TH SarabunPSK" w:cs="TH SarabunPSK" w:hint="cs"/>
+                <w:rFonts w:ascii="TH SarabunPSK" w:hAnsi="TH SarabunPSK" w:cs="TH SarabunPSK"/>
                 <w:color w:val="auto"/>
                 <w:sz w:val="36"/>
                 <w:szCs w:val="36"/>
@@ -1794,7 +1794,7 @@
     <w:p>
       <w:pPr>
         <w:rPr>
-          <w:rFonts w:ascii="TH SarabunPSK" w:hAnsi="TH SarabunPSK" w:cs="TH SarabunPSK" w:hint="cs"/>
+          <w:rFonts w:ascii="TH SarabunPSK" w:hAnsi="TH SarabunPSK" w:cs="TH SarabunPSK"/>
           <w:color w:val="auto"/>
           <w:sz w:val="36"/>
           <w:szCs w:val="36"/>
@@ -1805,7 +1805,7 @@
       <w:pPr>
         <w:pStyle w:val="Heading1"/>
         <w:rPr>
-          <w:rFonts w:ascii="TH SarabunPSK" w:hAnsi="TH SarabunPSK" w:cs="TH SarabunPSK" w:hint="cs"/>
+          <w:rFonts w:ascii="TH SarabunPSK" w:hAnsi="TH SarabunPSK" w:cs="TH SarabunPSK"/>
           <w:color w:val="auto"/>
           <w:sz w:val="36"/>
           <w:szCs w:val="36"/>
@@ -1824,7 +1824,7 @@
     <w:p>
       <w:pPr>
         <w:rPr>
-          <w:rFonts w:ascii="TH SarabunPSK" w:hAnsi="TH SarabunPSK" w:cs="TH SarabunPSK" w:hint="cs"/>
+          <w:rFonts w:ascii="TH SarabunPSK" w:hAnsi="TH SarabunPSK" w:cs="TH SarabunPSK"/>
           <w:color w:val="auto"/>
           <w:sz w:val="36"/>
           <w:szCs w:val="36"/>
@@ -1844,7 +1844,7 @@
       <w:pPr>
         <w:pStyle w:val="ListNumber"/>
         <w:rPr>
-          <w:rFonts w:ascii="TH SarabunPSK" w:hAnsi="TH SarabunPSK" w:cs="TH SarabunPSK" w:hint="cs"/>
+          <w:rFonts w:ascii="TH SarabunPSK" w:hAnsi="TH SarabunPSK" w:cs="TH SarabunPSK"/>
           <w:color w:val="auto"/>
           <w:sz w:val="36"/>
           <w:szCs w:val="36"/>
@@ -1864,7 +1864,7 @@
       <w:pPr>
         <w:pStyle w:val="ListNumber"/>
         <w:rPr>
-          <w:rFonts w:ascii="TH SarabunPSK" w:hAnsi="TH SarabunPSK" w:cs="TH SarabunPSK" w:hint="cs"/>
+          <w:rFonts w:ascii="TH SarabunPSK" w:hAnsi="TH SarabunPSK" w:cs="TH SarabunPSK"/>
           <w:color w:val="auto"/>
           <w:sz w:val="36"/>
           <w:szCs w:val="36"/>
@@ -1885,7 +1885,7 @@
       <w:pPr>
         <w:pStyle w:val="ListNumber"/>
         <w:rPr>
-          <w:rFonts w:ascii="TH SarabunPSK" w:hAnsi="TH SarabunPSK" w:cs="TH SarabunPSK" w:hint="cs"/>
+          <w:rFonts w:ascii="TH SarabunPSK" w:hAnsi="TH SarabunPSK" w:cs="TH SarabunPSK"/>
           <w:color w:val="auto"/>
           <w:sz w:val="36"/>
           <w:szCs w:val="36"/>
@@ -1905,7 +1905,7 @@
       <w:pPr>
         <w:pStyle w:val="ListNumber"/>
         <w:rPr>
-          <w:rFonts w:ascii="TH SarabunPSK" w:hAnsi="TH SarabunPSK" w:cs="TH SarabunPSK" w:hint="cs"/>
+          <w:rFonts w:ascii="TH SarabunPSK" w:hAnsi="TH SarabunPSK" w:cs="TH SarabunPSK"/>
           <w:color w:val="auto"/>
           <w:sz w:val="36"/>
           <w:szCs w:val="36"/>
@@ -1925,7 +1925,7 @@
       <w:pPr>
         <w:pStyle w:val="ListNumber"/>
         <w:rPr>
-          <w:rFonts w:ascii="TH SarabunPSK" w:hAnsi="TH SarabunPSK" w:cs="TH SarabunPSK" w:hint="cs"/>
+          <w:rFonts w:ascii="TH SarabunPSK" w:hAnsi="TH SarabunPSK" w:cs="TH SarabunPSK"/>
           <w:color w:val="auto"/>
           <w:sz w:val="36"/>
           <w:szCs w:val="36"/>
@@ -1945,7 +1945,7 @@
       <w:pPr>
         <w:pStyle w:val="ListNumber"/>
         <w:rPr>
-          <w:rFonts w:ascii="TH SarabunPSK" w:hAnsi="TH SarabunPSK" w:cs="TH SarabunPSK" w:hint="cs"/>
+          <w:rFonts w:ascii="TH SarabunPSK" w:hAnsi="TH SarabunPSK" w:cs="TH SarabunPSK"/>
           <w:color w:val="auto"/>
           <w:sz w:val="36"/>
           <w:szCs w:val="36"/>
@@ -1976,7 +1976,7 @@
       <w:pPr>
         <w:pStyle w:val="ListNumber"/>
         <w:rPr>
-          <w:rFonts w:ascii="TH SarabunPSK" w:hAnsi="TH SarabunPSK" w:cs="TH SarabunPSK" w:hint="cs"/>
+          <w:rFonts w:ascii="TH SarabunPSK" w:hAnsi="TH SarabunPSK" w:cs="TH SarabunPSK"/>
           <w:color w:val="auto"/>
           <w:sz w:val="36"/>
           <w:szCs w:val="36"/>
@@ -2020,7 +2020,7 @@
           <w:p>
             <w:pPr>
               <w:rPr>
-                <w:rFonts w:ascii="TH SarabunPSK" w:hAnsi="TH SarabunPSK" w:cs="TH SarabunPSK" w:hint="cs"/>
+                <w:rFonts w:ascii="TH SarabunPSK" w:hAnsi="TH SarabunPSK" w:cs="TH SarabunPSK"/>
                 <w:color w:val="auto"/>
                 <w:sz w:val="36"/>
                 <w:szCs w:val="36"/>
@@ -2047,7 +2047,7 @@
           <w:p>
             <w:pPr>
               <w:rPr>
-                <w:rFonts w:ascii="TH SarabunPSK" w:hAnsi="TH SarabunPSK" w:cs="TH SarabunPSK" w:hint="cs"/>
+                <w:rFonts w:ascii="TH SarabunPSK" w:hAnsi="TH SarabunPSK" w:cs="TH SarabunPSK"/>
                 <w:color w:val="auto"/>
                 <w:sz w:val="36"/>
                 <w:szCs w:val="36"/>
@@ -2075,7 +2075,7 @@
           <w:p>
             <w:pPr>
               <w:rPr>
-                <w:rFonts w:ascii="TH SarabunPSK" w:hAnsi="TH SarabunPSK" w:cs="TH SarabunPSK" w:hint="cs"/>
+                <w:rFonts w:ascii="TH SarabunPSK" w:hAnsi="TH SarabunPSK" w:cs="TH SarabunPSK"/>
                 <w:color w:val="auto"/>
                 <w:sz w:val="36"/>
                 <w:szCs w:val="36"/>
@@ -2100,7 +2100,7 @@
           <w:p>
             <w:pPr>
               <w:rPr>
-                <w:rFonts w:ascii="TH SarabunPSK" w:hAnsi="TH SarabunPSK" w:cs="TH SarabunPSK" w:hint="cs"/>
+                <w:rFonts w:ascii="TH SarabunPSK" w:hAnsi="TH SarabunPSK" w:cs="TH SarabunPSK"/>
                 <w:color w:val="auto"/>
                 <w:sz w:val="36"/>
                 <w:szCs w:val="36"/>
@@ -2127,7 +2127,7 @@
           <w:p>
             <w:pPr>
               <w:rPr>
-                <w:rFonts w:ascii="TH SarabunPSK" w:hAnsi="TH SarabunPSK" w:cs="TH SarabunPSK" w:hint="cs"/>
+                <w:rFonts w:ascii="TH SarabunPSK" w:hAnsi="TH SarabunPSK" w:cs="TH SarabunPSK"/>
                 <w:color w:val="auto"/>
                 <w:sz w:val="36"/>
                 <w:szCs w:val="36"/>
@@ -2152,7 +2152,7 @@
           <w:p>
             <w:pPr>
               <w:rPr>
-                <w:rFonts w:ascii="TH SarabunPSK" w:hAnsi="TH SarabunPSK" w:cs="TH SarabunPSK" w:hint="cs"/>
+                <w:rFonts w:ascii="TH SarabunPSK" w:hAnsi="TH SarabunPSK" w:cs="TH SarabunPSK"/>
                 <w:color w:val="auto"/>
                 <w:sz w:val="36"/>
                 <w:szCs w:val="36"/>
@@ -2179,7 +2179,7 @@
           <w:p>
             <w:pPr>
               <w:rPr>
-                <w:rFonts w:ascii="TH SarabunPSK" w:hAnsi="TH SarabunPSK" w:cs="TH SarabunPSK" w:hint="cs"/>
+                <w:rFonts w:ascii="TH SarabunPSK" w:hAnsi="TH SarabunPSK" w:cs="TH SarabunPSK"/>
                 <w:color w:val="auto"/>
                 <w:sz w:val="36"/>
                 <w:szCs w:val="36"/>
@@ -2204,7 +2204,7 @@
           <w:p>
             <w:pPr>
               <w:rPr>
-                <w:rFonts w:ascii="TH SarabunPSK" w:hAnsi="TH SarabunPSK" w:cs="TH SarabunPSK" w:hint="cs"/>
+                <w:rFonts w:ascii="TH SarabunPSK" w:hAnsi="TH SarabunPSK" w:cs="TH SarabunPSK"/>
                 <w:color w:val="auto"/>
                 <w:sz w:val="36"/>
                 <w:szCs w:val="36"/>
@@ -2226,7 +2226,7 @@
     <w:p>
       <w:pPr>
         <w:rPr>
-          <w:rFonts w:ascii="TH SarabunPSK" w:hAnsi="TH SarabunPSK" w:cs="TH SarabunPSK" w:hint="cs"/>
+          <w:rFonts w:ascii="TH SarabunPSK" w:hAnsi="TH SarabunPSK" w:cs="TH SarabunPSK"/>
           <w:color w:val="auto"/>
           <w:sz w:val="36"/>
           <w:szCs w:val="36"/>
@@ -2237,7 +2237,7 @@
       <w:pPr>
         <w:pStyle w:val="Heading1"/>
         <w:rPr>
-          <w:rFonts w:ascii="TH SarabunPSK" w:hAnsi="TH SarabunPSK" w:cs="TH SarabunPSK" w:hint="cs"/>
+          <w:rFonts w:ascii="TH SarabunPSK" w:hAnsi="TH SarabunPSK" w:cs="TH SarabunPSK"/>
           <w:color w:val="auto"/>
           <w:sz w:val="36"/>
           <w:szCs w:val="36"/>
@@ -2256,7 +2256,7 @@
     <w:p>
       <w:pPr>
         <w:rPr>
-          <w:rFonts w:ascii="TH SarabunPSK" w:hAnsi="TH SarabunPSK" w:cs="TH SarabunPSK" w:hint="cs"/>
+          <w:rFonts w:ascii="TH SarabunPSK" w:hAnsi="TH SarabunPSK" w:cs="TH SarabunPSK"/>
           <w:color w:val="auto"/>
           <w:sz w:val="36"/>
           <w:szCs w:val="36"/>
@@ -2301,7 +2301,7 @@
           <w:p>
             <w:pPr>
               <w:rPr>
-                <w:rFonts w:ascii="TH SarabunPSK" w:hAnsi="TH SarabunPSK" w:cs="TH SarabunPSK" w:hint="cs"/>
+                <w:rFonts w:ascii="TH SarabunPSK" w:hAnsi="TH SarabunPSK" w:cs="TH SarabunPSK"/>
                 <w:color w:val="auto"/>
                 <w:sz w:val="36"/>
                 <w:szCs w:val="36"/>
@@ -2328,7 +2328,7 @@
           <w:p>
             <w:pPr>
               <w:rPr>
-                <w:rFonts w:ascii="TH SarabunPSK" w:hAnsi="TH SarabunPSK" w:cs="TH SarabunPSK" w:hint="cs"/>
+                <w:rFonts w:ascii="TH SarabunPSK" w:hAnsi="TH SarabunPSK" w:cs="TH SarabunPSK"/>
                 <w:color w:val="auto"/>
                 <w:sz w:val="36"/>
                 <w:szCs w:val="36"/>
@@ -2355,7 +2355,7 @@
           <w:p>
             <w:pPr>
               <w:rPr>
-                <w:rFonts w:ascii="TH SarabunPSK" w:hAnsi="TH SarabunPSK" w:cs="TH SarabunPSK" w:hint="cs"/>
+                <w:rFonts w:ascii="TH SarabunPSK" w:hAnsi="TH SarabunPSK" w:cs="TH SarabunPSK"/>
                 <w:color w:val="auto"/>
                 <w:sz w:val="36"/>
                 <w:szCs w:val="36"/>
@@ -2383,7 +2383,7 @@
           <w:p>
             <w:pPr>
               <w:rPr>
-                <w:rFonts w:ascii="TH SarabunPSK" w:hAnsi="TH SarabunPSK" w:cs="TH SarabunPSK" w:hint="cs"/>
+                <w:rFonts w:ascii="TH SarabunPSK" w:hAnsi="TH SarabunPSK" w:cs="TH SarabunPSK"/>
                 <w:color w:val="auto"/>
                 <w:sz w:val="36"/>
                 <w:szCs w:val="36"/>
@@ -2408,7 +2408,7 @@
           <w:p>
             <w:pPr>
               <w:rPr>
-                <w:rFonts w:ascii="TH SarabunPSK" w:hAnsi="TH SarabunPSK" w:cs="TH SarabunPSK" w:hint="cs"/>
+                <w:rFonts w:ascii="TH SarabunPSK" w:hAnsi="TH SarabunPSK" w:cs="TH SarabunPSK"/>
                 <w:color w:val="auto"/>
                 <w:sz w:val="36"/>
                 <w:szCs w:val="36"/>
@@ -2433,7 +2433,7 @@
           <w:p>
             <w:pPr>
               <w:rPr>
-                <w:rFonts w:ascii="TH SarabunPSK" w:hAnsi="TH SarabunPSK" w:cs="TH SarabunPSK" w:hint="cs"/>
+                <w:rFonts w:ascii="TH SarabunPSK" w:hAnsi="TH SarabunPSK" w:cs="TH SarabunPSK"/>
                 <w:color w:val="auto"/>
                 <w:sz w:val="36"/>
                 <w:szCs w:val="36"/>
@@ -2460,7 +2460,7 @@
           <w:p>
             <w:pPr>
               <w:rPr>
-                <w:rFonts w:ascii="TH SarabunPSK" w:hAnsi="TH SarabunPSK" w:cs="TH SarabunPSK" w:hint="cs"/>
+                <w:rFonts w:ascii="TH SarabunPSK" w:hAnsi="TH SarabunPSK" w:cs="TH SarabunPSK"/>
                 <w:color w:val="auto"/>
                 <w:sz w:val="36"/>
                 <w:szCs w:val="36"/>
@@ -2485,7 +2485,7 @@
           <w:p>
             <w:pPr>
               <w:rPr>
-                <w:rFonts w:ascii="TH SarabunPSK" w:hAnsi="TH SarabunPSK" w:cs="TH SarabunPSK" w:hint="cs"/>
+                <w:rFonts w:ascii="TH SarabunPSK" w:hAnsi="TH SarabunPSK" w:cs="TH SarabunPSK"/>
                 <w:color w:val="auto"/>
                 <w:sz w:val="36"/>
                 <w:szCs w:val="36"/>
@@ -2510,7 +2510,7 @@
           <w:p>
             <w:pPr>
               <w:rPr>
-                <w:rFonts w:ascii="TH SarabunPSK" w:hAnsi="TH SarabunPSK" w:cs="TH SarabunPSK" w:hint="cs"/>
+                <w:rFonts w:ascii="TH SarabunPSK" w:hAnsi="TH SarabunPSK" w:cs="TH SarabunPSK"/>
                 <w:color w:val="auto"/>
                 <w:sz w:val="36"/>
                 <w:szCs w:val="36"/>
@@ -2537,7 +2537,7 @@
           <w:p>
             <w:pPr>
               <w:rPr>
-                <w:rFonts w:ascii="TH SarabunPSK" w:hAnsi="TH SarabunPSK" w:cs="TH SarabunPSK" w:hint="cs"/>
+                <w:rFonts w:ascii="TH SarabunPSK" w:hAnsi="TH SarabunPSK" w:cs="TH SarabunPSK"/>
                 <w:color w:val="auto"/>
                 <w:sz w:val="36"/>
                 <w:szCs w:val="36"/>
@@ -2562,7 +2562,7 @@
           <w:p>
             <w:pPr>
               <w:rPr>
-                <w:rFonts w:ascii="TH SarabunPSK" w:hAnsi="TH SarabunPSK" w:cs="TH SarabunPSK" w:hint="cs"/>
+                <w:rFonts w:ascii="TH SarabunPSK" w:hAnsi="TH SarabunPSK" w:cs="TH SarabunPSK"/>
                 <w:color w:val="auto"/>
                 <w:sz w:val="36"/>
                 <w:szCs w:val="36"/>
@@ -2587,7 +2587,7 @@
           <w:p>
             <w:pPr>
               <w:rPr>
-                <w:rFonts w:ascii="TH SarabunPSK" w:hAnsi="TH SarabunPSK" w:cs="TH SarabunPSK" w:hint="cs"/>
+                <w:rFonts w:ascii="TH SarabunPSK" w:hAnsi="TH SarabunPSK" w:cs="TH SarabunPSK"/>
                 <w:color w:val="auto"/>
                 <w:sz w:val="36"/>
                 <w:szCs w:val="36"/>
@@ -2614,7 +2614,7 @@
           <w:p>
             <w:pPr>
               <w:rPr>
-                <w:rFonts w:ascii="TH SarabunPSK" w:hAnsi="TH SarabunPSK" w:cs="TH SarabunPSK" w:hint="cs"/>
+                <w:rFonts w:ascii="TH SarabunPSK" w:hAnsi="TH SarabunPSK" w:cs="TH SarabunPSK"/>
                 <w:color w:val="auto"/>
                 <w:sz w:val="36"/>
                 <w:szCs w:val="36"/>
@@ -2649,7 +2649,7 @@
           <w:p>
             <w:pPr>
               <w:rPr>
-                <w:rFonts w:ascii="TH SarabunPSK" w:hAnsi="TH SarabunPSK" w:cs="TH SarabunPSK" w:hint="cs"/>
+                <w:rFonts w:ascii="TH SarabunPSK" w:hAnsi="TH SarabunPSK" w:cs="TH SarabunPSK"/>
                 <w:color w:val="auto"/>
                 <w:sz w:val="36"/>
                 <w:szCs w:val="36"/>
@@ -2685,7 +2685,7 @@
           <w:p>
             <w:pPr>
               <w:rPr>
-                <w:rFonts w:ascii="TH SarabunPSK" w:hAnsi="TH SarabunPSK" w:cs="TH SarabunPSK" w:hint="cs"/>
+                <w:rFonts w:ascii="TH SarabunPSK" w:hAnsi="TH SarabunPSK" w:cs="TH SarabunPSK"/>
                 <w:color w:val="auto"/>
                 <w:sz w:val="36"/>
                 <w:szCs w:val="36"/>
@@ -2713,7 +2713,7 @@
           <w:p>
             <w:pPr>
               <w:rPr>
-                <w:rFonts w:ascii="TH SarabunPSK" w:hAnsi="TH SarabunPSK" w:cs="TH SarabunPSK" w:hint="cs"/>
+                <w:rFonts w:ascii="TH SarabunPSK" w:hAnsi="TH SarabunPSK" w:cs="TH SarabunPSK"/>
                 <w:color w:val="auto"/>
                 <w:sz w:val="36"/>
                 <w:szCs w:val="36"/>
@@ -2738,7 +2738,7 @@
           <w:p>
             <w:pPr>
               <w:rPr>
-                <w:rFonts w:ascii="TH SarabunPSK" w:hAnsi="TH SarabunPSK" w:cs="TH SarabunPSK" w:hint="cs"/>
+                <w:rFonts w:ascii="TH SarabunPSK" w:hAnsi="TH SarabunPSK" w:cs="TH SarabunPSK"/>
                 <w:color w:val="auto"/>
                 <w:sz w:val="36"/>
                 <w:szCs w:val="36"/>
@@ -2763,7 +2763,7 @@
           <w:p>
             <w:pPr>
               <w:rPr>
-                <w:rFonts w:ascii="TH SarabunPSK" w:hAnsi="TH SarabunPSK" w:cs="TH SarabunPSK" w:hint="cs"/>
+                <w:rFonts w:ascii="TH SarabunPSK" w:hAnsi="TH SarabunPSK" w:cs="TH SarabunPSK"/>
                 <w:color w:val="auto"/>
                 <w:sz w:val="36"/>
                 <w:szCs w:val="36"/>
@@ -2790,7 +2790,7 @@
           <w:p>
             <w:pPr>
               <w:rPr>
-                <w:rFonts w:ascii="TH SarabunPSK" w:hAnsi="TH SarabunPSK" w:cs="TH SarabunPSK" w:hint="cs"/>
+                <w:rFonts w:ascii="TH SarabunPSK" w:hAnsi="TH SarabunPSK" w:cs="TH SarabunPSK"/>
                 <w:color w:val="auto"/>
                 <w:sz w:val="36"/>
                 <w:szCs w:val="36"/>
@@ -2815,7 +2815,7 @@
           <w:p>
             <w:pPr>
               <w:rPr>
-                <w:rFonts w:ascii="TH SarabunPSK" w:hAnsi="TH SarabunPSK" w:cs="TH SarabunPSK" w:hint="cs"/>
+                <w:rFonts w:ascii="TH SarabunPSK" w:hAnsi="TH SarabunPSK" w:cs="TH SarabunPSK"/>
                 <w:color w:val="auto"/>
                 <w:sz w:val="36"/>
                 <w:szCs w:val="36"/>
@@ -2840,7 +2840,7 @@
           <w:p>
             <w:pPr>
               <w:rPr>
-                <w:rFonts w:ascii="TH SarabunPSK" w:hAnsi="TH SarabunPSK" w:cs="TH SarabunPSK" w:hint="cs"/>
+                <w:rFonts w:ascii="TH SarabunPSK" w:hAnsi="TH SarabunPSK" w:cs="TH SarabunPSK"/>
                 <w:color w:val="auto"/>
                 <w:sz w:val="36"/>
                 <w:szCs w:val="36"/>
@@ -2867,7 +2867,7 @@
           <w:p>
             <w:pPr>
               <w:rPr>
-                <w:rFonts w:ascii="TH SarabunPSK" w:hAnsi="TH SarabunPSK" w:cs="TH SarabunPSK" w:hint="cs"/>
+                <w:rFonts w:ascii="TH SarabunPSK" w:hAnsi="TH SarabunPSK" w:cs="TH SarabunPSK"/>
                 <w:color w:val="auto"/>
                 <w:sz w:val="36"/>
                 <w:szCs w:val="36"/>
@@ -2892,7 +2892,7 @@
           <w:p>
             <w:pPr>
               <w:rPr>
-                <w:rFonts w:ascii="TH SarabunPSK" w:hAnsi="TH SarabunPSK" w:cs="TH SarabunPSK" w:hint="cs"/>
+                <w:rFonts w:ascii="TH SarabunPSK" w:hAnsi="TH SarabunPSK" w:cs="TH SarabunPSK"/>
                 <w:color w:val="auto"/>
                 <w:sz w:val="36"/>
                 <w:szCs w:val="36"/>
@@ -2917,7 +2917,7 @@
           <w:p>
             <w:pPr>
               <w:rPr>
-                <w:rFonts w:ascii="TH SarabunPSK" w:hAnsi="TH SarabunPSK" w:cs="TH SarabunPSK" w:hint="cs"/>
+                <w:rFonts w:ascii="TH SarabunPSK" w:hAnsi="TH SarabunPSK" w:cs="TH SarabunPSK"/>
                 <w:color w:val="auto"/>
                 <w:sz w:val="36"/>
                 <w:szCs w:val="36"/>
@@ -2939,7 +2939,7 @@
     <w:p>
       <w:pPr>
         <w:rPr>
-          <w:rFonts w:ascii="TH SarabunPSK" w:hAnsi="TH SarabunPSK" w:cs="TH SarabunPSK" w:hint="cs"/>
+          <w:rFonts w:ascii="TH SarabunPSK" w:hAnsi="TH SarabunPSK" w:cs="TH SarabunPSK"/>
           <w:color w:val="auto"/>
           <w:sz w:val="36"/>
           <w:szCs w:val="36"/>
@@ -2950,7 +2950,7 @@
       <w:pPr>
         <w:pStyle w:val="Heading1"/>
         <w:rPr>
-          <w:rFonts w:ascii="TH SarabunPSK" w:hAnsi="TH SarabunPSK" w:cs="TH SarabunPSK" w:hint="cs"/>
+          <w:rFonts w:ascii="TH SarabunPSK" w:hAnsi="TH SarabunPSK" w:cs="TH SarabunPSK"/>
           <w:color w:val="auto"/>
           <w:sz w:val="36"/>
           <w:szCs w:val="36"/>
@@ -2969,7 +2969,7 @@
     <w:p>
       <w:pPr>
         <w:rPr>
-          <w:rFonts w:ascii="TH SarabunPSK" w:hAnsi="TH SarabunPSK" w:cs="TH SarabunPSK" w:hint="cs"/>
+          <w:rFonts w:ascii="TH SarabunPSK" w:hAnsi="TH SarabunPSK" w:cs="TH SarabunPSK"/>
           <w:color w:val="auto"/>
           <w:sz w:val="36"/>
           <w:szCs w:val="36"/>
@@ -2987,7 +2987,7 @@
     </w:p>
     <w:tbl>
       <w:tblPr>
-        <w:tblW w:w="0" w:type="auto"/>
+        <w:tblW w:w="11307" w:type="dxa"/>
         <w:tblBorders>
           <w:top w:val="single" w:sz="4" w:space="0" w:color="B8C7D9"/>
           <w:left w:val="single" w:sz="4" w:space="0" w:color="B8C7D9"/>
@@ -3000,26 +3000,27 @@
         <w:tblLook w:val="04A0" w:firstRow="1" w:lastRow="0" w:firstColumn="1" w:lastColumn="0" w:noHBand="0" w:noVBand="1"/>
       </w:tblPr>
       <w:tblGrid>
-        <w:gridCol w:w="1944"/>
-        <w:gridCol w:w="2376"/>
-        <w:gridCol w:w="5112"/>
+        <w:gridCol w:w="3652"/>
+        <w:gridCol w:w="2268"/>
+        <w:gridCol w:w="5387"/>
       </w:tblGrid>
       <w:tr>
         <w:tc>
           <w:tcPr>
-            <w:tcW w:w="1944" w:type="dxa"/>
+            <w:tcW w:w="3652" w:type="dxa"/>
             <w:shd w:val="clear" w:color="auto" w:fill="D9EAF7"/>
             <w:vAlign w:val="center"/>
           </w:tcPr>
           <w:p>
             <w:pPr>
               <w:rPr>
-                <w:rFonts w:ascii="TH SarabunPSK" w:hAnsi="TH SarabunPSK" w:cs="TH SarabunPSK" w:hint="cs"/>
+                <w:rFonts w:ascii="TH SarabunPSK" w:hAnsi="TH SarabunPSK" w:cs="TH SarabunPSK"/>
                 <w:color w:val="auto"/>
                 <w:sz w:val="36"/>
                 <w:szCs w:val="36"/>
               </w:rPr>
             </w:pPr>
+            <w:proofErr w:type="spellStart"/>
             <w:r>
               <w:rPr>
                 <w:rFonts w:ascii="TH SarabunPSK" w:hAnsi="TH SarabunPSK" w:cs="TH SarabunPSK" w:hint="cs"/>
@@ -3030,18 +3031,19 @@
               </w:rPr>
               <w:t>ปัญหา</w:t>
             </w:r>
+            <w:proofErr w:type="spellEnd"/>
           </w:p>
         </w:tc>
         <w:tc>
           <w:tcPr>
-            <w:tcW w:w="2376" w:type="dxa"/>
+            <w:tcW w:w="2268" w:type="dxa"/>
             <w:shd w:val="clear" w:color="auto" w:fill="D9EAF7"/>
             <w:vAlign w:val="center"/>
           </w:tcPr>
           <w:p>
             <w:pPr>
               <w:rPr>
-                <w:rFonts w:ascii="TH SarabunPSK" w:hAnsi="TH SarabunPSK" w:cs="TH SarabunPSK" w:hint="cs"/>
+                <w:rFonts w:ascii="TH SarabunPSK" w:hAnsi="TH SarabunPSK" w:cs="TH SarabunPSK"/>
                 <w:color w:val="auto"/>
                 <w:sz w:val="36"/>
                 <w:szCs w:val="36"/>
@@ -3061,14 +3063,14 @@
         </w:tc>
         <w:tc>
           <w:tcPr>
-            <w:tcW w:w="5112" w:type="dxa"/>
+            <w:tcW w:w="5387" w:type="dxa"/>
             <w:shd w:val="clear" w:color="auto" w:fill="D9EAF7"/>
             <w:vAlign w:val="center"/>
           </w:tcPr>
           <w:p>
             <w:pPr>
               <w:rPr>
-                <w:rFonts w:ascii="TH SarabunPSK" w:hAnsi="TH SarabunPSK" w:cs="TH SarabunPSK" w:hint="cs"/>
+                <w:rFonts w:ascii="TH SarabunPSK" w:hAnsi="TH SarabunPSK" w:cs="TH SarabunPSK"/>
                 <w:color w:val="auto"/>
                 <w:sz w:val="36"/>
                 <w:szCs w:val="36"/>
@@ -3090,13 +3092,13 @@
       <w:tr>
         <w:tc>
           <w:tcPr>
-            <w:tcW w:w="1944" w:type="dxa"/>
+            <w:tcW w:w="3652" w:type="dxa"/>
             <w:vAlign w:val="center"/>
           </w:tcPr>
           <w:p>
             <w:pPr>
               <w:rPr>
-                <w:rFonts w:ascii="TH SarabunPSK" w:hAnsi="TH SarabunPSK" w:cs="TH SarabunPSK" w:hint="cs"/>
+                <w:rFonts w:ascii="TH SarabunPSK" w:hAnsi="TH SarabunPSK" w:cs="TH SarabunPSK"/>
                 <w:color w:val="auto"/>
                 <w:sz w:val="36"/>
                 <w:szCs w:val="36"/>
@@ -3115,13 +3117,13 @@
         </w:tc>
         <w:tc>
           <w:tcPr>
-            <w:tcW w:w="2376" w:type="dxa"/>
+            <w:tcW w:w="2268" w:type="dxa"/>
             <w:vAlign w:val="center"/>
           </w:tcPr>
           <w:p>
             <w:pPr>
               <w:rPr>
-                <w:rFonts w:ascii="TH SarabunPSK" w:hAnsi="TH SarabunPSK" w:cs="TH SarabunPSK" w:hint="cs"/>
+                <w:rFonts w:ascii="TH SarabunPSK" w:hAnsi="TH SarabunPSK" w:cs="TH SarabunPSK"/>
                 <w:color w:val="auto"/>
                 <w:sz w:val="36"/>
                 <w:szCs w:val="36"/>
@@ -3140,13 +3142,13 @@
         </w:tc>
         <w:tc>
           <w:tcPr>
-            <w:tcW w:w="5112" w:type="dxa"/>
+            <w:tcW w:w="5387" w:type="dxa"/>
             <w:vAlign w:val="center"/>
           </w:tcPr>
           <w:p>
             <w:pPr>
               <w:rPr>
-                <w:rFonts w:ascii="TH SarabunPSK" w:hAnsi="TH SarabunPSK" w:cs="TH SarabunPSK" w:hint="cs"/>
+                <w:rFonts w:ascii="TH SarabunPSK" w:hAnsi="TH SarabunPSK" w:cs="TH SarabunPSK"/>
                 <w:color w:val="auto"/>
                 <w:sz w:val="36"/>
                 <w:szCs w:val="36"/>
@@ -3167,13 +3169,13 @@
       <w:tr>
         <w:tc>
           <w:tcPr>
-            <w:tcW w:w="1944" w:type="dxa"/>
+            <w:tcW w:w="3652" w:type="dxa"/>
             <w:vAlign w:val="center"/>
           </w:tcPr>
           <w:p>
             <w:pPr>
               <w:rPr>
-                <w:rFonts w:ascii="TH SarabunPSK" w:hAnsi="TH SarabunPSK" w:cs="TH SarabunPSK" w:hint="cs"/>
+                <w:rFonts w:ascii="TH SarabunPSK" w:hAnsi="TH SarabunPSK" w:cs="TH SarabunPSK"/>
                 <w:color w:val="auto"/>
                 <w:sz w:val="36"/>
                 <w:szCs w:val="36"/>
@@ -3192,13 +3194,13 @@
         </w:tc>
         <w:tc>
           <w:tcPr>
-            <w:tcW w:w="2376" w:type="dxa"/>
+            <w:tcW w:w="2268" w:type="dxa"/>
             <w:vAlign w:val="center"/>
           </w:tcPr>
           <w:p>
             <w:pPr>
               <w:rPr>
-                <w:rFonts w:ascii="TH SarabunPSK" w:hAnsi="TH SarabunPSK" w:cs="TH SarabunPSK" w:hint="cs"/>
+                <w:rFonts w:ascii="TH SarabunPSK" w:hAnsi="TH SarabunPSK" w:cs="TH SarabunPSK"/>
                 <w:color w:val="auto"/>
                 <w:sz w:val="36"/>
                 <w:szCs w:val="36"/>
@@ -3217,13 +3219,13 @@
         </w:tc>
         <w:tc>
           <w:tcPr>
-            <w:tcW w:w="5112" w:type="dxa"/>
+            <w:tcW w:w="5387" w:type="dxa"/>
             <w:vAlign w:val="center"/>
           </w:tcPr>
           <w:p>
             <w:pPr>
               <w:rPr>
-                <w:rFonts w:ascii="TH SarabunPSK" w:hAnsi="TH SarabunPSK" w:cs="TH SarabunPSK" w:hint="cs"/>
+                <w:rFonts w:ascii="TH SarabunPSK" w:hAnsi="TH SarabunPSK" w:cs="TH SarabunPSK"/>
                 <w:color w:val="auto"/>
                 <w:sz w:val="36"/>
                 <w:szCs w:val="36"/>
@@ -3264,13 +3266,13 @@
       <w:tr>
         <w:tc>
           <w:tcPr>
-            <w:tcW w:w="1944" w:type="dxa"/>
+            <w:tcW w:w="3652" w:type="dxa"/>
             <w:vAlign w:val="center"/>
           </w:tcPr>
           <w:p>
             <w:pPr>
               <w:rPr>
-                <w:rFonts w:ascii="TH SarabunPSK" w:hAnsi="TH SarabunPSK" w:cs="TH SarabunPSK" w:hint="cs"/>
+                <w:rFonts w:ascii="TH SarabunPSK" w:hAnsi="TH SarabunPSK" w:cs="TH SarabunPSK"/>
                 <w:color w:val="auto"/>
                 <w:sz w:val="36"/>
                 <w:szCs w:val="36"/>
@@ -3283,7 +3285,7 @@
                 <w:sz w:val="36"/>
                 <w:szCs w:val="36"/>
               </w:rPr>
-              <w:t>ข้อมูลใหม่มี category/courie</w:t>
+              <w:t xml:space="preserve">ข้อมูลใหม่มี category/courier/payment </w:t>
             </w:r>
             <w:r>
               <w:rPr>
@@ -3293,19 +3295,19 @@
                 <w:szCs w:val="36"/>
               </w:rPr>
               <w:lastRenderedPageBreak/>
-              <w:t>r/payment ที่ไม่เคยเจอ</w:t>
+              <w:t>ที่ไม่เคยเจอ</w:t>
             </w:r>
           </w:p>
         </w:tc>
         <w:tc>
           <w:tcPr>
-            <w:tcW w:w="2376" w:type="dxa"/>
+            <w:tcW w:w="2268" w:type="dxa"/>
             <w:vAlign w:val="center"/>
           </w:tcPr>
           <w:p>
             <w:pPr>
               <w:rPr>
-                <w:rFonts w:ascii="TH SarabunPSK" w:hAnsi="TH SarabunPSK" w:cs="TH SarabunPSK" w:hint="cs"/>
+                <w:rFonts w:ascii="TH SarabunPSK" w:hAnsi="TH SarabunPSK" w:cs="TH SarabunPSK"/>
                 <w:color w:val="auto"/>
                 <w:sz w:val="36"/>
                 <w:szCs w:val="36"/>
@@ -3319,7 +3321,7 @@
                 <w:szCs w:val="36"/>
               </w:rPr>
               <w:lastRenderedPageBreak/>
-              <w:t>ข้อมูลใหม่ไม่เหมือนตอ</w:t>
+              <w:t>ข้อมูลใหม่ไม่เหมือนต</w:t>
             </w:r>
             <w:r>
               <w:rPr>
@@ -3329,19 +3331,19 @@
                 <w:szCs w:val="36"/>
               </w:rPr>
               <w:lastRenderedPageBreak/>
-              <w:t>น train</w:t>
+              <w:t>อน train</w:t>
             </w:r>
           </w:p>
         </w:tc>
         <w:tc>
           <w:tcPr>
-            <w:tcW w:w="5112" w:type="dxa"/>
+            <w:tcW w:w="5387" w:type="dxa"/>
             <w:vAlign w:val="center"/>
           </w:tcPr>
           <w:p>
             <w:pPr>
               <w:rPr>
-                <w:rFonts w:ascii="TH SarabunPSK" w:hAnsi="TH SarabunPSK" w:cs="TH SarabunPSK" w:hint="cs"/>
+                <w:rFonts w:ascii="TH SarabunPSK" w:hAnsi="TH SarabunPSK" w:cs="TH SarabunPSK"/>
                 <w:color w:val="auto"/>
                 <w:sz w:val="36"/>
                 <w:szCs w:val="36"/>
@@ -3384,13 +3386,13 @@
       <w:tr>
         <w:tc>
           <w:tcPr>
-            <w:tcW w:w="1944" w:type="dxa"/>
+            <w:tcW w:w="3652" w:type="dxa"/>
             <w:vAlign w:val="center"/>
           </w:tcPr>
           <w:p>
             <w:pPr>
               <w:rPr>
-                <w:rFonts w:ascii="TH SarabunPSK" w:hAnsi="TH SarabunPSK" w:cs="TH SarabunPSK" w:hint="cs"/>
+                <w:rFonts w:ascii="TH SarabunPSK" w:hAnsi="TH SarabunPSK" w:cs="TH SarabunPSK"/>
                 <w:color w:val="auto"/>
                 <w:sz w:val="36"/>
                 <w:szCs w:val="36"/>
@@ -3410,13 +3412,13 @@
         </w:tc>
         <w:tc>
           <w:tcPr>
-            <w:tcW w:w="2376" w:type="dxa"/>
+            <w:tcW w:w="2268" w:type="dxa"/>
             <w:vAlign w:val="center"/>
           </w:tcPr>
           <w:p>
             <w:pPr>
               <w:rPr>
-                <w:rFonts w:ascii="TH SarabunPSK" w:hAnsi="TH SarabunPSK" w:cs="TH SarabunPSK" w:hint="cs"/>
+                <w:rFonts w:ascii="TH SarabunPSK" w:hAnsi="TH SarabunPSK" w:cs="TH SarabunPSK"/>
                 <w:color w:val="auto"/>
                 <w:sz w:val="36"/>
                 <w:szCs w:val="36"/>
@@ -3435,13 +3437,13 @@
         </w:tc>
         <w:tc>
           <w:tcPr>
-            <w:tcW w:w="5112" w:type="dxa"/>
+            <w:tcW w:w="5387" w:type="dxa"/>
             <w:vAlign w:val="center"/>
           </w:tcPr>
           <w:p>
             <w:pPr>
               <w:rPr>
-                <w:rFonts w:ascii="TH SarabunPSK" w:hAnsi="TH SarabunPSK" w:cs="TH SarabunPSK" w:hint="cs"/>
+                <w:rFonts w:ascii="TH SarabunPSK" w:hAnsi="TH SarabunPSK" w:cs="TH SarabunPSK"/>
                 <w:color w:val="auto"/>
                 <w:sz w:val="36"/>
                 <w:szCs w:val="36"/>
@@ -3462,13 +3464,13 @@
       <w:tr>
         <w:tc>
           <w:tcPr>
-            <w:tcW w:w="1944" w:type="dxa"/>
+            <w:tcW w:w="3652" w:type="dxa"/>
             <w:vAlign w:val="center"/>
           </w:tcPr>
           <w:p>
             <w:pPr>
               <w:rPr>
-                <w:rFonts w:ascii="TH SarabunPSK" w:hAnsi="TH SarabunPSK" w:cs="TH SarabunPSK" w:hint="cs"/>
+                <w:rFonts w:ascii="TH SarabunPSK" w:hAnsi="TH SarabunPSK" w:cs="TH SarabunPSK"/>
                 <w:color w:val="auto"/>
                 <w:sz w:val="36"/>
                 <w:szCs w:val="36"/>
@@ -3487,13 +3489,13 @@
         </w:tc>
         <w:tc>
           <w:tcPr>
-            <w:tcW w:w="2376" w:type="dxa"/>
+            <w:tcW w:w="2268" w:type="dxa"/>
             <w:vAlign w:val="center"/>
           </w:tcPr>
           <w:p>
             <w:pPr>
               <w:rPr>
-                <w:rFonts w:ascii="TH SarabunPSK" w:hAnsi="TH SarabunPSK" w:cs="TH SarabunPSK" w:hint="cs"/>
+                <w:rFonts w:ascii="TH SarabunPSK" w:hAnsi="TH SarabunPSK" w:cs="TH SarabunPSK"/>
                 <w:color w:val="auto"/>
                 <w:sz w:val="36"/>
                 <w:szCs w:val="36"/>
@@ -3512,13 +3514,13 @@
         </w:tc>
         <w:tc>
           <w:tcPr>
-            <w:tcW w:w="5112" w:type="dxa"/>
+            <w:tcW w:w="5387" w:type="dxa"/>
             <w:vAlign w:val="center"/>
           </w:tcPr>
           <w:p>
             <w:pPr>
               <w:rPr>
-                <w:rFonts w:ascii="TH SarabunPSK" w:hAnsi="TH SarabunPSK" w:cs="TH SarabunPSK" w:hint="cs"/>
+                <w:rFonts w:ascii="TH SarabunPSK" w:hAnsi="TH SarabunPSK" w:cs="TH SarabunPSK"/>
                 <w:color w:val="auto"/>
                 <w:sz w:val="36"/>
                 <w:szCs w:val="36"/>
@@ -3540,7 +3542,7 @@
     <w:p>
       <w:pPr>
         <w:rPr>
-          <w:rFonts w:ascii="TH SarabunPSK" w:hAnsi="TH SarabunPSK" w:cs="TH SarabunPSK" w:hint="cs"/>
+          <w:rFonts w:ascii="TH SarabunPSK" w:hAnsi="TH SarabunPSK" w:cs="TH SarabunPSK"/>
           <w:color w:val="auto"/>
           <w:sz w:val="36"/>
           <w:szCs w:val="36"/>
@@ -3572,7 +3574,7 @@
           <w:p>
             <w:pPr>
               <w:rPr>
-                <w:rFonts w:ascii="TH SarabunPSK" w:hAnsi="TH SarabunPSK" w:cs="TH SarabunPSK" w:hint="cs"/>
+                <w:rFonts w:ascii="TH SarabunPSK" w:hAnsi="TH SarabunPSK" w:cs="TH SarabunPSK"/>
                 <w:color w:val="auto"/>
                 <w:sz w:val="36"/>
                 <w:szCs w:val="36"/>
@@ -3592,7 +3594,7 @@
           <w:p>
             <w:pPr>
               <w:rPr>
-                <w:rFonts w:ascii="TH SarabunPSK" w:hAnsi="TH SarabunPSK" w:cs="TH SarabunPSK" w:hint="cs"/>
+                <w:rFonts w:ascii="TH SarabunPSK" w:hAnsi="TH SarabunPSK" w:cs="TH SarabunPSK"/>
                 <w:color w:val="auto"/>
                 <w:sz w:val="36"/>
                 <w:szCs w:val="36"/>
@@ -3614,7 +3616,7 @@
     <w:p>
       <w:pPr>
         <w:rPr>
-          <w:rFonts w:ascii="TH SarabunPSK" w:hAnsi="TH SarabunPSK" w:cs="TH SarabunPSK" w:hint="cs"/>
+          <w:rFonts w:ascii="TH SarabunPSK" w:hAnsi="TH SarabunPSK" w:cs="TH SarabunPSK"/>
           <w:color w:val="auto"/>
           <w:sz w:val="36"/>
           <w:szCs w:val="36"/>
@@ -3625,7 +3627,7 @@
       <w:pPr>
         <w:pStyle w:val="Heading1"/>
         <w:rPr>
-          <w:rFonts w:ascii="TH SarabunPSK" w:hAnsi="TH SarabunPSK" w:cs="TH SarabunPSK" w:hint="cs"/>
+          <w:rFonts w:ascii="TH SarabunPSK" w:hAnsi="TH SarabunPSK" w:cs="TH SarabunPSK"/>
           <w:color w:val="auto"/>
           <w:sz w:val="36"/>
           <w:szCs w:val="36"/>
@@ -3644,7 +3646,7 @@
     <w:p>
       <w:pPr>
         <w:rPr>
-          <w:rFonts w:ascii="TH SarabunPSK" w:hAnsi="TH SarabunPSK" w:cs="TH SarabunPSK" w:hint="cs"/>
+          <w:rFonts w:ascii="TH SarabunPSK" w:hAnsi="TH SarabunPSK" w:cs="TH SarabunPSK"/>
           <w:color w:val="auto"/>
           <w:sz w:val="36"/>
           <w:szCs w:val="36"/>
@@ -3666,7 +3668,7 @@
       <w:pPr>
         <w:pStyle w:val="ListNumber"/>
         <w:rPr>
-          <w:rFonts w:ascii="TH SarabunPSK" w:hAnsi="TH SarabunPSK" w:cs="TH SarabunPSK" w:hint="cs"/>
+          <w:rFonts w:ascii="TH SarabunPSK" w:hAnsi="TH SarabunPSK" w:cs="TH SarabunPSK"/>
           <w:color w:val="auto"/>
           <w:sz w:val="36"/>
           <w:szCs w:val="36"/>
@@ -3686,7 +3688,7 @@
       <w:pPr>
         <w:pStyle w:val="ListNumber"/>
         <w:rPr>
-          <w:rFonts w:ascii="TH SarabunPSK" w:hAnsi="TH SarabunPSK" w:cs="TH SarabunPSK" w:hint="cs"/>
+          <w:rFonts w:ascii="TH SarabunPSK" w:hAnsi="TH SarabunPSK" w:cs="TH SarabunPSK"/>
           <w:color w:val="auto"/>
           <w:sz w:val="36"/>
           <w:szCs w:val="36"/>
@@ -3706,7 +3708,7 @@
       <w:pPr>
         <w:pStyle w:val="ListNumber"/>
         <w:rPr>
-          <w:rFonts w:ascii="TH SarabunPSK" w:hAnsi="TH SarabunPSK" w:cs="TH SarabunPSK" w:hint="cs"/>
+          <w:rFonts w:ascii="TH SarabunPSK" w:hAnsi="TH SarabunPSK" w:cs="TH SarabunPSK"/>
           <w:color w:val="auto"/>
           <w:sz w:val="36"/>
           <w:szCs w:val="36"/>
@@ -3726,7 +3728,7 @@
       <w:pPr>
         <w:pStyle w:val="ListNumber"/>
         <w:rPr>
-          <w:rFonts w:ascii="TH SarabunPSK" w:hAnsi="TH SarabunPSK" w:cs="TH SarabunPSK" w:hint="cs"/>
+          <w:rFonts w:ascii="TH SarabunPSK" w:hAnsi="TH SarabunPSK" w:cs="TH SarabunPSK"/>
           <w:color w:val="auto"/>
           <w:sz w:val="36"/>
           <w:szCs w:val="36"/>
@@ -3746,7 +3748,7 @@
       <w:pPr>
         <w:pStyle w:val="ListNumber"/>
         <w:rPr>
-          <w:rFonts w:ascii="TH SarabunPSK" w:hAnsi="TH SarabunPSK" w:cs="TH SarabunPSK" w:hint="cs"/>
+          <w:rFonts w:ascii="TH SarabunPSK" w:hAnsi="TH SarabunPSK" w:cs="TH SarabunPSK"/>
           <w:color w:val="auto"/>
           <w:sz w:val="36"/>
           <w:szCs w:val="36"/>
@@ -3766,7 +3768,7 @@
       <w:pPr>
         <w:pStyle w:val="ListNumber"/>
         <w:rPr>
-          <w:rFonts w:ascii="TH SarabunPSK" w:hAnsi="TH SarabunPSK" w:cs="TH SarabunPSK" w:hint="cs"/>
+          <w:rFonts w:ascii="TH SarabunPSK" w:hAnsi="TH SarabunPSK" w:cs="TH SarabunPSK"/>
           <w:color w:val="auto"/>
           <w:sz w:val="36"/>
           <w:szCs w:val="36"/>
@@ -3786,20 +3788,19 @@
       <w:pPr>
         <w:pStyle w:val="ListNumber"/>
         <w:rPr>
+          <w:rFonts w:ascii="TH SarabunPSK" w:hAnsi="TH SarabunPSK" w:cs="TH SarabunPSK"/>
+          <w:color w:val="auto"/>
+          <w:sz w:val="36"/>
+          <w:szCs w:val="36"/>
+        </w:rPr>
+      </w:pPr>
+      <w:r>
+        <w:rPr>
           <w:rFonts w:ascii="TH SarabunPSK" w:hAnsi="TH SarabunPSK" w:cs="TH SarabunPSK" w:hint="cs"/>
           <w:color w:val="auto"/>
           <w:sz w:val="36"/>
           <w:szCs w:val="36"/>
         </w:rPr>
-      </w:pPr>
-      <w:r>
-        <w:rPr>
-          <w:rFonts w:ascii="TH SarabunPSK" w:hAnsi="TH SarabunPSK" w:cs="TH SarabunPSK" w:hint="cs"/>
-          <w:color w:val="auto"/>
-          <w:sz w:val="36"/>
-          <w:szCs w:val="36"/>
-        </w:rPr>
-        <w:lastRenderedPageBreak/>
         <w:t>Retrain โมเดลด้วยข้อมูลจริง แล้วเทียบกับ V5 เดิม</w:t>
       </w:r>
     </w:p>
@@ -3807,19 +3808,20 @@
       <w:pPr>
         <w:pStyle w:val="ListNumber"/>
         <w:rPr>
+          <w:rFonts w:ascii="TH SarabunPSK" w:hAnsi="TH SarabunPSK" w:cs="TH SarabunPSK"/>
+          <w:color w:val="auto"/>
+          <w:sz w:val="36"/>
+          <w:szCs w:val="36"/>
+        </w:rPr>
+      </w:pPr>
+      <w:r>
+        <w:rPr>
           <w:rFonts w:ascii="TH SarabunPSK" w:hAnsi="TH SarabunPSK" w:cs="TH SarabunPSK" w:hint="cs"/>
           <w:color w:val="auto"/>
           <w:sz w:val="36"/>
           <w:szCs w:val="36"/>
         </w:rPr>
-      </w:pPr>
-      <w:r>
-        <w:rPr>
-          <w:rFonts w:ascii="TH SarabunPSK" w:hAnsi="TH SarabunPSK" w:cs="TH SarabunPSK" w:hint="cs"/>
-          <w:color w:val="auto"/>
-          <w:sz w:val="36"/>
-          <w:szCs w:val="36"/>
-        </w:rPr>
+        <w:lastRenderedPageBreak/>
         <w:t>Tune threshold/parameter ให้เหมาะกับต้นทุนจริงของธุรกิจ</w:t>
       </w:r>
     </w:p>
@@ -3827,7 +3829,7 @@
       <w:pPr>
         <w:pStyle w:val="ListNumber"/>
         <w:rPr>
-          <w:rFonts w:ascii="TH SarabunPSK" w:hAnsi="TH SarabunPSK" w:cs="TH SarabunPSK" w:hint="cs"/>
+          <w:rFonts w:ascii="TH SarabunPSK" w:hAnsi="TH SarabunPSK" w:cs="TH SarabunPSK"/>
           <w:color w:val="auto"/>
           <w:sz w:val="36"/>
           <w:szCs w:val="36"/>
@@ -3847,7 +3849,7 @@
       <w:pPr>
         <w:pStyle w:val="Heading1"/>
         <w:rPr>
-          <w:rFonts w:ascii="TH SarabunPSK" w:hAnsi="TH SarabunPSK" w:cs="TH SarabunPSK" w:hint="cs"/>
+          <w:rFonts w:ascii="TH SarabunPSK" w:hAnsi="TH SarabunPSK" w:cs="TH SarabunPSK"/>
           <w:color w:val="auto"/>
           <w:sz w:val="36"/>
           <w:szCs w:val="36"/>
@@ -3866,7 +3868,7 @@
     <w:p>
       <w:pPr>
         <w:rPr>
-          <w:rFonts w:ascii="TH SarabunPSK" w:hAnsi="TH SarabunPSK" w:cs="TH SarabunPSK" w:hint="cs"/>
+          <w:rFonts w:ascii="TH SarabunPSK" w:hAnsi="TH SarabunPSK" w:cs="TH SarabunPSK"/>
           <w:color w:val="auto"/>
           <w:sz w:val="36"/>
           <w:szCs w:val="36"/>
@@ -3911,7 +3913,7 @@
           <w:p>
             <w:pPr>
               <w:rPr>
-                <w:rFonts w:ascii="TH SarabunPSK" w:hAnsi="TH SarabunPSK" w:cs="TH SarabunPSK" w:hint="cs"/>
+                <w:rFonts w:ascii="TH SarabunPSK" w:hAnsi="TH SarabunPSK" w:cs="TH SarabunPSK"/>
                 <w:color w:val="auto"/>
                 <w:sz w:val="36"/>
                 <w:szCs w:val="36"/>
@@ -3938,7 +3940,7 @@
           <w:p>
             <w:pPr>
               <w:rPr>
-                <w:rFonts w:ascii="TH SarabunPSK" w:hAnsi="TH SarabunPSK" w:cs="TH SarabunPSK" w:hint="cs"/>
+                <w:rFonts w:ascii="TH SarabunPSK" w:hAnsi="TH SarabunPSK" w:cs="TH SarabunPSK"/>
                 <w:color w:val="auto"/>
                 <w:sz w:val="36"/>
                 <w:szCs w:val="36"/>
@@ -3965,7 +3967,7 @@
           <w:p>
             <w:pPr>
               <w:rPr>
-                <w:rFonts w:ascii="TH SarabunPSK" w:hAnsi="TH SarabunPSK" w:cs="TH SarabunPSK" w:hint="cs"/>
+                <w:rFonts w:ascii="TH SarabunPSK" w:hAnsi="TH SarabunPSK" w:cs="TH SarabunPSK"/>
                 <w:color w:val="auto"/>
                 <w:sz w:val="36"/>
                 <w:szCs w:val="36"/>
@@ -3993,7 +3995,7 @@
           <w:p>
             <w:pPr>
               <w:rPr>
-                <w:rFonts w:ascii="TH SarabunPSK" w:hAnsi="TH SarabunPSK" w:cs="TH SarabunPSK" w:hint="cs"/>
+                <w:rFonts w:ascii="TH SarabunPSK" w:hAnsi="TH SarabunPSK" w:cs="TH SarabunPSK"/>
                 <w:color w:val="auto"/>
                 <w:sz w:val="36"/>
                 <w:szCs w:val="36"/>
@@ -4018,7 +4020,7 @@
           <w:p>
             <w:pPr>
               <w:rPr>
-                <w:rFonts w:ascii="TH SarabunPSK" w:hAnsi="TH SarabunPSK" w:cs="TH SarabunPSK" w:hint="cs"/>
+                <w:rFonts w:ascii="TH SarabunPSK" w:hAnsi="TH SarabunPSK" w:cs="TH SarabunPSK"/>
                 <w:color w:val="auto"/>
                 <w:sz w:val="36"/>
                 <w:szCs w:val="36"/>
@@ -4043,7 +4045,7 @@
           <w:p>
             <w:pPr>
               <w:rPr>
-                <w:rFonts w:ascii="TH SarabunPSK" w:hAnsi="TH SarabunPSK" w:cs="TH SarabunPSK" w:hint="cs"/>
+                <w:rFonts w:ascii="TH SarabunPSK" w:hAnsi="TH SarabunPSK" w:cs="TH SarabunPSK"/>
                 <w:color w:val="auto"/>
                 <w:sz w:val="36"/>
                 <w:szCs w:val="36"/>
@@ -4070,7 +4072,7 @@
           <w:p>
             <w:pPr>
               <w:rPr>
-                <w:rFonts w:ascii="TH SarabunPSK" w:hAnsi="TH SarabunPSK" w:cs="TH SarabunPSK" w:hint="cs"/>
+                <w:rFonts w:ascii="TH SarabunPSK" w:hAnsi="TH SarabunPSK" w:cs="TH SarabunPSK"/>
                 <w:color w:val="auto"/>
                 <w:sz w:val="36"/>
                 <w:szCs w:val="36"/>
@@ -4095,7 +4097,7 @@
           <w:p>
             <w:pPr>
               <w:rPr>
-                <w:rFonts w:ascii="TH SarabunPSK" w:hAnsi="TH SarabunPSK" w:cs="TH SarabunPSK" w:hint="cs"/>
+                <w:rFonts w:ascii="TH SarabunPSK" w:hAnsi="TH SarabunPSK" w:cs="TH SarabunPSK"/>
                 <w:color w:val="auto"/>
                 <w:sz w:val="36"/>
                 <w:szCs w:val="36"/>
@@ -4120,7 +4122,7 @@
           <w:p>
             <w:pPr>
               <w:rPr>
-                <w:rFonts w:ascii="TH SarabunPSK" w:hAnsi="TH SarabunPSK" w:cs="TH SarabunPSK" w:hint="cs"/>
+                <w:rFonts w:ascii="TH SarabunPSK" w:hAnsi="TH SarabunPSK" w:cs="TH SarabunPSK"/>
                 <w:color w:val="auto"/>
                 <w:sz w:val="36"/>
                 <w:szCs w:val="36"/>
@@ -4147,7 +4149,7 @@
           <w:p>
             <w:pPr>
               <w:rPr>
-                <w:rFonts w:ascii="TH SarabunPSK" w:hAnsi="TH SarabunPSK" w:cs="TH SarabunPSK" w:hint="cs"/>
+                <w:rFonts w:ascii="TH SarabunPSK" w:hAnsi="TH SarabunPSK" w:cs="TH SarabunPSK"/>
                 <w:color w:val="auto"/>
                 <w:sz w:val="36"/>
                 <w:szCs w:val="36"/>
@@ -4172,7 +4174,7 @@
           <w:p>
             <w:pPr>
               <w:rPr>
-                <w:rFonts w:ascii="TH SarabunPSK" w:hAnsi="TH SarabunPSK" w:cs="TH SarabunPSK" w:hint="cs"/>
+                <w:rFonts w:ascii="TH SarabunPSK" w:hAnsi="TH SarabunPSK" w:cs="TH SarabunPSK"/>
                 <w:color w:val="auto"/>
                 <w:sz w:val="36"/>
                 <w:szCs w:val="36"/>
@@ -4197,7 +4199,7 @@
           <w:p>
             <w:pPr>
               <w:rPr>
-                <w:rFonts w:ascii="TH SarabunPSK" w:hAnsi="TH SarabunPSK" w:cs="TH SarabunPSK" w:hint="cs"/>
+                <w:rFonts w:ascii="TH SarabunPSK" w:hAnsi="TH SarabunPSK" w:cs="TH SarabunPSK"/>
                 <w:color w:val="auto"/>
                 <w:sz w:val="36"/>
                 <w:szCs w:val="36"/>
@@ -4224,7 +4226,7 @@
           <w:p>
             <w:pPr>
               <w:rPr>
-                <w:rFonts w:ascii="TH SarabunPSK" w:hAnsi="TH SarabunPSK" w:cs="TH SarabunPSK" w:hint="cs"/>
+                <w:rFonts w:ascii="TH SarabunPSK" w:hAnsi="TH SarabunPSK" w:cs="TH SarabunPSK"/>
                 <w:color w:val="auto"/>
                 <w:sz w:val="36"/>
                 <w:szCs w:val="36"/>
@@ -4249,7 +4251,7 @@
           <w:p>
             <w:pPr>
               <w:rPr>
-                <w:rFonts w:ascii="TH SarabunPSK" w:hAnsi="TH SarabunPSK" w:cs="TH SarabunPSK" w:hint="cs"/>
+                <w:rFonts w:ascii="TH SarabunPSK" w:hAnsi="TH SarabunPSK" w:cs="TH SarabunPSK"/>
                 <w:color w:val="auto"/>
                 <w:sz w:val="36"/>
                 <w:szCs w:val="36"/>
@@ -4274,7 +4276,7 @@
           <w:p>
             <w:pPr>
               <w:rPr>
-                <w:rFonts w:ascii="TH SarabunPSK" w:hAnsi="TH SarabunPSK" w:cs="TH SarabunPSK" w:hint="cs"/>
+                <w:rFonts w:ascii="TH SarabunPSK" w:hAnsi="TH SarabunPSK" w:cs="TH SarabunPSK"/>
                 <w:color w:val="auto"/>
                 <w:sz w:val="36"/>
                 <w:szCs w:val="36"/>
@@ -4301,7 +4303,7 @@
           <w:p>
             <w:pPr>
               <w:rPr>
-                <w:rFonts w:ascii="TH SarabunPSK" w:hAnsi="TH SarabunPSK" w:cs="TH SarabunPSK" w:hint="cs"/>
+                <w:rFonts w:ascii="TH SarabunPSK" w:hAnsi="TH SarabunPSK" w:cs="TH SarabunPSK"/>
                 <w:color w:val="auto"/>
                 <w:sz w:val="36"/>
                 <w:szCs w:val="36"/>
@@ -4326,7 +4328,7 @@
           <w:p>
             <w:pPr>
               <w:rPr>
-                <w:rFonts w:ascii="TH SarabunPSK" w:hAnsi="TH SarabunPSK" w:cs="TH SarabunPSK" w:hint="cs"/>
+                <w:rFonts w:ascii="TH SarabunPSK" w:hAnsi="TH SarabunPSK" w:cs="TH SarabunPSK"/>
                 <w:color w:val="auto"/>
                 <w:sz w:val="36"/>
                 <w:szCs w:val="36"/>
@@ -4351,7 +4353,7 @@
           <w:p>
             <w:pPr>
               <w:rPr>
-                <w:rFonts w:ascii="TH SarabunPSK" w:hAnsi="TH SarabunPSK" w:cs="TH SarabunPSK" w:hint="cs"/>
+                <w:rFonts w:ascii="TH SarabunPSK" w:hAnsi="TH SarabunPSK" w:cs="TH SarabunPSK"/>
                 <w:color w:val="auto"/>
                 <w:sz w:val="36"/>
                 <w:szCs w:val="36"/>
@@ -4373,7 +4375,7 @@
     <w:p>
       <w:pPr>
         <w:rPr>
-          <w:rFonts w:ascii="TH SarabunPSK" w:hAnsi="TH SarabunPSK" w:cs="TH SarabunPSK" w:hint="cs"/>
+          <w:rFonts w:ascii="TH SarabunPSK" w:hAnsi="TH SarabunPSK" w:cs="TH SarabunPSK"/>
           <w:color w:val="auto"/>
           <w:sz w:val="36"/>
           <w:szCs w:val="36"/>
@@ -4384,7 +4386,7 @@
       <w:pPr>
         <w:pStyle w:val="Heading1"/>
         <w:rPr>
-          <w:rFonts w:ascii="TH SarabunPSK" w:hAnsi="TH SarabunPSK" w:cs="TH SarabunPSK" w:hint="cs"/>
+          <w:rFonts w:ascii="TH SarabunPSK" w:hAnsi="TH SarabunPSK" w:cs="TH SarabunPSK"/>
           <w:color w:val="auto"/>
           <w:sz w:val="36"/>
           <w:szCs w:val="36"/>
@@ -4426,7 +4428,7 @@
           <w:p>
             <w:pPr>
               <w:rPr>
-                <w:rFonts w:ascii="TH SarabunPSK" w:hAnsi="TH SarabunPSK" w:cs="TH SarabunPSK" w:hint="cs"/>
+                <w:rFonts w:ascii="TH SarabunPSK" w:hAnsi="TH SarabunPSK" w:cs="TH SarabunPSK"/>
                 <w:color w:val="auto"/>
                 <w:sz w:val="36"/>
                 <w:szCs w:val="36"/>
@@ -4446,7 +4448,7 @@
           <w:p>
             <w:pPr>
               <w:rPr>
-                <w:rFonts w:ascii="TH SarabunPSK" w:hAnsi="TH SarabunPSK" w:cs="TH SarabunPSK" w:hint="cs"/>
+                <w:rFonts w:ascii="TH SarabunPSK" w:hAnsi="TH SarabunPSK" w:cs="TH SarabunPSK"/>
                 <w:color w:val="auto"/>
                 <w:sz w:val="36"/>
                 <w:szCs w:val="36"/>
@@ -4468,7 +4470,7 @@
     <w:p>
       <w:pPr>
         <w:rPr>
-          <w:rFonts w:ascii="TH SarabunPSK" w:hAnsi="TH SarabunPSK" w:cs="TH SarabunPSK" w:hint="cs"/>
+          <w:rFonts w:ascii="TH SarabunPSK" w:hAnsi="TH SarabunPSK" w:cs="TH SarabunPSK"/>
           <w:color w:val="auto"/>
           <w:sz w:val="36"/>
           <w:szCs w:val="36"/>
@@ -4504,7 +4506,7 @@
           <w:p>
             <w:pPr>
               <w:rPr>
-                <w:rFonts w:ascii="TH SarabunPSK" w:hAnsi="TH SarabunPSK" w:cs="TH SarabunPSK" w:hint="cs"/>
+                <w:rFonts w:ascii="TH SarabunPSK" w:hAnsi="TH SarabunPSK" w:cs="TH SarabunPSK"/>
                 <w:color w:val="auto"/>
                 <w:sz w:val="36"/>
                 <w:szCs w:val="36"/>
@@ -4531,7 +4533,7 @@
           <w:p>
             <w:pPr>
               <w:rPr>
-                <w:rFonts w:ascii="TH SarabunPSK" w:hAnsi="TH SarabunPSK" w:cs="TH SarabunPSK" w:hint="cs"/>
+                <w:rFonts w:ascii="TH SarabunPSK" w:hAnsi="TH SarabunPSK" w:cs="TH SarabunPSK"/>
                 <w:color w:val="auto"/>
                 <w:sz w:val="36"/>
                 <w:szCs w:val="36"/>
@@ -4558,7 +4560,7 @@
           <w:p>
             <w:pPr>
               <w:rPr>
-                <w:rFonts w:ascii="TH SarabunPSK" w:hAnsi="TH SarabunPSK" w:cs="TH SarabunPSK" w:hint="cs"/>
+                <w:rFonts w:ascii="TH SarabunPSK" w:hAnsi="TH SarabunPSK" w:cs="TH SarabunPSK"/>
                 <w:color w:val="auto"/>
                 <w:sz w:val="36"/>
                 <w:szCs w:val="36"/>
@@ -4586,7 +4588,7 @@
           <w:p>
             <w:pPr>
               <w:rPr>
-                <w:rFonts w:ascii="TH SarabunPSK" w:hAnsi="TH SarabunPSK" w:cs="TH SarabunPSK" w:hint="cs"/>
+                <w:rFonts w:ascii="TH SarabunPSK" w:hAnsi="TH SarabunPSK" w:cs="TH SarabunPSK"/>
                 <w:color w:val="auto"/>
                 <w:sz w:val="36"/>
                 <w:szCs w:val="36"/>
@@ -4611,7 +4613,7 @@
           <w:p>
             <w:pPr>
               <w:rPr>
-                <w:rFonts w:ascii="TH SarabunPSK" w:hAnsi="TH SarabunPSK" w:cs="TH SarabunPSK" w:hint="cs"/>
+                <w:rFonts w:ascii="TH SarabunPSK" w:hAnsi="TH SarabunPSK" w:cs="TH SarabunPSK"/>
                 <w:color w:val="auto"/>
                 <w:sz w:val="36"/>
                 <w:szCs w:val="36"/>
@@ -4636,7 +4638,7 @@
           <w:p>
             <w:pPr>
               <w:rPr>
-                <w:rFonts w:ascii="TH SarabunPSK" w:hAnsi="TH SarabunPSK" w:cs="TH SarabunPSK" w:hint="cs"/>
+                <w:rFonts w:ascii="TH SarabunPSK" w:hAnsi="TH SarabunPSK" w:cs="TH SarabunPSK"/>
                 <w:color w:val="auto"/>
                 <w:sz w:val="36"/>
                 <w:szCs w:val="36"/>
@@ -4663,7 +4665,7 @@
           <w:p>
             <w:pPr>
               <w:rPr>
-                <w:rFonts w:ascii="TH SarabunPSK" w:hAnsi="TH SarabunPSK" w:cs="TH SarabunPSK" w:hint="cs"/>
+                <w:rFonts w:ascii="TH SarabunPSK" w:hAnsi="TH SarabunPSK" w:cs="TH SarabunPSK"/>
                 <w:color w:val="auto"/>
                 <w:sz w:val="36"/>
                 <w:szCs w:val="36"/>
@@ -4688,7 +4690,7 @@
           <w:p>
             <w:pPr>
               <w:rPr>
-                <w:rFonts w:ascii="TH SarabunPSK" w:hAnsi="TH SarabunPSK" w:cs="TH SarabunPSK" w:hint="cs"/>
+                <w:rFonts w:ascii="TH SarabunPSK" w:hAnsi="TH SarabunPSK" w:cs="TH SarabunPSK"/>
                 <w:color w:val="auto"/>
                 <w:sz w:val="36"/>
                 <w:szCs w:val="36"/>
@@ -4713,7 +4715,7 @@
           <w:p>
             <w:pPr>
               <w:rPr>
-                <w:rFonts w:ascii="TH SarabunPSK" w:hAnsi="TH SarabunPSK" w:cs="TH SarabunPSK" w:hint="cs"/>
+                <w:rFonts w:ascii="TH SarabunPSK" w:hAnsi="TH SarabunPSK" w:cs="TH SarabunPSK"/>
                 <w:color w:val="auto"/>
                 <w:sz w:val="36"/>
                 <w:szCs w:val="36"/>
@@ -4740,7 +4742,7 @@
           <w:p>
             <w:pPr>
               <w:rPr>
-                <w:rFonts w:ascii="TH SarabunPSK" w:hAnsi="TH SarabunPSK" w:cs="TH SarabunPSK" w:hint="cs"/>
+                <w:rFonts w:ascii="TH SarabunPSK" w:hAnsi="TH SarabunPSK" w:cs="TH SarabunPSK"/>
                 <w:color w:val="auto"/>
                 <w:sz w:val="36"/>
                 <w:szCs w:val="36"/>
@@ -4765,7 +4767,7 @@
           <w:p>
             <w:pPr>
               <w:rPr>
-                <w:rFonts w:ascii="TH SarabunPSK" w:hAnsi="TH SarabunPSK" w:cs="TH SarabunPSK" w:hint="cs"/>
+                <w:rFonts w:ascii="TH SarabunPSK" w:hAnsi="TH SarabunPSK" w:cs="TH SarabunPSK"/>
                 <w:color w:val="auto"/>
                 <w:sz w:val="36"/>
                 <w:szCs w:val="36"/>
@@ -4790,7 +4792,7 @@
           <w:p>
             <w:pPr>
               <w:rPr>
-                <w:rFonts w:ascii="TH SarabunPSK" w:hAnsi="TH SarabunPSK" w:cs="TH SarabunPSK" w:hint="cs"/>
+                <w:rFonts w:ascii="TH SarabunPSK" w:hAnsi="TH SarabunPSK" w:cs="TH SarabunPSK"/>
                 <w:color w:val="auto"/>
                 <w:sz w:val="36"/>
                 <w:szCs w:val="36"/>
@@ -4817,7 +4819,7 @@
           <w:p>
             <w:pPr>
               <w:rPr>
-                <w:rFonts w:ascii="TH SarabunPSK" w:hAnsi="TH SarabunPSK" w:cs="TH SarabunPSK" w:hint="cs"/>
+                <w:rFonts w:ascii="TH SarabunPSK" w:hAnsi="TH SarabunPSK" w:cs="TH SarabunPSK"/>
                 <w:color w:val="auto"/>
                 <w:sz w:val="36"/>
                 <w:szCs w:val="36"/>
@@ -4842,7 +4844,7 @@
           <w:p>
             <w:pPr>
               <w:rPr>
-                <w:rFonts w:ascii="TH SarabunPSK" w:hAnsi="TH SarabunPSK" w:cs="TH SarabunPSK" w:hint="cs"/>
+                <w:rFonts w:ascii="TH SarabunPSK" w:hAnsi="TH SarabunPSK" w:cs="TH SarabunPSK"/>
                 <w:color w:val="auto"/>
                 <w:sz w:val="36"/>
                 <w:szCs w:val="36"/>
@@ -4867,7 +4869,7 @@
           <w:p>
             <w:pPr>
               <w:rPr>
-                <w:rFonts w:ascii="TH SarabunPSK" w:hAnsi="TH SarabunPSK" w:cs="TH SarabunPSK" w:hint="cs"/>
+                <w:rFonts w:ascii="TH SarabunPSK" w:hAnsi="TH SarabunPSK" w:cs="TH SarabunPSK"/>
                 <w:color w:val="auto"/>
                 <w:sz w:val="36"/>
                 <w:szCs w:val="36"/>
@@ -4894,7 +4896,7 @@
           <w:p>
             <w:pPr>
               <w:rPr>
-                <w:rFonts w:ascii="TH SarabunPSK" w:hAnsi="TH SarabunPSK" w:cs="TH SarabunPSK" w:hint="cs"/>
+                <w:rFonts w:ascii="TH SarabunPSK" w:hAnsi="TH SarabunPSK" w:cs="TH SarabunPSK"/>
                 <w:color w:val="auto"/>
                 <w:sz w:val="36"/>
                 <w:szCs w:val="36"/>
@@ -4919,7 +4921,7 @@
           <w:p>
             <w:pPr>
               <w:rPr>
-                <w:rFonts w:ascii="TH SarabunPSK" w:hAnsi="TH SarabunPSK" w:cs="TH SarabunPSK" w:hint="cs"/>
+                <w:rFonts w:ascii="TH SarabunPSK" w:hAnsi="TH SarabunPSK" w:cs="TH SarabunPSK"/>
                 <w:color w:val="auto"/>
                 <w:sz w:val="36"/>
                 <w:szCs w:val="36"/>
@@ -4944,7 +4946,7 @@
           <w:p>
             <w:pPr>
               <w:rPr>
-                <w:rFonts w:ascii="TH SarabunPSK" w:hAnsi="TH SarabunPSK" w:cs="TH SarabunPSK" w:hint="cs"/>
+                <w:rFonts w:ascii="TH SarabunPSK" w:hAnsi="TH SarabunPSK" w:cs="TH SarabunPSK"/>
                 <w:color w:val="auto"/>
                 <w:sz w:val="36"/>
                 <w:szCs w:val="36"/>
@@ -4971,7 +4973,7 @@
           <w:p>
             <w:pPr>
               <w:rPr>
-                <w:rFonts w:ascii="TH SarabunPSK" w:hAnsi="TH SarabunPSK" w:cs="TH SarabunPSK" w:hint="cs"/>
+                <w:rFonts w:ascii="TH SarabunPSK" w:hAnsi="TH SarabunPSK" w:cs="TH SarabunPSK"/>
                 <w:color w:val="auto"/>
                 <w:sz w:val="36"/>
                 <w:szCs w:val="36"/>
@@ -4996,7 +4998,7 @@
           <w:p>
             <w:pPr>
               <w:rPr>
-                <w:rFonts w:ascii="TH SarabunPSK" w:hAnsi="TH SarabunPSK" w:cs="TH SarabunPSK" w:hint="cs"/>
+                <w:rFonts w:ascii="TH SarabunPSK" w:hAnsi="TH SarabunPSK" w:cs="TH SarabunPSK"/>
                 <w:color w:val="auto"/>
                 <w:sz w:val="36"/>
                 <w:szCs w:val="36"/>
@@ -5021,7 +5023,7 @@
           <w:p>
             <w:pPr>
               <w:rPr>
-                <w:rFonts w:ascii="TH SarabunPSK" w:hAnsi="TH SarabunPSK" w:cs="TH SarabunPSK" w:hint="cs"/>
+                <w:rFonts w:ascii="TH SarabunPSK" w:hAnsi="TH SarabunPSK" w:cs="TH SarabunPSK"/>
                 <w:color w:val="auto"/>
                 <w:sz w:val="36"/>
                 <w:szCs w:val="36"/>
@@ -5043,7 +5045,7 @@
     <w:p>
       <w:pPr>
         <w:rPr>
-          <w:rFonts w:ascii="TH SarabunPSK" w:hAnsi="TH SarabunPSK" w:cs="TH SarabunPSK" w:hint="cs"/>
+          <w:rFonts w:ascii="TH SarabunPSK" w:hAnsi="TH SarabunPSK" w:cs="TH SarabunPSK"/>
           <w:color w:val="auto"/>
           <w:sz w:val="36"/>
           <w:szCs w:val="36"/>
@@ -5054,7 +5056,7 @@
       <w:pPr>
         <w:pStyle w:val="Heading1"/>
         <w:rPr>
-          <w:rFonts w:ascii="TH SarabunPSK" w:hAnsi="TH SarabunPSK" w:cs="TH SarabunPSK" w:hint="cs"/>
+          <w:rFonts w:ascii="TH SarabunPSK" w:hAnsi="TH SarabunPSK" w:cs="TH SarabunPSK"/>
           <w:color w:val="auto"/>
           <w:sz w:val="36"/>
           <w:szCs w:val="36"/>
@@ -5073,7 +5075,7 @@
     <w:p>
       <w:pPr>
         <w:rPr>
-          <w:rFonts w:ascii="TH SarabunPSK" w:hAnsi="TH SarabunPSK" w:cs="TH SarabunPSK" w:hint="cs"/>
+          <w:rFonts w:ascii="TH SarabunPSK" w:hAnsi="TH SarabunPSK" w:cs="TH SarabunPSK"/>
           <w:color w:val="auto"/>
           <w:sz w:val="36"/>
           <w:szCs w:val="36"/>
@@ -5093,7 +5095,7 @@
       <w:pPr>
         <w:pStyle w:val="ListNumber"/>
         <w:rPr>
-          <w:rFonts w:ascii="TH SarabunPSK" w:hAnsi="TH SarabunPSK" w:cs="TH SarabunPSK" w:hint="cs"/>
+          <w:rFonts w:ascii="TH SarabunPSK" w:hAnsi="TH SarabunPSK" w:cs="TH SarabunPSK"/>
           <w:color w:val="auto"/>
           <w:sz w:val="36"/>
           <w:szCs w:val="36"/>
@@ -5113,7 +5115,7 @@
       <w:pPr>
         <w:pStyle w:val="ListNumber"/>
         <w:rPr>
-          <w:rFonts w:ascii="TH SarabunPSK" w:hAnsi="TH SarabunPSK" w:cs="TH SarabunPSK" w:hint="cs"/>
+          <w:rFonts w:ascii="TH SarabunPSK" w:hAnsi="TH SarabunPSK" w:cs="TH SarabunPSK"/>
           <w:color w:val="auto"/>
           <w:sz w:val="36"/>
           <w:szCs w:val="36"/>
@@ -5134,7 +5136,7 @@
       <w:pPr>
         <w:pStyle w:val="ListNumber"/>
         <w:rPr>
-          <w:rFonts w:ascii="TH SarabunPSK" w:hAnsi="TH SarabunPSK" w:cs="TH SarabunPSK" w:hint="cs"/>
+          <w:rFonts w:ascii="TH SarabunPSK" w:hAnsi="TH SarabunPSK" w:cs="TH SarabunPSK"/>
           <w:color w:val="auto"/>
           <w:sz w:val="36"/>
           <w:szCs w:val="36"/>
@@ -5154,7 +5156,7 @@
       <w:pPr>
         <w:pStyle w:val="ListNumber"/>
         <w:rPr>
-          <w:rFonts w:ascii="TH SarabunPSK" w:hAnsi="TH SarabunPSK" w:cs="TH SarabunPSK" w:hint="cs"/>
+          <w:rFonts w:ascii="TH SarabunPSK" w:hAnsi="TH SarabunPSK" w:cs="TH SarabunPSK"/>
           <w:color w:val="auto"/>
           <w:sz w:val="36"/>
           <w:szCs w:val="36"/>
@@ -5174,7 +5176,7 @@
       <w:pPr>
         <w:pStyle w:val="ListNumber"/>
         <w:rPr>
-          <w:rFonts w:ascii="TH SarabunPSK" w:hAnsi="TH SarabunPSK" w:cs="TH SarabunPSK" w:hint="cs"/>
+          <w:rFonts w:ascii="TH SarabunPSK" w:hAnsi="TH SarabunPSK" w:cs="TH SarabunPSK"/>
           <w:color w:val="auto"/>
           <w:sz w:val="36"/>
           <w:szCs w:val="36"/>
@@ -5194,7 +5196,7 @@
       <w:pPr>
         <w:pStyle w:val="ListNumber"/>
         <w:rPr>
-          <w:rFonts w:ascii="TH SarabunPSK" w:hAnsi="TH SarabunPSK" w:cs="TH SarabunPSK" w:hint="cs"/>
+          <w:rFonts w:ascii="TH SarabunPSK" w:hAnsi="TH SarabunPSK" w:cs="TH SarabunPSK"/>
           <w:color w:val="auto"/>
           <w:sz w:val="36"/>
           <w:szCs w:val="36"/>
@@ -5214,7 +5216,7 @@
       <w:pPr>
         <w:pStyle w:val="ListNumber"/>
         <w:rPr>
-          <w:rFonts w:ascii="TH SarabunPSK" w:hAnsi="TH SarabunPSK" w:cs="TH SarabunPSK" w:hint="cs"/>
+          <w:rFonts w:ascii="TH SarabunPSK" w:hAnsi="TH SarabunPSK" w:cs="TH SarabunPSK"/>
           <w:color w:val="auto"/>
           <w:sz w:val="36"/>
           <w:szCs w:val="36"/>
@@ -5234,7 +5236,7 @@
       <w:pPr>
         <w:pStyle w:val="ListNumber"/>
         <w:rPr>
-          <w:rFonts w:ascii="TH SarabunPSK" w:hAnsi="TH SarabunPSK" w:cs="TH SarabunPSK" w:hint="cs"/>
+          <w:rFonts w:ascii="TH SarabunPSK" w:hAnsi="TH SarabunPSK" w:cs="TH SarabunPSK"/>
           <w:color w:val="auto"/>
           <w:sz w:val="36"/>
           <w:szCs w:val="36"/>
@@ -5254,7 +5256,7 @@
       <w:pPr>
         <w:pStyle w:val="Heading1"/>
         <w:rPr>
-          <w:rFonts w:ascii="TH SarabunPSK" w:hAnsi="TH SarabunPSK" w:cs="TH SarabunPSK" w:hint="cs"/>
+          <w:rFonts w:ascii="TH SarabunPSK" w:hAnsi="TH SarabunPSK" w:cs="TH SarabunPSK"/>
           <w:color w:val="auto"/>
           <w:sz w:val="36"/>
           <w:szCs w:val="36"/>
@@ -5273,7 +5275,7 @@
     <w:p>
       <w:pPr>
         <w:rPr>
-          <w:rFonts w:ascii="TH SarabunPSK" w:hAnsi="TH SarabunPSK" w:cs="TH SarabunPSK" w:hint="cs"/>
+          <w:rFonts w:ascii="TH SarabunPSK" w:hAnsi="TH SarabunPSK" w:cs="TH SarabunPSK"/>
           <w:color w:val="auto"/>
           <w:sz w:val="36"/>
           <w:szCs w:val="36"/>
@@ -5317,7 +5319,7 @@
           <w:p>
             <w:pPr>
               <w:rPr>
-                <w:rFonts w:ascii="TH SarabunPSK" w:hAnsi="TH SarabunPSK" w:cs="TH SarabunPSK" w:hint="cs"/>
+                <w:rFonts w:ascii="TH SarabunPSK" w:hAnsi="TH SarabunPSK" w:cs="TH SarabunPSK"/>
                 <w:color w:val="auto"/>
                 <w:sz w:val="36"/>
                 <w:szCs w:val="36"/>
@@ -5344,7 +5346,7 @@
           <w:p>
             <w:pPr>
               <w:rPr>
-                <w:rFonts w:ascii="TH SarabunPSK" w:hAnsi="TH SarabunPSK" w:cs="TH SarabunPSK" w:hint="cs"/>
+                <w:rFonts w:ascii="TH SarabunPSK" w:hAnsi="TH SarabunPSK" w:cs="TH SarabunPSK"/>
                 <w:color w:val="auto"/>
                 <w:sz w:val="36"/>
                 <w:szCs w:val="36"/>
@@ -5372,7 +5374,7 @@
           <w:p>
             <w:pPr>
               <w:rPr>
-                <w:rFonts w:ascii="TH SarabunPSK" w:hAnsi="TH SarabunPSK" w:cs="TH SarabunPSK" w:hint="cs"/>
+                <w:rFonts w:ascii="TH SarabunPSK" w:hAnsi="TH SarabunPSK" w:cs="TH SarabunPSK"/>
                 <w:color w:val="auto"/>
                 <w:sz w:val="36"/>
                 <w:szCs w:val="36"/>
@@ -5397,7 +5399,7 @@
           <w:p>
             <w:pPr>
               <w:rPr>
-                <w:rFonts w:ascii="TH SarabunPSK" w:hAnsi="TH SarabunPSK" w:cs="TH SarabunPSK" w:hint="cs"/>
+                <w:rFonts w:ascii="TH SarabunPSK" w:hAnsi="TH SarabunPSK" w:cs="TH SarabunPSK"/>
                 <w:color w:val="auto"/>
                 <w:sz w:val="36"/>
                 <w:szCs w:val="36"/>
@@ -5424,7 +5426,7 @@
           <w:p>
             <w:pPr>
               <w:rPr>
-                <w:rFonts w:ascii="TH SarabunPSK" w:hAnsi="TH SarabunPSK" w:cs="TH SarabunPSK" w:hint="cs"/>
+                <w:rFonts w:ascii="TH SarabunPSK" w:hAnsi="TH SarabunPSK" w:cs="TH SarabunPSK"/>
                 <w:color w:val="auto"/>
                 <w:sz w:val="36"/>
                 <w:szCs w:val="36"/>
@@ -5449,7 +5451,7 @@
           <w:p>
             <w:pPr>
               <w:rPr>
-                <w:rFonts w:ascii="TH SarabunPSK" w:hAnsi="TH SarabunPSK" w:cs="TH SarabunPSK" w:hint="cs"/>
+                <w:rFonts w:ascii="TH SarabunPSK" w:hAnsi="TH SarabunPSK" w:cs="TH SarabunPSK"/>
                 <w:color w:val="auto"/>
                 <w:sz w:val="36"/>
                 <w:szCs w:val="36"/>
@@ -5476,7 +5478,7 @@
           <w:p>
             <w:pPr>
               <w:rPr>
-                <w:rFonts w:ascii="TH SarabunPSK" w:hAnsi="TH SarabunPSK" w:cs="TH SarabunPSK" w:hint="cs"/>
+                <w:rFonts w:ascii="TH SarabunPSK" w:hAnsi="TH SarabunPSK" w:cs="TH SarabunPSK"/>
                 <w:color w:val="auto"/>
                 <w:sz w:val="36"/>
                 <w:szCs w:val="36"/>
@@ -5501,7 +5503,7 @@
           <w:p>
             <w:pPr>
               <w:rPr>
-                <w:rFonts w:ascii="TH SarabunPSK" w:hAnsi="TH SarabunPSK" w:cs="TH SarabunPSK" w:hint="cs"/>
+                <w:rFonts w:ascii="TH SarabunPSK" w:hAnsi="TH SarabunPSK" w:cs="TH SarabunPSK"/>
                 <w:color w:val="auto"/>
                 <w:sz w:val="36"/>
                 <w:szCs w:val="36"/>
@@ -5528,7 +5530,7 @@
           <w:p>
             <w:pPr>
               <w:rPr>
-                <w:rFonts w:ascii="TH SarabunPSK" w:hAnsi="TH SarabunPSK" w:cs="TH SarabunPSK" w:hint="cs"/>
+                <w:rFonts w:ascii="TH SarabunPSK" w:hAnsi="TH SarabunPSK" w:cs="TH SarabunPSK"/>
                 <w:color w:val="auto"/>
                 <w:sz w:val="36"/>
                 <w:szCs w:val="36"/>
@@ -5553,7 +5555,7 @@
           <w:p>
             <w:pPr>
               <w:rPr>
-                <w:rFonts w:ascii="TH SarabunPSK" w:hAnsi="TH SarabunPSK" w:cs="TH SarabunPSK" w:hint="cs"/>
+                <w:rFonts w:ascii="TH SarabunPSK" w:hAnsi="TH SarabunPSK" w:cs="TH SarabunPSK"/>
                 <w:color w:val="auto"/>
                 <w:sz w:val="36"/>
                 <w:szCs w:val="36"/>
@@ -5580,7 +5582,7 @@
           <w:p>
             <w:pPr>
               <w:rPr>
-                <w:rFonts w:ascii="TH SarabunPSK" w:hAnsi="TH SarabunPSK" w:cs="TH SarabunPSK" w:hint="cs"/>
+                <w:rFonts w:ascii="TH SarabunPSK" w:hAnsi="TH SarabunPSK" w:cs="TH SarabunPSK"/>
                 <w:color w:val="auto"/>
                 <w:sz w:val="36"/>
                 <w:szCs w:val="36"/>
@@ -5605,7 +5607,7 @@
           <w:p>
             <w:pPr>
               <w:rPr>
-                <w:rFonts w:ascii="TH SarabunPSK" w:hAnsi="TH SarabunPSK" w:cs="TH SarabunPSK" w:hint="cs"/>
+                <w:rFonts w:ascii="TH SarabunPSK" w:hAnsi="TH SarabunPSK" w:cs="TH SarabunPSK"/>
                 <w:color w:val="auto"/>
                 <w:sz w:val="36"/>
                 <w:szCs w:val="36"/>
@@ -5632,7 +5634,7 @@
           <w:p>
             <w:pPr>
               <w:rPr>
-                <w:rFonts w:ascii="TH SarabunPSK" w:hAnsi="TH SarabunPSK" w:cs="TH SarabunPSK" w:hint="cs"/>
+                <w:rFonts w:ascii="TH SarabunPSK" w:hAnsi="TH SarabunPSK" w:cs="TH SarabunPSK"/>
                 <w:color w:val="auto"/>
                 <w:sz w:val="36"/>
                 <w:szCs w:val="36"/>
@@ -5657,7 +5659,7 @@
           <w:p>
             <w:pPr>
               <w:rPr>
-                <w:rFonts w:ascii="TH SarabunPSK" w:hAnsi="TH SarabunPSK" w:cs="TH SarabunPSK" w:hint="cs"/>
+                <w:rFonts w:ascii="TH SarabunPSK" w:hAnsi="TH SarabunPSK" w:cs="TH SarabunPSK"/>
                 <w:color w:val="auto"/>
                 <w:sz w:val="36"/>
                 <w:szCs w:val="36"/>
@@ -5684,7 +5686,7 @@
           <w:p>
             <w:pPr>
               <w:rPr>
-                <w:rFonts w:ascii="TH SarabunPSK" w:hAnsi="TH SarabunPSK" w:cs="TH SarabunPSK" w:hint="cs"/>
+                <w:rFonts w:ascii="TH SarabunPSK" w:hAnsi="TH SarabunPSK" w:cs="TH SarabunPSK"/>
                 <w:color w:val="auto"/>
                 <w:sz w:val="36"/>
                 <w:szCs w:val="36"/>
@@ -5709,7 +5711,7 @@
           <w:p>
             <w:pPr>
               <w:rPr>
-                <w:rFonts w:ascii="TH SarabunPSK" w:hAnsi="TH SarabunPSK" w:cs="TH SarabunPSK" w:hint="cs"/>
+                <w:rFonts w:ascii="TH SarabunPSK" w:hAnsi="TH SarabunPSK" w:cs="TH SarabunPSK"/>
                 <w:color w:val="auto"/>
                 <w:sz w:val="36"/>
                 <w:szCs w:val="36"/>
@@ -5731,7 +5733,7 @@
     <w:p>
       <w:pPr>
         <w:rPr>
-          <w:rFonts w:ascii="TH SarabunPSK" w:hAnsi="TH SarabunPSK" w:cs="TH SarabunPSK" w:hint="cs"/>
+          <w:rFonts w:ascii="TH SarabunPSK" w:hAnsi="TH SarabunPSK" w:cs="TH SarabunPSK"/>
           <w:color w:val="auto"/>
           <w:sz w:val="36"/>
           <w:szCs w:val="36"/>
@@ -5742,7 +5744,7 @@
       <w:pPr>
         <w:pStyle w:val="Heading1"/>
         <w:rPr>
-          <w:rFonts w:ascii="TH SarabunPSK" w:hAnsi="TH SarabunPSK" w:cs="TH SarabunPSK" w:hint="cs"/>
+          <w:rFonts w:ascii="TH SarabunPSK" w:hAnsi="TH SarabunPSK" w:cs="TH SarabunPSK"/>
           <w:color w:val="auto"/>
           <w:sz w:val="36"/>
           <w:szCs w:val="36"/>
@@ -5762,7 +5764,7 @@
       <w:pPr>
         <w:pStyle w:val="ListBullet"/>
         <w:rPr>
-          <w:rFonts w:ascii="TH SarabunPSK" w:hAnsi="TH SarabunPSK" w:cs="TH SarabunPSK" w:hint="cs"/>
+          <w:rFonts w:ascii="TH SarabunPSK" w:hAnsi="TH SarabunPSK" w:cs="TH SarabunPSK"/>
           <w:color w:val="auto"/>
           <w:sz w:val="36"/>
           <w:szCs w:val="36"/>
@@ -5782,7 +5784,7 @@
       <w:pPr>
         <w:pStyle w:val="ListBullet"/>
         <w:rPr>
-          <w:rFonts w:ascii="TH SarabunPSK" w:hAnsi="TH SarabunPSK" w:cs="TH SarabunPSK" w:hint="cs"/>
+          <w:rFonts w:ascii="TH SarabunPSK" w:hAnsi="TH SarabunPSK" w:cs="TH SarabunPSK"/>
           <w:color w:val="auto"/>
           <w:sz w:val="36"/>
           <w:szCs w:val="36"/>
@@ -5803,7 +5805,7 @@
       <w:pPr>
         <w:pStyle w:val="ListBullet"/>
         <w:rPr>
-          <w:rFonts w:ascii="TH SarabunPSK" w:hAnsi="TH SarabunPSK" w:cs="TH SarabunPSK" w:hint="cs"/>
+          <w:rFonts w:ascii="TH SarabunPSK" w:hAnsi="TH SarabunPSK" w:cs="TH SarabunPSK"/>
           <w:color w:val="auto"/>
           <w:sz w:val="36"/>
           <w:szCs w:val="36"/>
@@ -5823,7 +5825,7 @@
       <w:pPr>
         <w:pStyle w:val="ListBullet"/>
         <w:rPr>
-          <w:rFonts w:ascii="TH SarabunPSK" w:hAnsi="TH SarabunPSK" w:cs="TH SarabunPSK" w:hint="cs"/>
+          <w:rFonts w:ascii="TH SarabunPSK" w:hAnsi="TH SarabunPSK" w:cs="TH SarabunPSK"/>
           <w:color w:val="auto"/>
           <w:sz w:val="36"/>
           <w:szCs w:val="36"/>
@@ -5843,7 +5845,7 @@
       <w:pPr>
         <w:pStyle w:val="ListBullet"/>
         <w:rPr>
-          <w:rFonts w:ascii="TH SarabunPSK" w:hAnsi="TH SarabunPSK" w:cs="TH SarabunPSK" w:hint="cs"/>
+          <w:rFonts w:ascii="TH SarabunPSK" w:hAnsi="TH SarabunPSK" w:cs="TH SarabunPSK"/>
           <w:color w:val="auto"/>
           <w:sz w:val="36"/>
           <w:szCs w:val="36"/>
@@ -5863,7 +5865,7 @@
       <w:pPr>
         <w:pStyle w:val="ListBullet"/>
         <w:rPr>
-          <w:rFonts w:ascii="TH SarabunPSK" w:hAnsi="TH SarabunPSK" w:cs="TH SarabunPSK" w:hint="cs"/>
+          <w:rFonts w:ascii="TH SarabunPSK" w:hAnsi="TH SarabunPSK" w:cs="TH SarabunPSK"/>
           <w:color w:val="auto"/>
           <w:sz w:val="36"/>
           <w:szCs w:val="36"/>
@@ -5883,7 +5885,7 @@
       <w:pPr>
         <w:pStyle w:val="ListBullet"/>
         <w:rPr>
-          <w:rFonts w:ascii="TH SarabunPSK" w:hAnsi="TH SarabunPSK" w:cs="TH SarabunPSK" w:hint="cs"/>
+          <w:rFonts w:ascii="TH SarabunPSK" w:hAnsi="TH SarabunPSK" w:cs="TH SarabunPSK"/>
           <w:color w:val="auto"/>
           <w:sz w:val="36"/>
           <w:szCs w:val="36"/>
@@ -5905,7 +5907,7 @@
       <w:pPr>
         <w:pStyle w:val="ListBullet"/>
         <w:rPr>
-          <w:rFonts w:ascii="TH SarabunPSK" w:hAnsi="TH SarabunPSK" w:cs="TH SarabunPSK" w:hint="cs"/>
+          <w:rFonts w:ascii="TH SarabunPSK" w:hAnsi="TH SarabunPSK" w:cs="TH SarabunPSK"/>
           <w:color w:val="auto"/>
           <w:sz w:val="36"/>
           <w:szCs w:val="36"/>
@@ -5925,7 +5927,7 @@
       <w:pPr>
         <w:pStyle w:val="Heading1"/>
         <w:rPr>
-          <w:rFonts w:ascii="TH SarabunPSK" w:hAnsi="TH SarabunPSK" w:cs="TH SarabunPSK" w:hint="cs"/>
+          <w:rFonts w:ascii="TH SarabunPSK" w:hAnsi="TH SarabunPSK" w:cs="TH SarabunPSK"/>
           <w:color w:val="auto"/>
           <w:sz w:val="36"/>
           <w:szCs w:val="36"/>
@@ -5969,7 +5971,7 @@
           <w:p>
             <w:pPr>
               <w:rPr>
-                <w:rFonts w:ascii="TH SarabunPSK" w:hAnsi="TH SarabunPSK" w:cs="TH SarabunPSK" w:hint="cs"/>
+                <w:rFonts w:ascii="TH SarabunPSK" w:hAnsi="TH SarabunPSK" w:cs="TH SarabunPSK"/>
                 <w:color w:val="auto"/>
                 <w:sz w:val="36"/>
                 <w:szCs w:val="36"/>
@@ -5996,7 +5998,7 @@
           <w:p>
             <w:pPr>
               <w:rPr>
-                <w:rFonts w:ascii="TH SarabunPSK" w:hAnsi="TH SarabunPSK" w:cs="TH SarabunPSK" w:hint="cs"/>
+                <w:rFonts w:ascii="TH SarabunPSK" w:hAnsi="TH SarabunPSK" w:cs="TH SarabunPSK"/>
                 <w:color w:val="auto"/>
                 <w:sz w:val="36"/>
                 <w:szCs w:val="36"/>
@@ -6024,7 +6026,7 @@
           <w:p>
             <w:pPr>
               <w:rPr>
-                <w:rFonts w:ascii="TH SarabunPSK" w:hAnsi="TH SarabunPSK" w:cs="TH SarabunPSK" w:hint="cs"/>
+                <w:rFonts w:ascii="TH SarabunPSK" w:hAnsi="TH SarabunPSK" w:cs="TH SarabunPSK"/>
                 <w:color w:val="auto"/>
                 <w:sz w:val="36"/>
                 <w:szCs w:val="36"/>
@@ -6049,7 +6051,7 @@
           <w:p>
             <w:pPr>
               <w:rPr>
-                <w:rFonts w:ascii="TH SarabunPSK" w:hAnsi="TH SarabunPSK" w:cs="TH SarabunPSK" w:hint="cs"/>
+                <w:rFonts w:ascii="TH SarabunPSK" w:hAnsi="TH SarabunPSK" w:cs="TH SarabunPSK"/>
                 <w:color w:val="auto"/>
                 <w:sz w:val="36"/>
                 <w:szCs w:val="36"/>
@@ -6076,7 +6078,7 @@
           <w:p>
             <w:pPr>
               <w:rPr>
-                <w:rFonts w:ascii="TH SarabunPSK" w:hAnsi="TH SarabunPSK" w:cs="TH SarabunPSK" w:hint="cs"/>
+                <w:rFonts w:ascii="TH SarabunPSK" w:hAnsi="TH SarabunPSK" w:cs="TH SarabunPSK"/>
                 <w:color w:val="auto"/>
                 <w:sz w:val="36"/>
                 <w:szCs w:val="36"/>
@@ -6101,7 +6103,7 @@
           <w:p>
             <w:pPr>
               <w:rPr>
-                <w:rFonts w:ascii="TH SarabunPSK" w:hAnsi="TH SarabunPSK" w:cs="TH SarabunPSK" w:hint="cs"/>
+                <w:rFonts w:ascii="TH SarabunPSK" w:hAnsi="TH SarabunPSK" w:cs="TH SarabunPSK"/>
                 <w:color w:val="auto"/>
                 <w:sz w:val="36"/>
                 <w:szCs w:val="36"/>
@@ -6128,7 +6130,7 @@
           <w:p>
             <w:pPr>
               <w:rPr>
-                <w:rFonts w:ascii="TH SarabunPSK" w:hAnsi="TH SarabunPSK" w:cs="TH SarabunPSK" w:hint="cs"/>
+                <w:rFonts w:ascii="TH SarabunPSK" w:hAnsi="TH SarabunPSK" w:cs="TH SarabunPSK"/>
                 <w:color w:val="auto"/>
                 <w:sz w:val="36"/>
                 <w:szCs w:val="36"/>
@@ -6153,7 +6155,7 @@
           <w:p>
             <w:pPr>
               <w:rPr>
-                <w:rFonts w:ascii="TH SarabunPSK" w:hAnsi="TH SarabunPSK" w:cs="TH SarabunPSK" w:hint="cs"/>
+                <w:rFonts w:ascii="TH SarabunPSK" w:hAnsi="TH SarabunPSK" w:cs="TH SarabunPSK"/>
                 <w:color w:val="auto"/>
                 <w:sz w:val="36"/>
                 <w:szCs w:val="36"/>
@@ -6180,7 +6182,7 @@
           <w:p>
             <w:pPr>
               <w:rPr>
-                <w:rFonts w:ascii="TH SarabunPSK" w:hAnsi="TH SarabunPSK" w:cs="TH SarabunPSK" w:hint="cs"/>
+                <w:rFonts w:ascii="TH SarabunPSK" w:hAnsi="TH SarabunPSK" w:cs="TH SarabunPSK"/>
                 <w:color w:val="auto"/>
                 <w:sz w:val="36"/>
                 <w:szCs w:val="36"/>
@@ -6205,7 +6207,7 @@
           <w:p>
             <w:pPr>
               <w:rPr>
-                <w:rFonts w:ascii="TH SarabunPSK" w:hAnsi="TH SarabunPSK" w:cs="TH SarabunPSK" w:hint="cs"/>
+                <w:rFonts w:ascii="TH SarabunPSK" w:hAnsi="TH SarabunPSK" w:cs="TH SarabunPSK"/>
                 <w:color w:val="auto"/>
                 <w:sz w:val="36"/>
                 <w:szCs w:val="36"/>
@@ -6232,7 +6234,7 @@
           <w:p>
             <w:pPr>
               <w:rPr>
-                <w:rFonts w:ascii="TH SarabunPSK" w:hAnsi="TH SarabunPSK" w:cs="TH SarabunPSK" w:hint="cs"/>
+                <w:rFonts w:ascii="TH SarabunPSK" w:hAnsi="TH SarabunPSK" w:cs="TH SarabunPSK"/>
                 <w:color w:val="auto"/>
                 <w:sz w:val="36"/>
                 <w:szCs w:val="36"/>
@@ -6257,7 +6259,7 @@
           <w:p>
             <w:pPr>
               <w:rPr>
-                <w:rFonts w:ascii="TH SarabunPSK" w:hAnsi="TH SarabunPSK" w:cs="TH SarabunPSK" w:hint="cs"/>
+                <w:rFonts w:ascii="TH SarabunPSK" w:hAnsi="TH SarabunPSK" w:cs="TH SarabunPSK"/>
                 <w:color w:val="auto"/>
                 <w:sz w:val="36"/>
                 <w:szCs w:val="36"/>
@@ -6284,7 +6286,7 @@
           <w:p>
             <w:pPr>
               <w:rPr>
-                <w:rFonts w:ascii="TH SarabunPSK" w:hAnsi="TH SarabunPSK" w:cs="TH SarabunPSK" w:hint="cs"/>
+                <w:rFonts w:ascii="TH SarabunPSK" w:hAnsi="TH SarabunPSK" w:cs="TH SarabunPSK"/>
                 <w:color w:val="auto"/>
                 <w:sz w:val="36"/>
                 <w:szCs w:val="36"/>
@@ -6309,7 +6311,7 @@
           <w:p>
             <w:pPr>
               <w:rPr>
-                <w:rFonts w:ascii="TH SarabunPSK" w:hAnsi="TH SarabunPSK" w:cs="TH SarabunPSK" w:hint="cs"/>
+                <w:rFonts w:ascii="TH SarabunPSK" w:hAnsi="TH SarabunPSK" w:cs="TH SarabunPSK"/>
                 <w:color w:val="auto"/>
                 <w:sz w:val="36"/>
                 <w:szCs w:val="36"/>
@@ -6336,7 +6338,7 @@
           <w:p>
             <w:pPr>
               <w:rPr>
-                <w:rFonts w:ascii="TH SarabunPSK" w:hAnsi="TH SarabunPSK" w:cs="TH SarabunPSK" w:hint="cs"/>
+                <w:rFonts w:ascii="TH SarabunPSK" w:hAnsi="TH SarabunPSK" w:cs="TH SarabunPSK"/>
                 <w:color w:val="auto"/>
                 <w:sz w:val="36"/>
                 <w:szCs w:val="36"/>
@@ -6361,7 +6363,7 @@
           <w:p>
             <w:pPr>
               <w:rPr>
-                <w:rFonts w:ascii="TH SarabunPSK" w:hAnsi="TH SarabunPSK" w:cs="TH SarabunPSK" w:hint="cs"/>
+                <w:rFonts w:ascii="TH SarabunPSK" w:hAnsi="TH SarabunPSK" w:cs="TH SarabunPSK"/>
                 <w:color w:val="auto"/>
                 <w:sz w:val="36"/>
                 <w:szCs w:val="36"/>
@@ -6388,7 +6390,7 @@
           <w:p>
             <w:pPr>
               <w:rPr>
-                <w:rFonts w:ascii="TH SarabunPSK" w:hAnsi="TH SarabunPSK" w:cs="TH SarabunPSK" w:hint="cs"/>
+                <w:rFonts w:ascii="TH SarabunPSK" w:hAnsi="TH SarabunPSK" w:cs="TH SarabunPSK"/>
                 <w:color w:val="auto"/>
                 <w:sz w:val="36"/>
                 <w:szCs w:val="36"/>
@@ -6413,7 +6415,7 @@
           <w:p>
             <w:pPr>
               <w:rPr>
-                <w:rFonts w:ascii="TH SarabunPSK" w:hAnsi="TH SarabunPSK" w:cs="TH SarabunPSK" w:hint="cs"/>
+                <w:rFonts w:ascii="TH SarabunPSK" w:hAnsi="TH SarabunPSK" w:cs="TH SarabunPSK"/>
                 <w:color w:val="auto"/>
                 <w:sz w:val="36"/>
                 <w:szCs w:val="36"/>
@@ -6440,7 +6442,7 @@
           <w:p>
             <w:pPr>
               <w:rPr>
-                <w:rFonts w:ascii="TH SarabunPSK" w:hAnsi="TH SarabunPSK" w:cs="TH SarabunPSK" w:hint="cs"/>
+                <w:rFonts w:ascii="TH SarabunPSK" w:hAnsi="TH SarabunPSK" w:cs="TH SarabunPSK"/>
                 <w:color w:val="auto"/>
                 <w:sz w:val="36"/>
                 <w:szCs w:val="36"/>
@@ -6465,7 +6467,7 @@
           <w:p>
             <w:pPr>
               <w:rPr>
-                <w:rFonts w:ascii="TH SarabunPSK" w:hAnsi="TH SarabunPSK" w:cs="TH SarabunPSK" w:hint="cs"/>
+                <w:rFonts w:ascii="TH SarabunPSK" w:hAnsi="TH SarabunPSK" w:cs="TH SarabunPSK"/>
                 <w:color w:val="auto"/>
                 <w:sz w:val="36"/>
                 <w:szCs w:val="36"/>
@@ -6487,7 +6489,7 @@
     <w:p>
       <w:pPr>
         <w:rPr>
-          <w:rFonts w:ascii="TH SarabunPSK" w:hAnsi="TH SarabunPSK" w:cs="TH SarabunPSK" w:hint="cs"/>
+          <w:rFonts w:ascii="TH SarabunPSK" w:hAnsi="TH SarabunPSK" w:cs="TH SarabunPSK"/>
           <w:color w:val="auto"/>
           <w:sz w:val="36"/>
           <w:szCs w:val="36"/>
@@ -6498,7 +6500,7 @@
       <w:pPr>
         <w:pStyle w:val="Heading1"/>
         <w:rPr>
-          <w:rFonts w:ascii="TH SarabunPSK" w:hAnsi="TH SarabunPSK" w:cs="TH SarabunPSK" w:hint="cs"/>
+          <w:rFonts w:ascii="TH SarabunPSK" w:hAnsi="TH SarabunPSK" w:cs="TH SarabunPSK"/>
           <w:color w:val="auto"/>
           <w:sz w:val="36"/>
           <w:szCs w:val="36"/>
@@ -6518,7 +6520,7 @@
     <w:p>
       <w:pPr>
         <w:rPr>
-          <w:rFonts w:ascii="TH SarabunPSK" w:hAnsi="TH SarabunPSK" w:cs="TH SarabunPSK" w:hint="cs"/>
+          <w:rFonts w:ascii="TH SarabunPSK" w:hAnsi="TH SarabunPSK" w:cs="TH SarabunPSK"/>
           <w:color w:val="auto"/>
           <w:sz w:val="36"/>
           <w:szCs w:val="36"/>
@@ -6579,7 +6581,7 @@
           <w:p>
             <w:pPr>
               <w:rPr>
-                <w:rFonts w:ascii="TH SarabunPSK" w:hAnsi="TH SarabunPSK" w:cs="TH SarabunPSK" w:hint="cs"/>
+                <w:rFonts w:ascii="TH SarabunPSK" w:hAnsi="TH SarabunPSK" w:cs="TH SarabunPSK"/>
                 <w:color w:val="auto"/>
                 <w:sz w:val="36"/>
                 <w:szCs w:val="36"/>
@@ -6599,7 +6601,7 @@
           <w:p>
             <w:pPr>
               <w:rPr>
-                <w:rFonts w:ascii="TH SarabunPSK" w:hAnsi="TH SarabunPSK" w:cs="TH SarabunPSK" w:hint="cs"/>
+                <w:rFonts w:ascii="TH SarabunPSK" w:hAnsi="TH SarabunPSK" w:cs="TH SarabunPSK"/>
                 <w:color w:val="auto"/>
                 <w:sz w:val="36"/>
                 <w:szCs w:val="36"/>
@@ -6612,18 +6614,159 @@
                 <w:sz w:val="36"/>
                 <w:szCs w:val="36"/>
               </w:rPr>
-              <w:t>เราเลือก LightGBM V5 เพราะเป็นรุ่นที่สมดุลที่สุดระหว่างความแม่นยำ ความนิ่งเมื่อเจอข้อมูลใหม่ และจำนวน feature ที่ไม่หนักเกินไป ตอนนี้ใช้ต่อได้เป็น baseline แต่ถ้าจะใช้กับข้อมูลบริษัทจริง ต้อง retrain และตรวจ feature mapping ก่อนขึ้นระบบจริง</w:t>
+              <w:t xml:space="preserve">เราเลือก LightGBM V5 เพราะเป็นรุ่นที่สมดุลที่สุดระหว่างความแม่นยำ ความนิ่งเมื่อเจอข้อมูลใหม่ และจำนวน feature ที่ไม่หนักเกินไป ตอนนี้ใช้ต่อได้เป็น baseline แต่ถ้าจะใช้กับข้อมูลบริษัทจริง ต้อง retrain และตรวจ feature mapping </w:t>
             </w:r>
+            <w:proofErr w:type="spellStart"/>
+            <w:r>
+              <w:rPr>
+                <w:rFonts w:ascii="TH SarabunPSK" w:hAnsi="TH SarabunPSK" w:cs="TH SarabunPSK" w:hint="cs"/>
+                <w:color w:val="auto"/>
+                <w:sz w:val="36"/>
+                <w:szCs w:val="36"/>
+              </w:rPr>
+              <w:t>ก่อนขึ้นระบบจริง</w:t>
+            </w:r>
+            <w:proofErr w:type="spellEnd"/>
           </w:p>
         </w:tc>
       </w:tr>
     </w:tbl>
     <w:p>
       <w:pPr>
+        <w:spacing w:after="160" w:line="259" w:lineRule="auto"/>
+        <w:rPr>
+          <w:rFonts w:ascii="TH SarabunPSK" w:hAnsi="TH SarabunPSK" w:cs="TH SarabunPSK"/>
+          <w:sz w:val="36"/>
+          <w:szCs w:val="36"/>
+        </w:rPr>
+      </w:pPr>
+    </w:p>
+    <w:p>
+      <w:pPr>
+        <w:spacing w:after="160" w:line="259" w:lineRule="auto"/>
+        <w:rPr>
+          <w:rFonts w:ascii="TH SarabunPSK" w:hAnsi="TH SarabunPSK" w:cs="TH SarabunPSK"/>
+          <w:sz w:val="36"/>
+          <w:szCs w:val="36"/>
+        </w:rPr>
+      </w:pPr>
+    </w:p>
+    <w:p>
+      <w:pPr>
+        <w:spacing w:after="160" w:line="259" w:lineRule="auto"/>
+        <w:rPr>
+          <w:rFonts w:ascii="TH SarabunPSK" w:hAnsi="TH SarabunPSK" w:cs="TH SarabunPSK"/>
+          <w:sz w:val="36"/>
+          <w:szCs w:val="36"/>
+        </w:rPr>
+      </w:pPr>
+    </w:p>
+    <w:p>
+      <w:pPr>
+        <w:spacing w:after="160" w:line="259" w:lineRule="auto"/>
+        <w:rPr>
+          <w:rFonts w:ascii="TH SarabunPSK" w:hAnsi="TH SarabunPSK" w:cs="TH SarabunPSK"/>
+          <w:sz w:val="36"/>
+          <w:szCs w:val="36"/>
+        </w:rPr>
+      </w:pPr>
+    </w:p>
+    <w:p>
+      <w:pPr>
+        <w:spacing w:after="160" w:line="259" w:lineRule="auto"/>
+        <w:rPr>
+          <w:rFonts w:ascii="TH SarabunPSK" w:hAnsi="TH SarabunPSK" w:cs="TH SarabunPSK"/>
+          <w:sz w:val="36"/>
+          <w:szCs w:val="36"/>
+        </w:rPr>
+      </w:pPr>
+    </w:p>
+    <w:p>
+      <w:pPr>
+        <w:spacing w:after="160" w:line="259" w:lineRule="auto"/>
+        <w:rPr>
+          <w:rFonts w:ascii="TH SarabunPSK" w:hAnsi="TH SarabunPSK" w:cs="TH SarabunPSK"/>
+          <w:sz w:val="36"/>
+          <w:szCs w:val="36"/>
+        </w:rPr>
+      </w:pPr>
+    </w:p>
+    <w:p>
+      <w:pPr>
+        <w:spacing w:after="160" w:line="259" w:lineRule="auto"/>
+        <w:rPr>
+          <w:rFonts w:ascii="TH SarabunPSK" w:hAnsi="TH SarabunPSK" w:cs="TH SarabunPSK"/>
+          <w:sz w:val="36"/>
+          <w:szCs w:val="36"/>
+        </w:rPr>
+      </w:pPr>
+    </w:p>
+    <w:p>
+      <w:pPr>
+        <w:spacing w:after="160" w:line="259" w:lineRule="auto"/>
+        <w:rPr>
+          <w:rFonts w:ascii="TH SarabunPSK" w:hAnsi="TH SarabunPSK" w:cs="TH SarabunPSK"/>
+          <w:sz w:val="36"/>
+          <w:szCs w:val="36"/>
+        </w:rPr>
+      </w:pPr>
+    </w:p>
+    <w:p>
+      <w:pPr>
+        <w:spacing w:after="160" w:line="259" w:lineRule="auto"/>
+        <w:rPr>
+          <w:rFonts w:ascii="TH SarabunPSK" w:hAnsi="TH SarabunPSK" w:cs="TH SarabunPSK"/>
+          <w:sz w:val="36"/>
+          <w:szCs w:val="36"/>
+        </w:rPr>
+      </w:pPr>
+    </w:p>
+    <w:p>
+      <w:pPr>
+        <w:spacing w:after="160" w:line="259" w:lineRule="auto"/>
+        <w:rPr>
+          <w:rFonts w:ascii="TH SarabunPSK" w:hAnsi="TH SarabunPSK" w:cs="TH SarabunPSK"/>
+          <w:sz w:val="36"/>
+          <w:szCs w:val="36"/>
+        </w:rPr>
+      </w:pPr>
+    </w:p>
+    <w:p>
+      <w:pPr>
+        <w:spacing w:after="160" w:line="259" w:lineRule="auto"/>
+        <w:rPr>
+          <w:rFonts w:ascii="TH SarabunPSK" w:hAnsi="TH SarabunPSK" w:cs="TH SarabunPSK"/>
+          <w:sz w:val="36"/>
+          <w:szCs w:val="36"/>
+        </w:rPr>
+      </w:pPr>
+    </w:p>
+    <w:p>
+      <w:pPr>
+        <w:spacing w:after="160" w:line="259" w:lineRule="auto"/>
+        <w:rPr>
+          <w:rFonts w:ascii="TH SarabunPSK" w:hAnsi="TH SarabunPSK" w:cs="TH SarabunPSK"/>
+          <w:sz w:val="36"/>
+          <w:szCs w:val="36"/>
+        </w:rPr>
+      </w:pPr>
+    </w:p>
+    <w:p>
+      <w:pPr>
+        <w:spacing w:after="160" w:line="259" w:lineRule="auto"/>
+        <w:rPr>
+          <w:rFonts w:ascii="TH SarabunPSK" w:hAnsi="TH SarabunPSK" w:cs="TH SarabunPSK"/>
+          <w:sz w:val="36"/>
+          <w:szCs w:val="36"/>
+        </w:rPr>
+      </w:pPr>
+    </w:p>
+    <w:p>
+      <w:pPr>
         <w:pStyle w:val="ListParagraph"/>
         <w:numPr>
           <w:ilvl w:val="0"/>
-          <w:numId w:val="10"/>
+          <w:numId w:val="11"/>
         </w:numPr>
         <w:spacing w:after="160" w:line="259" w:lineRule="auto"/>
         <w:rPr>
@@ -6639,6 +6782,7 @@
           <w:szCs w:val="36"/>
           <w:cs/>
         </w:rPr>
+        <w:lastRenderedPageBreak/>
         <w:t xml:space="preserve">ติดตั้ง </w:t>
       </w:r>
       <w:proofErr w:type="spellStart"/>
@@ -6682,11 +6826,12 @@
       </w:pPr>
       <w:r>
         <w:rPr>
+          <w:noProof/>
           <w:sz w:val="36"/>
           <w:szCs w:val="36"/>
         </w:rPr>
         <w:drawing>
-          <wp:anchor distT="0" distB="0" distL="114300" distR="114300" simplePos="0" relativeHeight="251639296" behindDoc="0" locked="0" layoutInCell="1" allowOverlap="1" wp14:anchorId="0939DE88" wp14:editId="0C1AB484">
+          <wp:anchor distT="0" distB="0" distL="114300" distR="114300" simplePos="0" relativeHeight="251653120" behindDoc="0" locked="0" layoutInCell="1" allowOverlap="1" wp14:anchorId="3345C84F" wp14:editId="17223B9E">
             <wp:simplePos x="0" y="0"/>
             <wp:positionH relativeFrom="margin">
               <wp:align>center</wp:align>
@@ -6769,7 +6914,7 @@
         <mc:AlternateContent>
           <mc:Choice Requires="wps">
             <w:drawing>
-              <wp:anchor distT="0" distB="0" distL="114300" distR="114300" simplePos="0" relativeHeight="251644416" behindDoc="0" locked="0" layoutInCell="1" allowOverlap="1" wp14:anchorId="778BECC3" wp14:editId="3C74255A">
+              <wp:anchor distT="0" distB="0" distL="114300" distR="114300" simplePos="0" relativeHeight="251654144" behindDoc="0" locked="0" layoutInCell="1" allowOverlap="1" wp14:anchorId="1755E9BA" wp14:editId="55F4496E">
                 <wp:simplePos x="0" y="0"/>
                 <wp:positionH relativeFrom="column">
                   <wp:posOffset>2364105</wp:posOffset>
@@ -6834,7 +6979,7 @@
           </mc:Choice>
           <mc:Fallback>
             <w:pict>
-              <v:shapetype w14:anchorId="28261D6B" id="_x0000_t13" coordsize="21600,21600" o:spt="13" adj="16200,5400" path="m@0,l@0@1,0@1,0@2@0@2@0,21600,21600,10800xe">
+              <v:shapetype w14:anchorId="024079DF" id="_x0000_t13" coordsize="21600,21600" o:spt="13" adj="16200,5400" path="m@0,l@0@1,0@1,0@2@0@2@0,21600,21600,10800xe">
                 <v:stroke joinstyle="miter"/>
                 <v:formulas>
                   <v:f eqn="val #0"/>
@@ -6850,7 +6995,7 @@
                   <v:h position="#0,#1" xrange="0,21600" yrange="0,10800"/>
                 </v:handles>
               </v:shapetype>
-              <v:shape id="Arrow: Right 1" o:spid="_x0000_s1026" type="#_x0000_t13" style="position:absolute;margin-left:186.15pt;margin-top:23.3pt;width:39pt;height:26.7pt;rotation:1323328fd;z-index:251644416;visibility:visible;mso-wrap-style:square;mso-width-percent:0;mso-height-percent:0;mso-wrap-distance-left:9pt;mso-wrap-distance-top:0;mso-wrap-distance-right:9pt;mso-wrap-distance-bottom:0;mso-position-horizontal:absolute;mso-position-horizontal-relative:text;mso-position-vertical:absolute;mso-position-vertical-relative:text;mso-width-percent:0;mso-height-percent:0;mso-width-relative:margin;mso-height-relative:margin;v-text-anchor:middle" o:gfxdata="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" adj="14206" fillcolor="#e00" strokecolor="#0a121c [484]" strokeweight="2pt"/>
+              <v:shape id="Arrow: Right 1" o:spid="_x0000_s1026" type="#_x0000_t13" style="position:absolute;margin-left:186.15pt;margin-top:23.3pt;width:39pt;height:26.7pt;rotation:1323328fd;z-index:251654144;visibility:visible;mso-wrap-style:square;mso-width-percent:0;mso-height-percent:0;mso-wrap-distance-left:9pt;mso-wrap-distance-top:0;mso-wrap-distance-right:9pt;mso-wrap-distance-bottom:0;mso-position-horizontal:absolute;mso-position-horizontal-relative:text;mso-position-vertical:absolute;mso-position-vertical-relative:text;mso-width-percent:0;mso-height-percent:0;mso-width-relative:margin;mso-height-relative:margin;v-text-anchor:middle" o:gfxdata="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" adj="14206" fillcolor="#e00" strokecolor="#0a121c [484]" strokeweight="2pt"/>
             </w:pict>
           </mc:Fallback>
         </mc:AlternateContent>
@@ -6912,7 +7057,7 @@
         <w:pStyle w:val="ListParagraph"/>
         <w:numPr>
           <w:ilvl w:val="0"/>
-          <w:numId w:val="10"/>
+          <w:numId w:val="11"/>
         </w:numPr>
         <w:tabs>
           <w:tab w:val="left" w:pos="7932"/>
@@ -6951,40 +7096,12 @@
           <w:t>https://docs.docker.com/desktop/setup/install/windows-install/</w:t>
         </w:r>
       </w:hyperlink>
-    </w:p>
-    <w:p>
-      <w:pPr>
-        <w:pStyle w:val="ListParagraph"/>
-        <w:tabs>
-          <w:tab w:val="left" w:pos="7932"/>
-        </w:tabs>
-        <w:rPr>
-          <w:rFonts w:ascii="TH SarabunPSK" w:hAnsi="TH SarabunPSK" w:cs="TH SarabunPSK"/>
-          <w:sz w:val="36"/>
-          <w:szCs w:val="36"/>
-        </w:rPr>
-      </w:pPr>
-    </w:p>
-    <w:p>
-      <w:pPr>
-        <w:pStyle w:val="ListParagraph"/>
-        <w:tabs>
-          <w:tab w:val="left" w:pos="7932"/>
-        </w:tabs>
-        <w:rPr>
-          <w:rFonts w:ascii="TH SarabunPSK" w:hAnsi="TH SarabunPSK" w:cs="TH SarabunPSK"/>
-          <w:sz w:val="36"/>
-          <w:szCs w:val="36"/>
-        </w:rPr>
-      </w:pPr>
       <w:r>
         <w:rPr>
-          <w:sz w:val="36"/>
-          <w:szCs w:val="36"/>
-        </w:rPr>
-        <w:lastRenderedPageBreak/>
+          <w:noProof/>
+        </w:rPr>
         <w:drawing>
-          <wp:anchor distT="0" distB="0" distL="114300" distR="114300" simplePos="0" relativeHeight="251658752" behindDoc="0" locked="0" layoutInCell="1" allowOverlap="1" wp14:anchorId="1100B956" wp14:editId="1ACFB3AB">
+          <wp:anchor distT="0" distB="0" distL="114300" distR="114300" simplePos="0" relativeHeight="251657216" behindDoc="0" locked="0" layoutInCell="1" allowOverlap="1" wp14:anchorId="17B1D808" wp14:editId="1CB960EF">
             <wp:simplePos x="0" y="0"/>
             <wp:positionH relativeFrom="column">
               <wp:posOffset>236220</wp:posOffset>
@@ -7042,13 +7159,11 @@
       <w:r>
         <w:rPr>
           <w:noProof/>
-          <w:sz w:val="36"/>
-          <w:szCs w:val="36"/>
         </w:rPr>
         <mc:AlternateContent>
           <mc:Choice Requires="wps">
             <w:drawing>
-              <wp:anchor distT="0" distB="0" distL="114300" distR="114300" simplePos="0" relativeHeight="251676160" behindDoc="0" locked="0" layoutInCell="1" allowOverlap="1" wp14:anchorId="7CA2D0C7" wp14:editId="531EE7A0">
+              <wp:anchor distT="0" distB="0" distL="114300" distR="114300" simplePos="0" relativeHeight="251660288" behindDoc="0" locked="0" layoutInCell="1" allowOverlap="1" wp14:anchorId="0EC862E1" wp14:editId="3886121A">
                 <wp:simplePos x="0" y="0"/>
                 <wp:positionH relativeFrom="column">
                   <wp:posOffset>1223645</wp:posOffset>
@@ -7113,7 +7228,7 @@
           </mc:Choice>
           <mc:Fallback>
             <w:pict>
-              <v:shape w14:anchorId="0DDD281C" id="Arrow: Right 1" o:spid="_x0000_s1026" type="#_x0000_t13" style="position:absolute;margin-left:96.35pt;margin-top:188.55pt;width:39pt;height:26.7pt;rotation:1323328fd;z-index:251676160;visibility:visible;mso-wrap-style:square;mso-width-percent:0;mso-height-percent:0;mso-wrap-distance-left:9pt;mso-wrap-distance-top:0;mso-wrap-distance-right:9pt;mso-wrap-distance-bottom:0;mso-position-horizontal:absolute;mso-position-horizontal-relative:text;mso-position-vertical:absolute;mso-position-vertical-relative:text;mso-width-percent:0;mso-height-percent:0;mso-width-relative:margin;mso-height-relative:margin;v-text-anchor:middle" o:gfxdata="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" adj="14206" fillcolor="#e00" strokecolor="#0a121c [484]" strokeweight="2pt"/>
+              <v:shape w14:anchorId="2CAFDF73" id="Arrow: Right 1" o:spid="_x0000_s1026" type="#_x0000_t13" style="position:absolute;margin-left:96.35pt;margin-top:188.55pt;width:39pt;height:26.7pt;rotation:1323328fd;z-index:251660288;visibility:visible;mso-wrap-style:square;mso-width-percent:0;mso-height-percent:0;mso-wrap-distance-left:9pt;mso-wrap-distance-top:0;mso-wrap-distance-right:9pt;mso-wrap-distance-bottom:0;mso-position-horizontal:absolute;mso-position-horizontal-relative:text;mso-position-vertical:absolute;mso-position-vertical-relative:text;mso-width-percent:0;mso-height-percent:0;mso-width-relative:margin;mso-height-relative:margin;v-text-anchor:middle" o:gfxdata="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" adj="14206" fillcolor="#e00" strokecolor="#0a121c [484]" strokeweight="2pt"/>
             </w:pict>
           </mc:Fallback>
         </mc:AlternateContent>
@@ -7137,7 +7252,7 @@
         <w:pStyle w:val="ListParagraph"/>
         <w:numPr>
           <w:ilvl w:val="0"/>
-          <w:numId w:val="10"/>
+          <w:numId w:val="11"/>
         </w:numPr>
         <w:tabs>
           <w:tab w:val="left" w:pos="7932"/>
@@ -7309,10 +7424,11 @@
           <w:sz w:val="36"/>
           <w:szCs w:val="36"/>
         </w:rPr>
+        <w:lastRenderedPageBreak/>
         <mc:AlternateContent>
           <mc:Choice Requires="wps">
             <w:drawing>
-              <wp:anchor distT="0" distB="0" distL="114300" distR="114300" simplePos="0" relativeHeight="251680256" behindDoc="0" locked="0" layoutInCell="1" allowOverlap="1" wp14:anchorId="2B25A944" wp14:editId="3DF85F83">
+              <wp:anchor distT="0" distB="0" distL="114300" distR="114300" simplePos="0" relativeHeight="251662336" behindDoc="0" locked="0" layoutInCell="1" allowOverlap="1" wp14:anchorId="0A714A69" wp14:editId="37406541">
                 <wp:simplePos x="0" y="0"/>
                 <wp:positionH relativeFrom="column">
                   <wp:posOffset>3824604</wp:posOffset>
@@ -7377,7 +7493,7 @@
           </mc:Choice>
           <mc:Fallback>
             <w:pict>
-              <v:shape w14:anchorId="2AFFFC83" id="Arrow: Right 1" o:spid="_x0000_s1026" type="#_x0000_t13" style="position:absolute;margin-left:301.15pt;margin-top:187.9pt;width:39pt;height:26.7pt;rotation:2278439fd;z-index:251680256;visibility:visible;mso-wrap-style:square;mso-width-percent:0;mso-height-percent:0;mso-wrap-distance-left:9pt;mso-wrap-distance-top:0;mso-wrap-distance-right:9pt;mso-wrap-distance-bottom:0;mso-position-horizontal:absolute;mso-position-horizontal-relative:text;mso-position-vertical:absolute;mso-position-vertical-relative:text;mso-width-percent:0;mso-height-percent:0;mso-width-relative:margin;mso-height-relative:margin;v-text-anchor:middle" o:gfxdata="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" adj="14206" fillcolor="#e00" strokecolor="#0a121c [484]" strokeweight="2pt"/>
+              <v:shape w14:anchorId="0312409A" id="Arrow: Right 1" o:spid="_x0000_s1026" type="#_x0000_t13" style="position:absolute;margin-left:301.15pt;margin-top:187.9pt;width:39pt;height:26.7pt;rotation:2278439fd;z-index:251662336;visibility:visible;mso-wrap-style:square;mso-width-percent:0;mso-height-percent:0;mso-wrap-distance-left:9pt;mso-wrap-distance-top:0;mso-wrap-distance-right:9pt;mso-wrap-distance-bottom:0;mso-position-horizontal:absolute;mso-position-horizontal-relative:text;mso-position-vertical:absolute;mso-position-vertical-relative:text;mso-width-percent:0;mso-height-percent:0;mso-width-relative:margin;mso-height-relative:margin;v-text-anchor:middle" o:gfxdata="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" adj="14206" fillcolor="#e00" strokecolor="#0a121c [484]" strokeweight="2pt"/>
             </w:pict>
           </mc:Fallback>
         </mc:AlternateContent>
@@ -7387,11 +7503,12 @@
           <w:rFonts w:ascii="TH SarabunPSK" w:hAnsi="TH SarabunPSK" w:cs="TH SarabunPSK"/>
           <w:b/>
           <w:bCs/>
+          <w:noProof/>
           <w:sz w:val="36"/>
           <w:szCs w:val="36"/>
         </w:rPr>
         <w:drawing>
-          <wp:anchor distT="0" distB="0" distL="114300" distR="114300" simplePos="0" relativeHeight="251678208" behindDoc="0" locked="0" layoutInCell="1" allowOverlap="1" wp14:anchorId="1E9E8F5C" wp14:editId="43EE6FD3">
+          <wp:anchor distT="0" distB="0" distL="114300" distR="114300" simplePos="0" relativeHeight="251661312" behindDoc="0" locked="0" layoutInCell="1" allowOverlap="1" wp14:anchorId="3C79308D" wp14:editId="10486512">
             <wp:simplePos x="0" y="0"/>
             <wp:positionH relativeFrom="margin">
               <wp:posOffset>171450</wp:posOffset>
@@ -7470,6 +7587,635 @@
         </w:r>
       </w:hyperlink>
     </w:p>
+    <w:p>
+      <w:pPr>
+        <w:pStyle w:val="ListParagraph"/>
+        <w:tabs>
+          <w:tab w:val="left" w:pos="7932"/>
+        </w:tabs>
+        <w:rPr>
+          <w:rFonts w:ascii="TH SarabunPSK" w:hAnsi="TH SarabunPSK" w:cs="TH SarabunPSK"/>
+          <w:sz w:val="36"/>
+          <w:szCs w:val="36"/>
+        </w:rPr>
+      </w:pPr>
+    </w:p>
+    <w:p>
+      <w:pPr>
+        <w:pStyle w:val="ListParagraph"/>
+        <w:tabs>
+          <w:tab w:val="left" w:pos="7932"/>
+        </w:tabs>
+        <w:rPr>
+          <w:rFonts w:ascii="TH SarabunPSK" w:hAnsi="TH SarabunPSK" w:cs="TH SarabunPSK"/>
+          <w:sz w:val="36"/>
+          <w:szCs w:val="36"/>
+        </w:rPr>
+      </w:pPr>
+    </w:p>
+    <w:p>
+      <w:pPr>
+        <w:pStyle w:val="ListParagraph"/>
+        <w:numPr>
+          <w:ilvl w:val="0"/>
+          <w:numId w:val="11"/>
+        </w:numPr>
+        <w:tabs>
+          <w:tab w:val="left" w:pos="7932"/>
+        </w:tabs>
+        <w:rPr>
+          <w:rFonts w:ascii="TH SarabunPSK" w:hAnsi="TH SarabunPSK" w:cs="TH SarabunPSK"/>
+          <w:sz w:val="36"/>
+          <w:szCs w:val="36"/>
+        </w:rPr>
+      </w:pPr>
+      <w:r>
+        <w:rPr>
+          <w:rFonts w:ascii="TH SarabunPSK" w:hAnsi="TH SarabunPSK" w:cs="TH SarabunPSK" w:hint="cs"/>
+          <w:sz w:val="36"/>
+          <w:szCs w:val="36"/>
+          <w:cs/>
+          <w:lang w:bidi="th-TH"/>
+        </w:rPr>
+        <w:t xml:space="preserve">ติดตั้งตัว </w:t>
+      </w:r>
+      <w:r>
+        <w:rPr>
+          <w:rFonts w:ascii="TH SarabunPSK" w:hAnsi="TH SarabunPSK" w:cs="TH SarabunPSK"/>
+          <w:sz w:val="36"/>
+          <w:szCs w:val="36"/>
+          <w:lang w:bidi="th-TH"/>
+        </w:rPr>
+        <w:t xml:space="preserve">Library Python : </w:t>
+      </w:r>
+      <w:r>
+        <w:rPr>
+          <w:rFonts w:ascii="TH SarabunPSK" w:hAnsi="TH SarabunPSK" w:cs="TH SarabunPSK"/>
+          <w:sz w:val="36"/>
+          <w:szCs w:val="36"/>
+        </w:rPr>
+        <w:t>pip install -r requirements.txt</w:t>
+      </w:r>
+      <w:r>
+        <w:rPr>
+          <w:rFonts w:ascii="TH SarabunPSK" w:hAnsi="TH SarabunPSK" w:cs="TH SarabunPSK"/>
+          <w:sz w:val="36"/>
+          <w:szCs w:val="36"/>
+        </w:rPr>
+        <w:t xml:space="preserve"> </w:t>
+      </w:r>
+      <w:r>
+        <w:rPr>
+          <w:rFonts w:ascii="TH SarabunPSK" w:hAnsi="TH SarabunPSK" w:cs="TH SarabunPSK" w:hint="cs"/>
+          <w:sz w:val="36"/>
+          <w:szCs w:val="36"/>
+          <w:cs/>
+          <w:lang w:bidi="th-TH"/>
+        </w:rPr>
+        <w:t xml:space="preserve">เพื่อให้รันแล้วโหลก </w:t>
+      </w:r>
+      <w:r>
+        <w:rPr>
+          <w:rFonts w:ascii="TH SarabunPSK" w:hAnsi="TH SarabunPSK" w:cs="TH SarabunPSK"/>
+          <w:sz w:val="36"/>
+          <w:szCs w:val="36"/>
+          <w:lang w:bidi="th-TH"/>
+        </w:rPr>
+        <w:t xml:space="preserve">Library </w:t>
+      </w:r>
+      <w:r>
+        <w:rPr>
+          <w:rFonts w:ascii="TH SarabunPSK" w:hAnsi="TH SarabunPSK" w:cs="TH SarabunPSK" w:hint="cs"/>
+          <w:sz w:val="36"/>
+          <w:szCs w:val="36"/>
+          <w:cs/>
+          <w:lang w:bidi="th-TH"/>
+        </w:rPr>
+        <w:t>ได้</w:t>
+      </w:r>
+    </w:p>
+    <w:p>
+      <w:pPr>
+        <w:pStyle w:val="ListParagraph"/>
+        <w:numPr>
+          <w:ilvl w:val="0"/>
+          <w:numId w:val="11"/>
+        </w:numPr>
+        <w:tabs>
+          <w:tab w:val="left" w:pos="7932"/>
+        </w:tabs>
+        <w:rPr>
+          <w:rFonts w:ascii="TH SarabunPSK" w:hAnsi="TH SarabunPSK" w:cs="TH SarabunPSK"/>
+          <w:sz w:val="36"/>
+          <w:szCs w:val="36"/>
+        </w:rPr>
+      </w:pPr>
+      <w:r>
+        <w:rPr>
+          <w:rFonts w:ascii="TH SarabunPSK" w:hAnsi="TH SarabunPSK" w:cs="TH SarabunPSK" w:hint="cs"/>
+          <w:sz w:val="36"/>
+          <w:szCs w:val="36"/>
+          <w:cs/>
+          <w:lang w:bidi="th-TH"/>
+        </w:rPr>
+        <w:t xml:space="preserve">วิธีเปิด </w:t>
+      </w:r>
+      <w:r>
+        <w:rPr>
+          <w:rFonts w:ascii="TH SarabunPSK" w:hAnsi="TH SarabunPSK" w:cs="TH SarabunPSK"/>
+          <w:sz w:val="36"/>
+          <w:szCs w:val="36"/>
+          <w:lang w:bidi="th-TH"/>
+        </w:rPr>
+        <w:t xml:space="preserve">PostgreSQL </w:t>
+      </w:r>
+      <w:r>
+        <w:rPr>
+          <w:rFonts w:ascii="TH SarabunPSK" w:hAnsi="TH SarabunPSK" w:cs="TH SarabunPSK" w:hint="cs"/>
+          <w:sz w:val="36"/>
+          <w:szCs w:val="36"/>
+          <w:cs/>
+          <w:lang w:bidi="th-TH"/>
+        </w:rPr>
+        <w:t xml:space="preserve">ด้วย </w:t>
+      </w:r>
+      <w:r>
+        <w:rPr>
+          <w:rFonts w:ascii="TH SarabunPSK" w:hAnsi="TH SarabunPSK" w:cs="TH SarabunPSK"/>
+          <w:sz w:val="36"/>
+          <w:szCs w:val="36"/>
+          <w:lang w:bidi="th-TH"/>
+        </w:rPr>
+        <w:t>Docker</w:t>
+      </w:r>
+    </w:p>
+    <w:p>
+      <w:pPr>
+        <w:pStyle w:val="ListParagraph"/>
+        <w:tabs>
+          <w:tab w:val="left" w:pos="7932"/>
+        </w:tabs>
+        <w:rPr>
+          <w:rFonts w:ascii="TH SarabunPSK" w:hAnsi="TH SarabunPSK" w:cs="TH SarabunPSK"/>
+          <w:sz w:val="36"/>
+          <w:szCs w:val="36"/>
+        </w:rPr>
+      </w:pPr>
+      <w:r>
+        <w:rPr>
+          <w:rFonts w:ascii="TH SarabunPSK" w:hAnsi="TH SarabunPSK" w:cs="TH SarabunPSK"/>
+          <w:sz w:val="36"/>
+          <w:szCs w:val="36"/>
+        </w:rPr>
+        <w:t xml:space="preserve">       </w:t>
+      </w:r>
+      <w:r>
+        <w:rPr>
+          <w:rFonts w:ascii="TH SarabunPSK" w:hAnsi="TH SarabunPSK" w:cs="TH SarabunPSK"/>
+          <w:sz w:val="36"/>
+          <w:szCs w:val="36"/>
+        </w:rPr>
+        <w:t xml:space="preserve">5.1 </w:t>
+      </w:r>
+      <w:r>
+        <w:rPr>
+          <w:rFonts w:ascii="TH SarabunPSK" w:hAnsi="TH SarabunPSK" w:cs="TH SarabunPSK"/>
+          <w:sz w:val="36"/>
+          <w:szCs w:val="36"/>
+        </w:rPr>
+        <w:t xml:space="preserve">docker </w:t>
+      </w:r>
+      <w:proofErr w:type="gramStart"/>
+      <w:r>
+        <w:rPr>
+          <w:rFonts w:ascii="TH SarabunPSK" w:hAnsi="TH SarabunPSK" w:cs="TH SarabunPSK"/>
+          <w:sz w:val="36"/>
+          <w:szCs w:val="36"/>
+        </w:rPr>
+        <w:t>compose</w:t>
+      </w:r>
+      <w:proofErr w:type="gramEnd"/>
+      <w:r>
+        <w:rPr>
+          <w:rFonts w:ascii="TH SarabunPSK" w:hAnsi="TH SarabunPSK" w:cs="TH SarabunPSK"/>
+          <w:sz w:val="36"/>
+          <w:szCs w:val="36"/>
+        </w:rPr>
+        <w:t xml:space="preserve"> up -d</w:t>
+      </w:r>
+    </w:p>
+    <w:p>
+      <w:pPr>
+        <w:pStyle w:val="ListParagraph"/>
+        <w:tabs>
+          <w:tab w:val="left" w:pos="7932"/>
+        </w:tabs>
+        <w:rPr>
+          <w:rFonts w:ascii="TH SarabunPSK" w:hAnsi="TH SarabunPSK" w:cs="TH SarabunPSK"/>
+          <w:sz w:val="36"/>
+          <w:szCs w:val="36"/>
+        </w:rPr>
+      </w:pPr>
+      <w:r>
+        <w:rPr>
+          <w:rFonts w:ascii="TH SarabunPSK" w:hAnsi="TH SarabunPSK" w:cs="TH SarabunPSK"/>
+          <w:sz w:val="36"/>
+          <w:szCs w:val="36"/>
+        </w:rPr>
+        <w:t xml:space="preserve">       </w:t>
+      </w:r>
+      <w:r>
+        <w:rPr>
+          <w:rFonts w:ascii="TH SarabunPSK" w:hAnsi="TH SarabunPSK" w:cs="TH SarabunPSK"/>
+          <w:sz w:val="36"/>
+          <w:szCs w:val="36"/>
+        </w:rPr>
+        <w:t xml:space="preserve">5.2 </w:t>
+      </w:r>
+      <w:r>
+        <w:rPr>
+          <w:rFonts w:ascii="TH SarabunPSK" w:hAnsi="TH SarabunPSK" w:cs="TH SarabunPSK"/>
+          <w:sz w:val="36"/>
+          <w:szCs w:val="36"/>
+        </w:rPr>
+        <w:t xml:space="preserve">docker </w:t>
+      </w:r>
+      <w:proofErr w:type="spellStart"/>
+      <w:r>
+        <w:rPr>
+          <w:rFonts w:ascii="TH SarabunPSK" w:hAnsi="TH SarabunPSK" w:cs="TH SarabunPSK"/>
+          <w:sz w:val="36"/>
+          <w:szCs w:val="36"/>
+        </w:rPr>
+        <w:t>ps</w:t>
+      </w:r>
+      <w:proofErr w:type="spellEnd"/>
+    </w:p>
+    <w:p>
+      <w:pPr>
+        <w:pStyle w:val="ListParagraph"/>
+        <w:tabs>
+          <w:tab w:val="left" w:pos="7932"/>
+        </w:tabs>
+        <w:rPr>
+          <w:rFonts w:ascii="TH SarabunPSK" w:hAnsi="TH SarabunPSK" w:cs="TH SarabunPSK"/>
+          <w:sz w:val="36"/>
+          <w:szCs w:val="36"/>
+        </w:rPr>
+      </w:pPr>
+    </w:p>
+    <w:p>
+      <w:pPr>
+        <w:pStyle w:val="ListParagraph"/>
+        <w:tabs>
+          <w:tab w:val="left" w:pos="7932"/>
+        </w:tabs>
+        <w:rPr>
+          <w:rFonts w:ascii="TH SarabunPSK" w:hAnsi="TH SarabunPSK" w:cs="TH SarabunPSK"/>
+          <w:sz w:val="36"/>
+          <w:szCs w:val="36"/>
+          <w:lang w:bidi="th-TH"/>
+        </w:rPr>
+      </w:pPr>
+      <w:r>
+        <w:rPr>
+          <w:rFonts w:ascii="TH SarabunPSK" w:hAnsi="TH SarabunPSK" w:cs="TH SarabunPSK"/>
+          <w:sz w:val="36"/>
+          <w:szCs w:val="36"/>
+          <w:lang w:bidi="th-TH"/>
+        </w:rPr>
+        <w:t xml:space="preserve">      </w:t>
+      </w:r>
+      <w:r>
+        <w:rPr>
+          <w:rFonts w:ascii="TH SarabunPSK" w:hAnsi="TH SarabunPSK" w:cs="TH SarabunPSK" w:hint="cs"/>
+          <w:sz w:val="36"/>
+          <w:szCs w:val="36"/>
+          <w:cs/>
+          <w:lang w:bidi="th-TH"/>
+        </w:rPr>
+        <w:t xml:space="preserve">ใน </w:t>
+      </w:r>
+      <w:proofErr w:type="spellStart"/>
+      <w:r>
+        <w:rPr>
+          <w:rFonts w:ascii="TH SarabunPSK" w:hAnsi="TH SarabunPSK" w:cs="TH SarabunPSK"/>
+          <w:sz w:val="36"/>
+          <w:szCs w:val="36"/>
+          <w:lang w:bidi="th-TH"/>
+        </w:rPr>
+        <w:t>env.example</w:t>
+      </w:r>
+      <w:proofErr w:type="spellEnd"/>
+      <w:r>
+        <w:rPr>
+          <w:rFonts w:ascii="TH SarabunPSK" w:hAnsi="TH SarabunPSK" w:cs="TH SarabunPSK"/>
+          <w:sz w:val="36"/>
+          <w:szCs w:val="36"/>
+          <w:lang w:bidi="th-TH"/>
+        </w:rPr>
+        <w:t xml:space="preserve"> </w:t>
+      </w:r>
+    </w:p>
+    <w:p>
+      <w:pPr>
+        <w:pStyle w:val="ListParagraph"/>
+        <w:tabs>
+          <w:tab w:val="left" w:pos="7932"/>
+        </w:tabs>
+        <w:rPr>
+          <w:rFonts w:ascii="TH SarabunPSK" w:hAnsi="TH SarabunPSK" w:cs="TH SarabunPSK"/>
+          <w:sz w:val="36"/>
+          <w:szCs w:val="36"/>
+        </w:rPr>
+      </w:pPr>
+      <w:r>
+        <w:rPr>
+          <w:rFonts w:ascii="TH SarabunPSK" w:hAnsi="TH SarabunPSK" w:cs="TH SarabunPSK"/>
+          <w:sz w:val="36"/>
+          <w:szCs w:val="36"/>
+          <w:lang w:bidi="th-TH"/>
+        </w:rPr>
+        <w:t xml:space="preserve">    </w:t>
+      </w:r>
+      <w:r>
+        <w:rPr>
+          <w:rFonts w:ascii="TH SarabunPSK" w:hAnsi="TH SarabunPSK" w:cs="TH SarabunPSK"/>
+          <w:sz w:val="36"/>
+          <w:szCs w:val="36"/>
+          <w:lang w:bidi="th-TH"/>
+        </w:rPr>
+        <w:t xml:space="preserve">     </w:t>
+      </w:r>
+      <w:r>
+        <w:rPr>
+          <w:rFonts w:ascii="TH SarabunPSK" w:hAnsi="TH SarabunPSK" w:cs="TH SarabunPSK"/>
+          <w:sz w:val="36"/>
+          <w:szCs w:val="36"/>
+        </w:rPr>
+        <w:t>Host: 127.0.0.1</w:t>
+      </w:r>
+    </w:p>
+    <w:p>
+      <w:pPr>
+        <w:pStyle w:val="ListParagraph"/>
+        <w:tabs>
+          <w:tab w:val="left" w:pos="7932"/>
+        </w:tabs>
+        <w:rPr>
+          <w:rFonts w:ascii="TH SarabunPSK" w:hAnsi="TH SarabunPSK" w:cs="TH SarabunPSK"/>
+          <w:sz w:val="36"/>
+          <w:szCs w:val="36"/>
+        </w:rPr>
+      </w:pPr>
+      <w:r>
+        <w:rPr>
+          <w:rFonts w:ascii="TH SarabunPSK" w:hAnsi="TH SarabunPSK" w:cs="TH SarabunPSK"/>
+          <w:sz w:val="36"/>
+          <w:szCs w:val="36"/>
+        </w:rPr>
+        <w:t xml:space="preserve">    </w:t>
+      </w:r>
+      <w:r>
+        <w:rPr>
+          <w:rFonts w:ascii="TH SarabunPSK" w:hAnsi="TH SarabunPSK" w:cs="TH SarabunPSK"/>
+          <w:sz w:val="36"/>
+          <w:szCs w:val="36"/>
+        </w:rPr>
+        <w:t xml:space="preserve">     </w:t>
+      </w:r>
+      <w:r>
+        <w:rPr>
+          <w:rFonts w:ascii="TH SarabunPSK" w:hAnsi="TH SarabunPSK" w:cs="TH SarabunPSK"/>
+          <w:sz w:val="36"/>
+          <w:szCs w:val="36"/>
+        </w:rPr>
+        <w:t>Port: 5433</w:t>
+      </w:r>
+    </w:p>
+    <w:p>
+      <w:pPr>
+        <w:pStyle w:val="ListParagraph"/>
+        <w:tabs>
+          <w:tab w:val="left" w:pos="7932"/>
+        </w:tabs>
+        <w:rPr>
+          <w:rFonts w:ascii="TH SarabunPSK" w:hAnsi="TH SarabunPSK" w:cs="TH SarabunPSK"/>
+          <w:sz w:val="36"/>
+          <w:szCs w:val="36"/>
+        </w:rPr>
+      </w:pPr>
+      <w:r>
+        <w:rPr>
+          <w:rFonts w:ascii="TH SarabunPSK" w:hAnsi="TH SarabunPSK" w:cs="TH SarabunPSK"/>
+          <w:sz w:val="36"/>
+          <w:szCs w:val="36"/>
+        </w:rPr>
+        <w:t xml:space="preserve">    </w:t>
+      </w:r>
+      <w:r>
+        <w:rPr>
+          <w:rFonts w:ascii="TH SarabunPSK" w:hAnsi="TH SarabunPSK" w:cs="TH SarabunPSK"/>
+          <w:sz w:val="36"/>
+          <w:szCs w:val="36"/>
+        </w:rPr>
+        <w:t xml:space="preserve">     </w:t>
+      </w:r>
+      <w:r>
+        <w:rPr>
+          <w:rFonts w:ascii="TH SarabunPSK" w:hAnsi="TH SarabunPSK" w:cs="TH SarabunPSK"/>
+          <w:sz w:val="36"/>
+          <w:szCs w:val="36"/>
+        </w:rPr>
+        <w:t xml:space="preserve">Database: </w:t>
+      </w:r>
+      <w:proofErr w:type="spellStart"/>
+      <w:r>
+        <w:rPr>
+          <w:rFonts w:ascii="TH SarabunPSK" w:hAnsi="TH SarabunPSK" w:cs="TH SarabunPSK"/>
+          <w:sz w:val="36"/>
+          <w:szCs w:val="36"/>
+        </w:rPr>
+        <w:t>gmm_oshopping_db</w:t>
+      </w:r>
+      <w:proofErr w:type="spellEnd"/>
+    </w:p>
+    <w:p>
+      <w:pPr>
+        <w:pStyle w:val="ListParagraph"/>
+        <w:tabs>
+          <w:tab w:val="left" w:pos="7932"/>
+        </w:tabs>
+        <w:rPr>
+          <w:rFonts w:ascii="TH SarabunPSK" w:hAnsi="TH SarabunPSK" w:cs="TH SarabunPSK"/>
+          <w:sz w:val="36"/>
+          <w:szCs w:val="36"/>
+        </w:rPr>
+      </w:pPr>
+      <w:r>
+        <w:rPr>
+          <w:rFonts w:ascii="TH SarabunPSK" w:hAnsi="TH SarabunPSK" w:cs="TH SarabunPSK"/>
+          <w:sz w:val="36"/>
+          <w:szCs w:val="36"/>
+        </w:rPr>
+        <w:t xml:space="preserve">    </w:t>
+      </w:r>
+      <w:r>
+        <w:rPr>
+          <w:rFonts w:ascii="TH SarabunPSK" w:hAnsi="TH SarabunPSK" w:cs="TH SarabunPSK"/>
+          <w:sz w:val="36"/>
+          <w:szCs w:val="36"/>
+        </w:rPr>
+        <w:t xml:space="preserve">     </w:t>
+      </w:r>
+      <w:r>
+        <w:rPr>
+          <w:rFonts w:ascii="TH SarabunPSK" w:hAnsi="TH SarabunPSK" w:cs="TH SarabunPSK"/>
+          <w:sz w:val="36"/>
+          <w:szCs w:val="36"/>
+        </w:rPr>
+        <w:t>User: admin</w:t>
+      </w:r>
+    </w:p>
+    <w:p>
+      <w:pPr>
+        <w:pStyle w:val="ListParagraph"/>
+        <w:tabs>
+          <w:tab w:val="left" w:pos="7932"/>
+        </w:tabs>
+        <w:rPr>
+          <w:rFonts w:ascii="TH SarabunPSK" w:hAnsi="TH SarabunPSK" w:cs="TH SarabunPSK"/>
+          <w:sz w:val="36"/>
+          <w:szCs w:val="36"/>
+        </w:rPr>
+      </w:pPr>
+      <w:r>
+        <w:rPr>
+          <w:rFonts w:ascii="TH SarabunPSK" w:hAnsi="TH SarabunPSK" w:cs="TH SarabunPSK"/>
+          <w:sz w:val="36"/>
+          <w:szCs w:val="36"/>
+        </w:rPr>
+        <w:t xml:space="preserve">    </w:t>
+      </w:r>
+      <w:r>
+        <w:rPr>
+          <w:rFonts w:ascii="TH SarabunPSK" w:hAnsi="TH SarabunPSK" w:cs="TH SarabunPSK"/>
+          <w:sz w:val="36"/>
+          <w:szCs w:val="36"/>
+        </w:rPr>
+        <w:t xml:space="preserve">     </w:t>
+      </w:r>
+      <w:r>
+        <w:rPr>
+          <w:rFonts w:ascii="TH SarabunPSK" w:hAnsi="TH SarabunPSK" w:cs="TH SarabunPSK"/>
+          <w:sz w:val="36"/>
+          <w:szCs w:val="36"/>
+        </w:rPr>
+        <w:t xml:space="preserve">Password: </w:t>
+      </w:r>
+      <w:r>
+        <w:rPr>
+          <w:rFonts w:ascii="TH SarabunPSK" w:hAnsi="TH SarabunPSK" w:cs="TH SarabunPSK"/>
+          <w:sz w:val="36"/>
+          <w:szCs w:val="36"/>
+          <w:cs/>
+          <w:lang w:bidi="th-TH"/>
+        </w:rPr>
+        <w:t xml:space="preserve">ดูจากค่า </w:t>
+      </w:r>
+      <w:r>
+        <w:rPr>
+          <w:rFonts w:ascii="TH SarabunPSK" w:hAnsi="TH SarabunPSK" w:cs="TH SarabunPSK"/>
+          <w:sz w:val="36"/>
+          <w:szCs w:val="36"/>
+        </w:rPr>
+        <w:t xml:space="preserve">DB_PASS </w:t>
+      </w:r>
+      <w:r>
+        <w:rPr>
+          <w:rFonts w:ascii="TH SarabunPSK" w:hAnsi="TH SarabunPSK" w:cs="TH SarabunPSK"/>
+          <w:sz w:val="36"/>
+          <w:szCs w:val="36"/>
+          <w:cs/>
+          <w:lang w:bidi="th-TH"/>
+        </w:rPr>
+        <w:t>ใน .</w:t>
+      </w:r>
+      <w:r>
+        <w:rPr>
+          <w:rFonts w:ascii="TH SarabunPSK" w:hAnsi="TH SarabunPSK" w:cs="TH SarabunPSK"/>
+          <w:sz w:val="36"/>
+          <w:szCs w:val="36"/>
+        </w:rPr>
+        <w:t>env</w:t>
+      </w:r>
+    </w:p>
+    <w:p>
+      <w:pPr>
+        <w:pStyle w:val="ListParagraph"/>
+        <w:tabs>
+          <w:tab w:val="left" w:pos="7932"/>
+        </w:tabs>
+        <w:rPr>
+          <w:rFonts w:ascii="TH SarabunPSK" w:hAnsi="TH SarabunPSK" w:cs="TH SarabunPSK"/>
+          <w:sz w:val="36"/>
+          <w:szCs w:val="36"/>
+        </w:rPr>
+      </w:pPr>
+    </w:p>
+    <w:p>
+      <w:pPr>
+        <w:pStyle w:val="ListParagraph"/>
+        <w:tabs>
+          <w:tab w:val="left" w:pos="7932"/>
+        </w:tabs>
+        <w:rPr>
+          <w:rFonts w:ascii="TH SarabunPSK" w:hAnsi="TH SarabunPSK" w:cs="TH SarabunPSK"/>
+          <w:sz w:val="36"/>
+          <w:szCs w:val="36"/>
+        </w:rPr>
+      </w:pPr>
+      <w:r>
+        <w:rPr>
+          <w:rFonts w:ascii="TH SarabunPSK" w:hAnsi="TH SarabunPSK" w:cs="TH SarabunPSK"/>
+          <w:sz w:val="36"/>
+          <w:szCs w:val="36"/>
+        </w:rPr>
+        <w:lastRenderedPageBreak/>
+        <w:t xml:space="preserve">        </w:t>
+      </w:r>
+      <w:r>
+        <w:rPr>
+          <w:rFonts w:ascii="TH SarabunPSK" w:hAnsi="TH SarabunPSK" w:cs="TH SarabunPSK"/>
+          <w:sz w:val="36"/>
+          <w:szCs w:val="36"/>
+        </w:rPr>
+        <w:t>URL: http://localhost:5050</w:t>
+      </w:r>
+    </w:p>
+    <w:p>
+      <w:pPr>
+        <w:pStyle w:val="ListParagraph"/>
+        <w:tabs>
+          <w:tab w:val="left" w:pos="7932"/>
+        </w:tabs>
+        <w:rPr>
+          <w:rFonts w:ascii="TH SarabunPSK" w:hAnsi="TH SarabunPSK" w:cs="TH SarabunPSK"/>
+          <w:sz w:val="36"/>
+          <w:szCs w:val="36"/>
+        </w:rPr>
+      </w:pPr>
+    </w:p>
+    <w:p>
+      <w:pPr>
+        <w:spacing w:after="160" w:line="259" w:lineRule="auto"/>
+        <w:rPr>
+          <w:rFonts w:ascii="TH SarabunPSK" w:hAnsi="TH SarabunPSK" w:cs="TH SarabunPSK"/>
+          <w:sz w:val="36"/>
+          <w:szCs w:val="36"/>
+        </w:rPr>
+      </w:pPr>
+    </w:p>
     <w:sectPr>
       <w:footerReference w:type="default" r:id="rId14"/>
       <w:pgSz w:w="12240" w:h="15840"/>
@@ -7732,6 +8478,95 @@
     </w:lvl>
   </w:abstractNum>
   <w:abstractNum w:abstractNumId="9" w15:restartNumberingAfterBreak="0">
+    <w:nsid w:val="07C246D9"/>
+    <w:multiLevelType w:val="hybridMultilevel"/>
+    <w:tmpl w:val="A13E4842"/>
+    <w:lvl w:ilvl="0" w:tplc="FA6234CA">
+      <w:start w:val="1"/>
+      <w:numFmt w:val="decimal"/>
+      <w:lvlText w:val="%1."/>
+      <w:lvlJc w:val="left"/>
+      <w:pPr>
+        <w:ind w:left="1080" w:hanging="360"/>
+      </w:pPr>
+      <w:rPr>
+        <w:rFonts w:hint="default"/>
+      </w:rPr>
+    </w:lvl>
+    <w:lvl w:ilvl="1" w:tplc="04090019" w:tentative="1">
+      <w:start w:val="1"/>
+      <w:numFmt w:val="lowerLetter"/>
+      <w:lvlText w:val="%2."/>
+      <w:lvlJc w:val="left"/>
+      <w:pPr>
+        <w:ind w:left="1800" w:hanging="360"/>
+      </w:pPr>
+    </w:lvl>
+    <w:lvl w:ilvl="2" w:tplc="0409001B" w:tentative="1">
+      <w:start w:val="1"/>
+      <w:numFmt w:val="lowerRoman"/>
+      <w:lvlText w:val="%3."/>
+      <w:lvlJc w:val="right"/>
+      <w:pPr>
+        <w:ind w:left="2520" w:hanging="180"/>
+      </w:pPr>
+    </w:lvl>
+    <w:lvl w:ilvl="3" w:tplc="0409000F" w:tentative="1">
+      <w:start w:val="1"/>
+      <w:numFmt w:val="decimal"/>
+      <w:lvlText w:val="%4."/>
+      <w:lvlJc w:val="left"/>
+      <w:pPr>
+        <w:ind w:left="3240" w:hanging="360"/>
+      </w:pPr>
+    </w:lvl>
+    <w:lvl w:ilvl="4" w:tplc="04090019" w:tentative="1">
+      <w:start w:val="1"/>
+      <w:numFmt w:val="lowerLetter"/>
+      <w:lvlText w:val="%5."/>
+      <w:lvlJc w:val="left"/>
+      <w:pPr>
+        <w:ind w:left="3960" w:hanging="360"/>
+      </w:pPr>
+    </w:lvl>
+    <w:lvl w:ilvl="5" w:tplc="0409001B" w:tentative="1">
+      <w:start w:val="1"/>
+      <w:numFmt w:val="lowerRoman"/>
+      <w:lvlText w:val="%6."/>
+      <w:lvlJc w:val="right"/>
+      <w:pPr>
+        <w:ind w:left="4680" w:hanging="180"/>
+      </w:pPr>
+    </w:lvl>
+    <w:lvl w:ilvl="6" w:tplc="0409000F" w:tentative="1">
+      <w:start w:val="1"/>
+      <w:numFmt w:val="decimal"/>
+      <w:lvlText w:val="%7."/>
+      <w:lvlJc w:val="left"/>
+      <w:pPr>
+        <w:ind w:left="5400" w:hanging="360"/>
+      </w:pPr>
+    </w:lvl>
+    <w:lvl w:ilvl="7" w:tplc="04090019" w:tentative="1">
+      <w:start w:val="1"/>
+      <w:numFmt w:val="lowerLetter"/>
+      <w:lvlText w:val="%8."/>
+      <w:lvlJc w:val="left"/>
+      <w:pPr>
+        <w:ind w:left="6120" w:hanging="360"/>
+      </w:pPr>
+    </w:lvl>
+    <w:lvl w:ilvl="8" w:tplc="0409001B" w:tentative="1">
+      <w:start w:val="1"/>
+      <w:numFmt w:val="lowerRoman"/>
+      <w:lvlText w:val="%9."/>
+      <w:lvlJc w:val="right"/>
+      <w:pPr>
+        <w:ind w:left="6840" w:hanging="180"/>
+      </w:pPr>
+    </w:lvl>
+  </w:abstractNum>
+  <w:abstractNum w:abstractNumId="10" w15:restartNumberingAfterBreak="0">
     <w:nsid w:val="1BD625C7"/>
     <w:multiLevelType w:val="hybridMultilevel"/>
     <w:tmpl w:val="8E60811C"/>
@@ -7848,6 +8683,9 @@
     <w:abstractNumId w:val="0"/>
   </w:num>
   <w:num w:numId="10" w16cid:durableId="894244716">
+    <w:abstractNumId w:val="10"/>
+  </w:num>
+  <w:num w:numId="11" w16cid:durableId="245505639">
     <w:abstractNumId w:val="9"/>
   </w:num>
 </w:numbering>

--- a/โมเดลที่จะเอาไปใช้ต่อ/คู่มือผู้ใช้งาน/LightGBM_V5_User_Manual_TH.docx
+++ b/โมเดลที่จะเอาไปใช้ต่อ/คู่มือผู้ใช้งาน/LightGBM_V5_User_Manual_TH.docx
@@ -1951,7 +1951,6 @@
           <w:szCs w:val="36"/>
         </w:rPr>
       </w:pPr>
-      <w:proofErr w:type="gramStart"/>
       <w:r>
         <w:rPr>
           <w:rFonts w:ascii="TH SarabunPSK" w:hAnsi="TH SarabunPSK" w:cs="TH SarabunPSK" w:hint="cs"/>
@@ -1959,17 +1958,7 @@
           <w:sz w:val="36"/>
           <w:szCs w:val="36"/>
         </w:rPr>
-        <w:t>โมเดลตอบกลับเป็นความเสี่ยง เช่น 0.72 หรือ 72</w:t>
-      </w:r>
-      <w:proofErr w:type="gramEnd"/>
-      <w:r>
-        <w:rPr>
-          <w:rFonts w:ascii="TH SarabunPSK" w:hAnsi="TH SarabunPSK" w:cs="TH SarabunPSK" w:hint="cs"/>
-          <w:color w:val="auto"/>
-          <w:sz w:val="36"/>
-          <w:szCs w:val="36"/>
-        </w:rPr>
-        <w:t>%</w:t>
+        <w:t>โมเดลตอบกลับเป็นความเสี่ยง เช่น 0.72 หรือ 72%</w:t>
       </w:r>
     </w:p>
     <w:p>
@@ -3238,27 +3227,7 @@
                 <w:sz w:val="36"/>
                 <w:szCs w:val="36"/>
               </w:rPr>
-              <w:t xml:space="preserve">โมเดลจับเคสเสี่ยงไม่ทัน, อาจต้องเพิ่ม feature เช่น return reason, product defect, call center </w:t>
-            </w:r>
-            <w:proofErr w:type="gramStart"/>
-            <w:r>
-              <w:rPr>
-                <w:rFonts w:ascii="TH SarabunPSK" w:hAnsi="TH SarabunPSK" w:cs="TH SarabunPSK" w:hint="cs"/>
-                <w:color w:val="auto"/>
-                <w:sz w:val="36"/>
-                <w:szCs w:val="36"/>
-              </w:rPr>
-              <w:t>note</w:t>
-            </w:r>
-            <w:proofErr w:type="gramEnd"/>
-            <w:r>
-              <w:rPr>
-                <w:rFonts w:ascii="TH SarabunPSK" w:hAnsi="TH SarabunPSK" w:cs="TH SarabunPSK" w:hint="cs"/>
-                <w:color w:val="auto"/>
-                <w:sz w:val="36"/>
-                <w:szCs w:val="36"/>
-              </w:rPr>
-              <w:t xml:space="preserve"> หรือปรับ threshold ให้เข้มขึ้น</w:t>
+              <w:t>โมเดลจับเคสเสี่ยงไม่ทัน, อาจต้องเพิ่ม feature เช่น return reason, product defect, call center note หรือปรับ threshold ให้เข้มขึ้น</w:t>
             </w:r>
           </w:p>
         </w:tc>
@@ -3349,7 +3318,6 @@
                 <w:szCs w:val="36"/>
               </w:rPr>
             </w:pPr>
-            <w:proofErr w:type="gramStart"/>
             <w:r>
               <w:rPr>
                 <w:rFonts w:ascii="TH SarabunPSK" w:hAnsi="TH SarabunPSK" w:cs="TH SarabunPSK" w:hint="cs"/>
@@ -3358,17 +3326,7 @@
                 <w:szCs w:val="36"/>
               </w:rPr>
               <w:lastRenderedPageBreak/>
-              <w:t>ต้อง update</w:t>
-            </w:r>
-            <w:proofErr w:type="gramEnd"/>
-            <w:r>
-              <w:rPr>
-                <w:rFonts w:ascii="TH SarabunPSK" w:hAnsi="TH SarabunPSK" w:cs="TH SarabunPSK" w:hint="cs"/>
-                <w:color w:val="auto"/>
-                <w:sz w:val="36"/>
-                <w:szCs w:val="36"/>
-              </w:rPr>
-              <w:t xml:space="preserve"> mapping, เพิ่มค่าใหม่ใน feature </w:t>
+              <w:t xml:space="preserve">ต้อง update mapping, เพิ่มค่าใหม่ใน feature </w:t>
             </w:r>
             <w:r>
               <w:rPr>
@@ -3652,7 +3610,6 @@
           <w:szCs w:val="36"/>
         </w:rPr>
       </w:pPr>
-      <w:proofErr w:type="gramStart"/>
       <w:r>
         <w:rPr>
           <w:rFonts w:ascii="TH SarabunPSK" w:hAnsi="TH SarabunPSK" w:cs="TH SarabunPSK" w:hint="cs"/>
@@ -3662,7 +3619,6 @@
         </w:rPr>
         <w:t>เมื่อบริษัทให้ข้อมูลจริงมาแล้ว ไม่ควรเอาโมเดลเดิมไปใช้ทันทีแบบไม่ตรวจ เพราะข้อมูลจริงอาจมีชื่อ column, รูปแบบข้อมูล, สัดส่วน return, หมวดสินค้า หรือพฤติกรรมลูกค้าต่างจาก dataset ทดลอง</w:t>
       </w:r>
-      <w:proofErr w:type="gramEnd"/>
     </w:p>
     <w:p>
       <w:pPr>
@@ -5891,7 +5847,6 @@
           <w:szCs w:val="36"/>
         </w:rPr>
       </w:pPr>
-      <w:proofErr w:type="gramStart"/>
       <w:r>
         <w:rPr>
           <w:rFonts w:ascii="TH SarabunPSK" w:hAnsi="TH SarabunPSK" w:cs="TH SarabunPSK" w:hint="cs"/>
@@ -5901,7 +5856,6 @@
         </w:rPr>
         <w:t>ต้องเก็บผล predict และผลจริงไว้ตรวจย้อนหลัง</w:t>
       </w:r>
-      <w:proofErr w:type="gramEnd"/>
     </w:p>
     <w:p>
       <w:pPr>
@@ -6533,27 +6487,7 @@
           <w:sz w:val="36"/>
           <w:szCs w:val="36"/>
         </w:rPr>
-        <w:t xml:space="preserve">ตอนนี้งานที่ส่งต่อได้คือโมเดล LightGBM V5 พร้อมไฟล์ประกอบสำหรับ train/test และผลประเมินบน SETC S1 กับ SETD S3 โมเดลนี้เหมาะใช้เป็น baseline สำหรับระบบทำนายความเสี่ยงการคืนสินค้า แต่เมื่อมีข้อมูลจริงของบริษัทเข้ามา ต้อง map </w:t>
-      </w:r>
-      <w:proofErr w:type="gramStart"/>
-      <w:r>
-        <w:rPr>
-          <w:rFonts w:ascii="TH SarabunPSK" w:hAnsi="TH SarabunPSK" w:cs="TH SarabunPSK" w:hint="cs"/>
-          <w:color w:val="auto"/>
-          <w:sz w:val="36"/>
-          <w:szCs w:val="36"/>
-        </w:rPr>
-        <w:t>feature, ตรวจคุณภาพข้อมูล</w:t>
-      </w:r>
-      <w:proofErr w:type="gramEnd"/>
-      <w:r>
-        <w:rPr>
-          <w:rFonts w:ascii="TH SarabunPSK" w:hAnsi="TH SarabunPSK" w:cs="TH SarabunPSK" w:hint="cs"/>
-          <w:color w:val="auto"/>
-          <w:sz w:val="36"/>
-          <w:szCs w:val="36"/>
-        </w:rPr>
-        <w:t>, retrain, tune threshold และทดสอบอีกครั้งก่อนใช้จริงใน production</w:t>
+        <w:t>ตอนนี้งานที่ส่งต่อได้คือโมเดล LightGBM V5 พร้อมไฟล์ประกอบสำหรับ train/test และผลประเมินบน SETC S1 กับ SETD S3 โมเดลนี้เหมาะใช้เป็น baseline สำหรับระบบทำนายความเสี่ยงการคืนสินค้า แต่เมื่อมีข้อมูลจริงของบริษัทเข้ามา ต้อง map feature, ตรวจคุณภาพข้อมูล, retrain, tune threshold และทดสอบอีกครั้งก่อนใช้จริงใน production</w:t>
       </w:r>
     </w:p>
     <w:tbl>
@@ -6979,7 +6913,7 @@
           </mc:Choice>
           <mc:Fallback>
             <w:pict>
-              <v:shapetype w14:anchorId="024079DF" id="_x0000_t13" coordsize="21600,21600" o:spt="13" adj="16200,5400" path="m@0,l@0@1,0@1,0@2@0@2@0,21600,21600,10800xe">
+              <v:shapetype w14:anchorId="7706D9AA" id="_x0000_t13" coordsize="21600,21600" o:spt="13" adj="16200,5400" path="m@0,l@0@1,0@1,0@2@0@2@0,21600,21600,10800xe">
                 <v:stroke joinstyle="miter"/>
                 <v:formulas>
                   <v:f eqn="val #0"/>
@@ -7101,7 +7035,7 @@
           <w:noProof/>
         </w:rPr>
         <w:drawing>
-          <wp:anchor distT="0" distB="0" distL="114300" distR="114300" simplePos="0" relativeHeight="251657216" behindDoc="0" locked="0" layoutInCell="1" allowOverlap="1" wp14:anchorId="17B1D808" wp14:editId="1CB960EF">
+          <wp:anchor distT="0" distB="0" distL="114300" distR="114300" simplePos="0" relativeHeight="251656192" behindDoc="0" locked="0" layoutInCell="1" allowOverlap="1" wp14:anchorId="17B1D808" wp14:editId="1CB960EF">
             <wp:simplePos x="0" y="0"/>
             <wp:positionH relativeFrom="column">
               <wp:posOffset>236220</wp:posOffset>
@@ -7163,7 +7097,7 @@
         <mc:AlternateContent>
           <mc:Choice Requires="wps">
             <w:drawing>
-              <wp:anchor distT="0" distB="0" distL="114300" distR="114300" simplePos="0" relativeHeight="251660288" behindDoc="0" locked="0" layoutInCell="1" allowOverlap="1" wp14:anchorId="0EC862E1" wp14:editId="3886121A">
+              <wp:anchor distT="0" distB="0" distL="114300" distR="114300" simplePos="0" relativeHeight="251659264" behindDoc="0" locked="0" layoutInCell="1" allowOverlap="1" wp14:anchorId="0EC862E1" wp14:editId="3886121A">
                 <wp:simplePos x="0" y="0"/>
                 <wp:positionH relativeFrom="column">
                   <wp:posOffset>1223645</wp:posOffset>
@@ -7228,7 +7162,7 @@
           </mc:Choice>
           <mc:Fallback>
             <w:pict>
-              <v:shape w14:anchorId="2CAFDF73" id="Arrow: Right 1" o:spid="_x0000_s1026" type="#_x0000_t13" style="position:absolute;margin-left:96.35pt;margin-top:188.55pt;width:39pt;height:26.7pt;rotation:1323328fd;z-index:251660288;visibility:visible;mso-wrap-style:square;mso-width-percent:0;mso-height-percent:0;mso-wrap-distance-left:9pt;mso-wrap-distance-top:0;mso-wrap-distance-right:9pt;mso-wrap-distance-bottom:0;mso-position-horizontal:absolute;mso-position-horizontal-relative:text;mso-position-vertical:absolute;mso-position-vertical-relative:text;mso-width-percent:0;mso-height-percent:0;mso-width-relative:margin;mso-height-relative:margin;v-text-anchor:middle" o:gfxdata="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" adj="14206" fillcolor="#e00" strokecolor="#0a121c [484]" strokeweight="2pt"/>
+              <v:shape w14:anchorId="2AFD1196" id="Arrow: Right 1" o:spid="_x0000_s1026" type="#_x0000_t13" style="position:absolute;margin-left:96.35pt;margin-top:188.55pt;width:39pt;height:26.7pt;rotation:1323328fd;z-index:251659264;visibility:visible;mso-wrap-style:square;mso-width-percent:0;mso-height-percent:0;mso-wrap-distance-left:9pt;mso-wrap-distance-top:0;mso-wrap-distance-right:9pt;mso-wrap-distance-bottom:0;mso-position-horizontal:absolute;mso-position-horizontal-relative:text;mso-position-vertical:absolute;mso-position-vertical-relative:text;mso-width-percent:0;mso-height-percent:0;mso-width-relative:margin;mso-height-relative:margin;v-text-anchor:middle" o:gfxdata="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" adj="14206" fillcolor="#e00" strokecolor="#0a121c [484]" strokeweight="2pt"/>
             </w:pict>
           </mc:Fallback>
         </mc:AlternateContent>
@@ -7493,7 +7427,7 @@
           </mc:Choice>
           <mc:Fallback>
             <w:pict>
-              <v:shape w14:anchorId="0312409A" id="Arrow: Right 1" o:spid="_x0000_s1026" type="#_x0000_t13" style="position:absolute;margin-left:301.15pt;margin-top:187.9pt;width:39pt;height:26.7pt;rotation:2278439fd;z-index:251662336;visibility:visible;mso-wrap-style:square;mso-width-percent:0;mso-height-percent:0;mso-wrap-distance-left:9pt;mso-wrap-distance-top:0;mso-wrap-distance-right:9pt;mso-wrap-distance-bottom:0;mso-position-horizontal:absolute;mso-position-horizontal-relative:text;mso-position-vertical:absolute;mso-position-vertical-relative:text;mso-width-percent:0;mso-height-percent:0;mso-width-relative:margin;mso-height-relative:margin;v-text-anchor:middle" o:gfxdata="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" adj="14206" fillcolor="#e00" strokecolor="#0a121c [484]" strokeweight="2pt"/>
+              <v:shape w14:anchorId="64C5E1FA" id="Arrow: Right 1" o:spid="_x0000_s1026" type="#_x0000_t13" style="position:absolute;margin-left:301.15pt;margin-top:187.9pt;width:39pt;height:26.7pt;rotation:2278439fd;z-index:251662336;visibility:visible;mso-wrap-style:square;mso-width-percent:0;mso-height-percent:0;mso-wrap-distance-left:9pt;mso-wrap-distance-top:0;mso-wrap-distance-right:9pt;mso-wrap-distance-bottom:0;mso-position-horizontal:absolute;mso-position-horizontal-relative:text;mso-position-vertical:absolute;mso-position-vertical-relative:text;mso-width-percent:0;mso-height-percent:0;mso-width-relative:margin;mso-height-relative:margin;v-text-anchor:middle" o:gfxdata="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" adj="14206" fillcolor="#e00" strokecolor="#0a121c [484]" strokeweight="2pt"/>
             </w:pict>
           </mc:Fallback>
         </mc:AlternateContent>
@@ -7589,20 +7523,6 @@
     </w:p>
     <w:p>
       <w:pPr>
-        <w:pStyle w:val="ListParagraph"/>
-        <w:tabs>
-          <w:tab w:val="left" w:pos="7932"/>
-        </w:tabs>
-        <w:rPr>
-          <w:rFonts w:ascii="TH SarabunPSK" w:hAnsi="TH SarabunPSK" w:cs="TH SarabunPSK"/>
-          <w:sz w:val="36"/>
-          <w:szCs w:val="36"/>
-        </w:rPr>
-      </w:pPr>
-    </w:p>
-    <w:p>
-      <w:pPr>
-        <w:pStyle w:val="ListParagraph"/>
         <w:tabs>
           <w:tab w:val="left" w:pos="7932"/>
         </w:tabs>
@@ -7783,25 +7703,7 @@
           <w:sz w:val="36"/>
           <w:szCs w:val="36"/>
         </w:rPr>
-        <w:t xml:space="preserve">docker </w:t>
-      </w:r>
-      <w:proofErr w:type="gramStart"/>
-      <w:r>
-        <w:rPr>
-          <w:rFonts w:ascii="TH SarabunPSK" w:hAnsi="TH SarabunPSK" w:cs="TH SarabunPSK"/>
-          <w:sz w:val="36"/>
-          <w:szCs w:val="36"/>
-        </w:rPr>
-        <w:t>compose</w:t>
-      </w:r>
-      <w:proofErr w:type="gramEnd"/>
-      <w:r>
-        <w:rPr>
-          <w:rFonts w:ascii="TH SarabunPSK" w:hAnsi="TH SarabunPSK" w:cs="TH SarabunPSK"/>
-          <w:sz w:val="36"/>
-          <w:szCs w:val="36"/>
-        </w:rPr>
-        <w:t xml:space="preserve"> up -d</w:t>
+        <w:t>docker compose up -d</w:t>
       </w:r>
     </w:p>
     <w:p>
@@ -8181,7 +8083,6 @@
           <w:sz w:val="36"/>
           <w:szCs w:val="36"/>
         </w:rPr>
-        <w:lastRenderedPageBreak/>
         <w:t xml:space="preserve">        </w:t>
       </w:r>
       <w:r>
